--- a/drafts/sir-directed-hypergraphs/part1-introduction.docx
+++ b/drafts/sir-directed-hypergraphs/part1-introduction.docx
@@ -49,7 +49,30 @@
           <w:rFonts w:ascii="Times New Roman" w:cs="Times New Roman" w:eastAsia="SimSun" w:hAnsi="Times New Roman"/>
           <w:color w:val="3A4A5A"/>
         </w:rPr>
-        <w:t xml:space="preserve">草稿版本 v1 · 对应大纲 I.1 / I.2 · 全部文献已过 cite-verify 核验（43/43 命中，0 未找到）</w:t>
+        <w:t xml:space="preserve">草稿版本 v2 · 对应大纲 I.1 / I.2 · 全部文献已过 cite-verify 核验（46/46 命中，0 未找到）</w:t>
+      </w:r>
+    </w:p>
+    <w:p>
+      <w:pPr>
+        <w:pBdr>
+          <w:left w:val="single" w:color="9AAFC4" w:sz="12" w:space="8"/>
+        </w:pBdr>
+        <w:spacing w:after="60" w:before="60" w:line="300"/>
+        <w:ind w:left="360"/>
+      </w:pPr>
+      <w:r>
+        <w:rPr>
+          <w:rFonts w:ascii="Times New Roman" w:cs="Times New Roman" w:eastAsia="SimSun" w:hAnsi="Times New Roman"/>
+          <w:color w:val="3A4A5A"/>
+        </w:rPr>
+        <w:t xml:space="preserve">v2 改动：按第二轮全库检索收窄空白声明与 C1/C3；α 定义见 </w:t>
+      </w:r>
+      <w:r>
+        <w:rPr>
+          <w:rFonts w:ascii="Consolas" w:eastAsia="SimSun" w:hAnsi="Consolas"/>
+          <w:color w:val="3A4A5A"/>
+        </w:rPr>
+        <w:t xml:space="preserve">alpha-definition.md</w:t>
       </w:r>
     </w:p>
     <w:p>
@@ -353,7 +376,21 @@
         <w:rPr>
           <w:rFonts w:ascii="Times New Roman" w:cs="Times New Roman" w:eastAsia="SimSun" w:hAnsi="Times New Roman"/>
         </w:rPr>
-        <w:t xml:space="preserve">被证明是驱动爆炸式转变的关键结构量 [malizia2025overlap]；</w:t>
+        <w:t xml:space="preserve">被证明是决定转变是否爆炸式的关键结构量——且方向与直觉相反：</w:t>
+      </w:r>
+      <w:r>
+        <w:rPr>
+          <w:rFonts w:ascii="Times New Roman" w:cs="Times New Roman" w:eastAsia="SimSun" w:hAnsi="Times New Roman"/>
+          <w:b/>
+          <w:bCs/>
+        </w:rPr>
+        <w:t xml:space="preserve">低</w:t>
+      </w:r>
+      <w:r>
+        <w:rPr>
+          <w:rFonts w:ascii="Times New Roman" w:cs="Times New Roman" w:eastAsia="SimSun" w:hAnsi="Times New Roman"/>
+        </w:rPr>
+        <w:t xml:space="preserve">阶内重叠才导致爆炸性与双稳 [malizia2025overlap]；其组织被整理为一个超边重叠矩阵，对角元为阶内重叠、非对角元为阶间重叠 [lamataotin2025matrix]；</w:t>
       </w:r>
     </w:p>
     <w:p>
@@ -369,88 +406,21 @@
         <w:rPr>
           <w:rFonts w:ascii="Times New Roman" w:cs="Times New Roman" w:eastAsia="SimSun" w:hAnsi="Times New Roman"/>
         </w:rPr>
-        <w:t xml:space="preserve">渗流一侧亦已建立：超图渗流的一般理论 [bianconi2024percolation]、多重超图上的高阶渗流 [sun2021multiplex]、以及三元相互作用下的动态渗流 [sun2023triadic]。</w:t>
-      </w:r>
-    </w:p>
-    <w:p>
-      <w:pPr>
-        <w:spacing w:after="120" w:before="120" w:line="320"/>
-        <w:jc w:val="both"/>
-      </w:pPr>
-      <w:r>
-        <w:rPr>
-          <w:rFonts w:ascii="Times New Roman" w:cs="Times New Roman" w:eastAsia="SimSun" w:hAnsi="Times New Roman"/>
-        </w:rPr>
-        <w:t xml:space="preserve">该领域已有系统综述 [dearruda2024review]。但这些工作</w:t>
-      </w:r>
-      <w:r>
-        <w:rPr>
-          <w:rFonts w:ascii="Times New Roman" w:cs="Times New Roman" w:eastAsia="SimSun" w:hAnsi="Times New Roman"/>
-          <w:b/>
-          <w:bCs/>
-        </w:rPr>
-        <w:t xml:space="preserve">几乎无一例外地共享同一前提：超边是无向的</w:t>
-      </w:r>
-      <w:r>
-        <w:rPr>
-          <w:rFonts w:ascii="Times New Roman" w:cs="Times New Roman" w:eastAsia="SimSun" w:hAnsi="Times New Roman"/>
-        </w:rPr>
-        <w:t xml:space="preserve">——一条超边内的所有节点对称地相互施加影响。</w:t>
-      </w:r>
-    </w:p>
-    <w:p>
-      <w:pPr>
-        <w:pStyle w:val="Heading3"/>
-        <w:spacing w:after="160" w:before="300"/>
-      </w:pPr>
-      <w:r>
-        <w:rPr>
-          <w:rFonts w:ascii="Times New Roman" w:cs="Times New Roman" w:eastAsia="SimSun" w:hAnsi="Times New Roman"/>
-          <w:b/>
-          <w:bCs/>
-          <w:color w:val="1A1A1A"/>
-          <w:sz w:val="23"/>
-          <w:szCs w:val="23"/>
-        </w:rPr>
-        <w:t xml:space="preserve">空白：结构已经有向化，动力学还没有</w:t>
-      </w:r>
-    </w:p>
-    <w:p>
-      <w:pPr>
-        <w:spacing w:after="120" w:before="120" w:line="320"/>
-        <w:jc w:val="both"/>
-      </w:pPr>
-      <w:r>
-        <w:rPr>
-          <w:rFonts w:ascii="Times New Roman" w:cs="Times New Roman" w:eastAsia="SimSun" w:hAnsi="Times New Roman"/>
-        </w:rPr>
-        <w:t xml:space="preserve">现实中的高阶交互往往是不对称的。代谢与化学反应网络天然由底物集指向产物集 [klamt2009]；引用与合作数据中，"一组作者引用一组文献"同样是尾→头的 [benson2018]；有向超图作为数据结构在运筹与算法领域已有三十余年历史 [gallo1993]。</w:t>
-      </w:r>
-    </w:p>
-    <w:p>
-      <w:pPr>
-        <w:spacing w:after="120" w:before="120" w:line="320"/>
-        <w:jc w:val="both"/>
-      </w:pPr>
-      <w:r>
-        <w:rPr>
-          <w:rFonts w:ascii="Times New Roman" w:cs="Times New Roman" w:eastAsia="SimSun" w:hAnsi="Times New Roman"/>
-        </w:rPr>
-        <w:t xml:space="preserve">真正的转折发生在最近两年——</w:t>
-      </w:r>
-      <w:r>
-        <w:rPr>
-          <w:rFonts w:ascii="Times New Roman" w:cs="Times New Roman" w:eastAsia="SimSun" w:hAnsi="Times New Roman"/>
-          <w:b/>
-          <w:bCs/>
-        </w:rPr>
-        <w:t xml:space="preserve">有向超图的结构侧正在被迅速补齐</w:t>
-      </w:r>
-      <w:r>
-        <w:rPr>
-          <w:rFonts w:ascii="Times New Roman" w:cs="Times New Roman" w:eastAsia="SimSun" w:hAnsi="Times New Roman"/>
-        </w:rPr>
-        <w:t xml:space="preserve">：</w:t>
+        <w:t xml:space="preserve">群体级房室框架（GBCM）进一步把</w:t>
+      </w:r>
+      <w:r>
+        <w:rPr>
+          <w:rFonts w:ascii="Times New Roman" w:cs="Times New Roman" w:eastAsia="SimSun" w:hAnsi="Times New Roman"/>
+          <w:b/>
+          <w:bCs/>
+        </w:rPr>
+        <w:t xml:space="preserve">跨阶相关</w:t>
+      </w:r>
+      <w:r>
+        <w:rPr>
+          <w:rFonts w:ascii="Times New Roman" w:cs="Times New Roman" w:eastAsia="SimSun" w:hAnsi="Times New Roman"/>
+        </w:rPr>
+        <w:t xml:space="preserve">解析地纳入不可逆传播，并指出阶间相关驱动系统沿不同路径走向爆炸式传播 [malizia2025gbcm]；</w:t>
       </w:r>
     </w:p>
     <w:p>
@@ -466,7 +436,88 @@
         <w:rPr>
           <w:rFonts w:ascii="Times New Roman" w:cs="Times New Roman" w:eastAsia="SimSun" w:hAnsi="Times New Roman"/>
         </w:rPr>
-        <w:t xml:space="preserve">真实有向超图的微观组织（超边指纹、高阶互惠性、有向 motif）已在比特币交易、代谢网络与引用数据上被系统刻画 [lotito2026directed]；</w:t>
+        <w:t xml:space="preserve">渗流一侧亦已建立：超图渗流的一般理论 [bianconi2024percolation]、多重超图上的高阶渗流 [sun2021multiplex]、以及三元相互作用下的动态渗流 [sun2023triadic]。</w:t>
+      </w:r>
+    </w:p>
+    <w:p>
+      <w:pPr>
+        <w:spacing w:after="120" w:before="120" w:line="320"/>
+        <w:jc w:val="both"/>
+      </w:pPr>
+      <w:r>
+        <w:rPr>
+          <w:rFonts w:ascii="Times New Roman" w:cs="Times New Roman" w:eastAsia="SimSun" w:hAnsi="Times New Roman"/>
+        </w:rPr>
+        <w:t xml:space="preserve">该领域已有系统综述 [dearruda2024review]。但这些工作</w:t>
+      </w:r>
+      <w:r>
+        <w:rPr>
+          <w:rFonts w:ascii="Times New Roman" w:cs="Times New Roman" w:eastAsia="SimSun" w:hAnsi="Times New Roman"/>
+          <w:b/>
+          <w:bCs/>
+        </w:rPr>
+        <w:t xml:space="preserve">几乎无一例外地共享同一前提：超边是无向的</w:t>
+      </w:r>
+      <w:r>
+        <w:rPr>
+          <w:rFonts w:ascii="Times New Roman" w:cs="Times New Roman" w:eastAsia="SimSun" w:hAnsi="Times New Roman"/>
+        </w:rPr>
+        <w:t xml:space="preserve">——一条超边内的所有节点对称地相互施加影响。</w:t>
+      </w:r>
+    </w:p>
+    <w:p>
+      <w:pPr>
+        <w:pStyle w:val="Heading3"/>
+        <w:spacing w:after="160" w:before="300"/>
+      </w:pPr>
+      <w:r>
+        <w:rPr>
+          <w:rFonts w:ascii="Times New Roman" w:cs="Times New Roman" w:eastAsia="SimSun" w:hAnsi="Times New Roman"/>
+          <w:b/>
+          <w:bCs/>
+          <w:color w:val="1A1A1A"/>
+          <w:sz w:val="23"/>
+          <w:szCs w:val="23"/>
+        </w:rPr>
+        <w:t xml:space="preserve">空白：有向超图上的传播已经起步，但只到均场</w:t>
+      </w:r>
+    </w:p>
+    <w:p>
+      <w:pPr>
+        <w:spacing w:after="120" w:before="120" w:line="320"/>
+        <w:jc w:val="both"/>
+      </w:pPr>
+      <w:r>
+        <w:rPr>
+          <w:rFonts w:ascii="Times New Roman" w:cs="Times New Roman" w:eastAsia="SimSun" w:hAnsi="Times New Roman"/>
+        </w:rPr>
+        <w:t xml:space="preserve">现实中的高阶交互往往是不对称的。代谢与化学反应网络天然由底物集指向产物集 [klamt2009]；引用与合作数据中，"一组作者引用一组文献"同样是尾→头的 [benson2018]；有向超图作为数据结构在运筹与算法领域已有三十余年历史 [gallo1993]。</w:t>
+      </w:r>
+    </w:p>
+    <w:p>
+      <w:pPr>
+        <w:spacing w:after="120" w:before="120" w:line="320"/>
+        <w:jc w:val="both"/>
+      </w:pPr>
+      <w:r>
+        <w:rPr>
+          <w:rFonts w:ascii="Times New Roman" w:cs="Times New Roman" w:eastAsia="SimSun" w:hAnsi="Times New Roman"/>
+        </w:rPr>
+        <w:t xml:space="preserve">真正的转折发生在最近两年——</w:t>
+      </w:r>
+      <w:r>
+        <w:rPr>
+          <w:rFonts w:ascii="Times New Roman" w:cs="Times New Roman" w:eastAsia="SimSun" w:hAnsi="Times New Roman"/>
+          <w:b/>
+          <w:bCs/>
+        </w:rPr>
+        <w:t xml:space="preserve">有向超图的结构侧正在被迅速补齐</w:t>
+      </w:r>
+      <w:r>
+        <w:rPr>
+          <w:rFonts w:ascii="Times New Roman" w:cs="Times New Roman" w:eastAsia="SimSun" w:hAnsi="Times New Roman"/>
+        </w:rPr>
+        <w:t xml:space="preserve">：</w:t>
       </w:r>
     </w:p>
     <w:p>
@@ -482,7 +533,7 @@
         <w:rPr>
           <w:rFonts w:ascii="Times New Roman" w:cs="Times New Roman" w:eastAsia="SimSun" w:hAnsi="Times New Roman"/>
         </w:rPr>
-        <w:t xml:space="preserve">谱中心性的有向/异质推广已经展开 [contrerasaso2024beyond]；</w:t>
+        <w:t xml:space="preserve">真实有向超图的微观组织（超边指纹、高阶互惠性、有向 motif）已在比特币交易、代谢网络与引用数据上被系统刻画 [lotito2026directed]；</w:t>
       </w:r>
     </w:p>
     <w:p>
@@ -498,7 +549,7 @@
         <w:rPr>
           <w:rFonts w:ascii="Times New Roman" w:cs="Times New Roman" w:eastAsia="SimSun" w:hAnsi="Times New Roman"/>
         </w:rPr>
-        <w:t xml:space="preserve">保持入/出度序列的有向超图均匀采样 [kraakman2026sampling] 与非退化零模型 [abuissa2026dinghy] 已经可用；无向侧的位形模型 [chodrow2020] 与保度保相关随机化 [nakajima2022randomizing] 更早就有；</w:t>
+        <w:t xml:space="preserve">谱中心性的有向/异质推广已经展开 [contrerasaso2024beyond]；</w:t>
       </w:r>
     </w:p>
     <w:p>
@@ -514,282 +565,7 @@
         <w:rPr>
           <w:rFonts w:ascii="Times New Roman" w:cs="Times New Roman" w:eastAsia="SimSun" w:hAnsi="Times New Roman"/>
         </w:rPr>
-        <w:t xml:space="preserve">高阶相关性（含时序记忆）的测量工具也已成型 [gallo2024memory]。</w:t>
-      </w:r>
-    </w:p>
-    <w:p>
-      <w:pPr>
-        <w:spacing w:after="120" w:before="120" w:line="320"/>
-        <w:jc w:val="both"/>
-      </w:pPr>
-      <w:r>
-        <w:rPr>
-          <w:rFonts w:ascii="Times New Roman" w:cs="Times New Roman" w:eastAsia="SimSun" w:hAnsi="Times New Roman"/>
-        </w:rPr>
-        <w:t xml:space="preserve">结构工具齐了，</w:t>
-      </w:r>
-      <w:r>
-        <w:rPr>
-          <w:rFonts w:ascii="Times New Roman" w:cs="Times New Roman" w:eastAsia="SimSun" w:hAnsi="Times New Roman"/>
-          <w:b/>
-          <w:bCs/>
-        </w:rPr>
-        <w:t xml:space="preserve">动力学理论却还是空的</w:t>
-      </w:r>
-      <w:r>
-        <w:rPr>
-          <w:rFonts w:ascii="Times New Roman" w:cs="Times New Roman" w:eastAsia="SimSun" w:hAnsi="Times New Roman"/>
-        </w:rPr>
-        <w:t xml:space="preserve">。据我们检索，尚无工作在有向超图上给出 SIR 的含时方程理论或渗流阈值理论。于是下面两个问题都还没有答案：</w:t>
-      </w:r>
-    </w:p>
-    <w:p>
-      <w:pPr>
-        <w:pBdr>
-          <w:left w:val="single" w:color="9AAFC4" w:sz="12" w:space="8"/>
-        </w:pBdr>
-        <w:spacing w:after="60" w:before="60" w:line="300"/>
-        <w:ind w:left="360"/>
-      </w:pPr>
-      <w:r>
-        <w:rPr>
-          <w:rFonts w:ascii="Times New Roman" w:cs="Times New Roman" w:eastAsia="SimSun" w:hAnsi="Times New Roman"/>
-          <w:b/>
-          <w:bCs/>
-          <w:color w:val="3A4A5A"/>
-        </w:rPr>
-        <w:t xml:space="preserve">(Q1)</w:t>
-      </w:r>
-      <w:r>
-        <w:rPr>
-          <w:rFonts w:ascii="Times New Roman" w:cs="Times New Roman" w:eastAsia="SimSun" w:hAnsi="Times New Roman"/>
-          <w:color w:val="3A4A5A"/>
-        </w:rPr>
-        <w:t xml:space="preserve"> 尾集 </w:t>
-      </w:r>
-      <w:r>
-        <w:rPr>
-          <w:rFonts w:ascii="Cambria Math" w:eastAsia="SimSun" w:hAnsi="Cambria Math"/>
-          <w:i/>
-          <w:iCs/>
-          <w:color w:val="3A4A5A"/>
-        </w:rPr>
-        <w:t xml:space="preserve">T</w:t>
-      </w:r>
-      <w:r>
-        <w:rPr>
-          <w:rFonts w:ascii="Cambria Math" w:eastAsia="SimSun" w:hAnsi="Cambria Math"/>
-          <w:i w:val="false"/>
-          <w:iCs w:val="false"/>
-          <w:color w:val="3A4A5A"/>
-        </w:rPr>
-        <w:t xml:space="preserve">(</w:t>
-      </w:r>
-      <w:r>
-        <w:rPr>
-          <w:rFonts w:ascii="Cambria Math" w:eastAsia="SimSun" w:hAnsi="Cambria Math"/>
-          <w:i/>
-          <w:iCs/>
-          <w:color w:val="3A4A5A"/>
-        </w:rPr>
-        <w:t xml:space="preserve">e</w:t>
-      </w:r>
-      <w:r>
-        <w:rPr>
-          <w:rFonts w:ascii="Cambria Math" w:eastAsia="SimSun" w:hAnsi="Cambria Math"/>
-          <w:i w:val="false"/>
-          <w:iCs w:val="false"/>
-          <w:color w:val="3A4A5A"/>
-        </w:rPr>
-        <w:t xml:space="preserve">)</w:t>
-      </w:r>
-      <w:r>
-        <w:rPr>
-          <w:rFonts w:ascii="Times New Roman" w:cs="Times New Roman" w:eastAsia="SimSun" w:hAnsi="Times New Roman"/>
-          <w:color w:val="3A4A5A"/>
-        </w:rPr>
-        <w:t xml:space="preserve"> → 头集 </w:t>
-      </w:r>
-      <w:r>
-        <w:rPr>
-          <w:rFonts w:ascii="Cambria Math" w:eastAsia="SimSun" w:hAnsi="Cambria Math"/>
-          <w:i/>
-          <w:iCs/>
-          <w:color w:val="3A4A5A"/>
-        </w:rPr>
-        <w:t xml:space="preserve">H</w:t>
-      </w:r>
-      <w:r>
-        <w:rPr>
-          <w:rFonts w:ascii="Cambria Math" w:eastAsia="SimSun" w:hAnsi="Cambria Math"/>
-          <w:i w:val="false"/>
-          <w:iCs w:val="false"/>
-          <w:color w:val="3A4A5A"/>
-        </w:rPr>
-        <w:t xml:space="preserve">(</w:t>
-      </w:r>
-      <w:r>
-        <w:rPr>
-          <w:rFonts w:ascii="Cambria Math" w:eastAsia="SimSun" w:hAnsi="Cambria Math"/>
-          <w:i/>
-          <w:iCs/>
-          <w:color w:val="3A4A5A"/>
-        </w:rPr>
-        <w:t xml:space="preserve">e</w:t>
-      </w:r>
-      <w:r>
-        <w:rPr>
-          <w:rFonts w:ascii="Cambria Math" w:eastAsia="SimSun" w:hAnsi="Cambria Math"/>
-          <w:i w:val="false"/>
-          <w:iCs w:val="false"/>
-          <w:color w:val="3A4A5A"/>
-        </w:rPr>
-        <w:t xml:space="preserve">)</w:t>
-      </w:r>
-      <w:r>
-        <w:rPr>
-          <w:rFonts w:ascii="Times New Roman" w:cs="Times New Roman" w:eastAsia="SimSun" w:hAnsi="Times New Roman"/>
-          <w:color w:val="3A4A5A"/>
-        </w:rPr>
-        <w:t xml:space="preserve"> 的方向性如何进入高阶传播的爆发阈值？</w:t>
-      </w:r>
-    </w:p>
-    <w:p>
-      <w:pPr>
-        <w:pBdr>
-          <w:left w:val="single" w:color="9AAFC4" w:sz="12" w:space="8"/>
-        </w:pBdr>
-        <w:spacing w:after="60" w:before="60" w:line="300"/>
-        <w:ind w:left="360"/>
-      </w:pPr>
-      <w:r>
-        <w:rPr>
-          <w:rFonts w:ascii="Times New Roman" w:cs="Times New Roman" w:eastAsia="SimSun" w:hAnsi="Times New Roman"/>
-          <w:b/>
-          <w:bCs/>
-          <w:color w:val="3A4A5A"/>
-        </w:rPr>
-        <w:t xml:space="preserve">(Q2)</w:t>
-      </w:r>
-      <w:r>
-        <w:rPr>
-          <w:rFonts w:ascii="Times New Roman" w:cs="Times New Roman" w:eastAsia="SimSun" w:hAnsi="Times New Roman"/>
-          <w:color w:val="3A4A5A"/>
-        </w:rPr>
-        <w:t xml:space="preserve"> 当"入出度相关" </w:t>
-      </w:r>
-      <w:r>
-        <w:rPr>
-          <w:rFonts w:ascii="Cambria Math" w:eastAsia="SimSun" w:hAnsi="Cambria Math"/>
-          <w:i/>
-          <w:iCs/>
-          <w:color w:val="3A4A5A"/>
-        </w:rPr>
-        <w:t xml:space="preserve">r</w:t>
-      </w:r>
-      <w:r>
-        <w:rPr>
-          <w:rFonts w:ascii="Cambria Math" w:eastAsia="SimSun" w:hAnsi="Cambria Math"/>
-          <w:i w:val="false"/>
-          <w:iCs w:val="false"/>
-          <w:color w:val="3A4A5A"/>
-          <w:vertAlign w:val="subscript"/>
-        </w:rPr>
-        <w:t xml:space="preserve">io</w:t>
-      </w:r>
-      <w:r>
-        <w:rPr>
-          <w:rFonts w:ascii="Times New Roman" w:cs="Times New Roman" w:eastAsia="SimSun" w:hAnsi="Times New Roman"/>
-          <w:color w:val="3A4A5A"/>
-        </w:rPr>
-        <w:t xml:space="preserve"> 与"阶间重叠" </w:t>
-      </w:r>
-      <w:r>
-        <w:rPr>
-          <w:rFonts w:ascii="Cambria Math" w:eastAsia="SimSun" w:hAnsi="Cambria Math"/>
-          <w:i w:val="false"/>
-          <w:iCs w:val="false"/>
-          <w:color w:val="3A4A5A"/>
-        </w:rPr>
-        <w:t xml:space="preserve">α</w:t>
-      </w:r>
-      <w:r>
-        <w:rPr>
-          <w:rFonts w:ascii="Times New Roman" w:cs="Times New Roman" w:eastAsia="SimSun" w:hAnsi="Times New Roman"/>
-          <w:color w:val="3A4A5A"/>
-        </w:rPr>
-        <w:t xml:space="preserve">——这两个只有在</w:t>
-      </w:r>
-      <w:r>
-        <w:rPr>
-          <w:rFonts w:ascii="Times New Roman" w:cs="Times New Roman" w:eastAsia="SimSun" w:hAnsi="Times New Roman"/>
-          <w:b/>
-          <w:bCs/>
-          <w:color w:val="3A4A5A"/>
-        </w:rPr>
-        <w:t xml:space="preserve">有向高阶</w:t>
-      </w:r>
-      <w:r>
-        <w:rPr>
-          <w:rFonts w:ascii="Times New Roman" w:cs="Times New Roman" w:eastAsia="SimSun" w:hAnsi="Times New Roman"/>
-          <w:color w:val="3A4A5A"/>
-        </w:rPr>
-        <w:t xml:space="preserve">结构中才能同时存在的自由度——被独立调节时，阈值与终态规模如何响应？</w:t>
-      </w:r>
-    </w:p>
-    <w:p>
-      <w:pPr>
-        <w:spacing w:after="120" w:before="120" w:line="320"/>
-        <w:jc w:val="both"/>
-      </w:pPr>
-      <w:r>
-        <w:rPr>
-          <w:rFonts w:ascii="Times New Roman" w:cs="Times New Roman" w:eastAsia="SimSun" w:hAnsi="Times New Roman"/>
-        </w:rPr>
-        <w:t xml:space="preserve">这两个问题不是把已有结果加一个箭头就能回答的。方向性一旦进入，"一条超边内部对称"这一前提失效：尾集的感染状态与头集的易感状态在演化中扮演不同角色，逐边占据概率不再对称，因而成对有向渗流的 in/out-component 分解 [boguna2005directed] 与无向超图渗流的自洽方程 [bianconi2024percolation] 都不能直接搬用。</w:t>
-      </w:r>
-    </w:p>
-    <w:p>
-      <w:pPr>
-        <w:pStyle w:val="Heading3"/>
-        <w:spacing w:after="160" w:before="300"/>
-      </w:pPr>
-      <w:r>
-        <w:rPr>
-          <w:rFonts w:ascii="Times New Roman" w:cs="Times New Roman" w:eastAsia="SimSun" w:hAnsi="Times New Roman"/>
-          <w:b/>
-          <w:bCs/>
-          <w:color w:val="1A1A1A"/>
-          <w:sz w:val="23"/>
-          <w:szCs w:val="23"/>
-        </w:rPr>
-        <w:t xml:space="preserve">本文的做法与贡献</w:t>
-      </w:r>
-    </w:p>
-    <w:p>
-      <w:pPr>
-        <w:spacing w:after="120" w:before="120" w:line="320"/>
-        <w:jc w:val="both"/>
-      </w:pPr>
-      <w:r>
-        <w:rPr>
-          <w:rFonts w:ascii="Times New Roman" w:cs="Times New Roman" w:eastAsia="SimSun" w:hAnsi="Times New Roman"/>
-        </w:rPr>
-        <w:t xml:space="preserve">我们在有向超图上沿两条</w:t>
-      </w:r>
-      <w:r>
-        <w:rPr>
-          <w:rFonts w:ascii="Times New Roman" w:cs="Times New Roman" w:eastAsia="SimSun" w:hAnsi="Times New Roman"/>
-          <w:b/>
-          <w:bCs/>
-        </w:rPr>
-        <w:t xml:space="preserve">互相独立</w:t>
-      </w:r>
-      <w:r>
-        <w:rPr>
-          <w:rFonts w:ascii="Times New Roman" w:cs="Times New Roman" w:eastAsia="SimSun" w:hAnsi="Times New Roman"/>
-        </w:rPr>
-        <w:t xml:space="preserve">的路径建立 SIR 理论，并证明二者在同一极限下相合：</w:t>
+        <w:t xml:space="preserve">保持入/出度序列的有向超图均匀采样 [kraakman2026sampling] 与非退化零模型 [abuissa2026dinghy] 已经可用；无向侧的位形模型 [chodrow2020] 与保度保相关随机化 [nakajima2022randomizing] 更早就有；</w:t>
       </w:r>
     </w:p>
     <w:p>
@@ -804,38 +580,169 @@
       <w:r>
         <w:rPr>
           <w:rFonts w:ascii="Times New Roman" w:cs="Times New Roman" w:eastAsia="SimSun" w:hAnsi="Times New Roman"/>
-          <w:b/>
-          <w:bCs/>
-        </w:rPr>
-        <w:t xml:space="preserve">C1（方程法）</w:t>
-      </w:r>
-      <w:r>
-        <w:rPr>
-          <w:rFonts w:ascii="Times New Roman" w:cs="Times New Roman" w:eastAsia="SimSun" w:hAnsi="Times New Roman"/>
-        </w:rPr>
-        <w:t xml:space="preserve"> 提出有向超图 SIR 的</w:t>
-      </w:r>
-      <w:r>
-        <w:rPr>
-          <w:rFonts w:ascii="Times New Roman" w:cs="Times New Roman" w:eastAsia="SimSun" w:hAnsi="Times New Roman"/>
-          <w:b/>
-          <w:bCs/>
-        </w:rPr>
-        <w:t xml:space="preserve">并发型 EBCM</w:t>
-      </w:r>
-      <w:r>
-        <w:rPr>
-          <w:rFonts w:ascii="Times New Roman" w:cs="Times New Roman" w:eastAsia="SimSun" w:hAnsi="Times New Roman"/>
-        </w:rPr>
-        <w:t xml:space="preserve"> 方程。关键困难在于一个头节点同时承受多条超边、多个尾成员的并发压力，闭合变量不能简单相乘；我们给出闭合方案、在 </w:t>
+        </w:rPr>
+        <w:t xml:space="preserve">高阶相关性（含时序记忆）的测量工具也已成型 [gallo2024memory]。</w:t>
+      </w:r>
+    </w:p>
+    <w:p>
+      <w:pPr>
+        <w:spacing w:after="120" w:before="120" w:line="320"/>
+        <w:jc w:val="both"/>
+      </w:pPr>
+      <w:r>
+        <w:rPr>
+          <w:rFonts w:ascii="Times New Roman" w:cs="Times New Roman" w:eastAsia="SimSun" w:hAnsi="Times New Roman"/>
+        </w:rPr>
+        <w:t xml:space="preserve">动力学一侧也已经起步，但只迈出了第一步。Li 等在有向超图上建立了</w:t>
+      </w:r>
+      <w:r>
+        <w:rPr>
+          <w:rFonts w:ascii="Times New Roman" w:cs="Times New Roman" w:eastAsia="SimSun" w:hAnsi="Times New Roman"/>
+          <w:b/>
+          <w:bCs/>
+        </w:rPr>
+        <w:t xml:space="preserve">社会传播</w:t>
+      </w:r>
+      <w:r>
+        <w:rPr>
+          <w:rFonts w:ascii="Times New Roman" w:cs="Times New Roman" w:eastAsia="SimSun" w:hAnsi="Times New Roman"/>
+        </w:rPr>
+        <w:t xml:space="preserve">模型，纳入个体与环境的强化异质性，并发现不连续相变的双稳区间随"有向强度"减弱而收缩 [li2024directed]。这是我们所知第一项、也是目前唯一一项在有向超图上做传播动力学的工作，它确立了"方向性确实改变高阶传播的相变结构"这一事实。</w:t>
+      </w:r>
+    </w:p>
+    <w:p>
+      <w:pPr>
+        <w:spacing w:after="120" w:before="120" w:line="320"/>
+        <w:jc w:val="both"/>
+      </w:pPr>
+      <w:r>
+        <w:rPr>
+          <w:rFonts w:ascii="Times New Roman" w:cs="Times New Roman" w:eastAsia="SimSun" w:hAnsi="Times New Roman"/>
+        </w:rPr>
+        <w:t xml:space="preserve">但它的方法与目标都停在一个明确的边界内，而这个边界正是本文的空白：</w:t>
+      </w:r>
+    </w:p>
+    <w:p>
+      <w:pPr>
+        <w:pStyle w:val="ListParagraph"/>
+        <w:numPr>
+          <w:ilvl w:val="0"/>
+          <w:numId w:val="3"/>
+        </w:numPr>
+        <w:spacing w:after="100" w:before="100" w:line="310"/>
+      </w:pPr>
+      <w:r>
+        <w:rPr>
+          <w:rFonts w:ascii="Times New Roman" w:cs="Times New Roman" w:eastAsia="SimSun" w:hAnsi="Times New Roman"/>
+          <w:b/>
+          <w:bCs/>
+        </w:rPr>
+        <w:t xml:space="preserve">它是均场，不是边基。</w:t>
+      </w:r>
+      <w:r>
+        <w:rPr>
+          <w:rFonts w:ascii="Times New Roman" w:cs="Times New Roman" w:eastAsia="SimSun" w:hAnsi="Times New Roman"/>
+        </w:rPr>
+        <w:t xml:space="preserve"> Li 等按超度分类写房室方程 [li2024directed]。均场忽略邻域相关，在阈值邻域误差最大；成对网络上正是 EBCM 把这一层补上的 [volz2008, miller2012ebcm]。有向超图上</w:t>
+      </w:r>
+      <w:r>
+        <w:rPr>
+          <w:rFonts w:ascii="Times New Roman" w:cs="Times New Roman" w:eastAsia="SimSun" w:hAnsi="Times New Roman"/>
+          <w:b/>
+          <w:bCs/>
+        </w:rPr>
+        <w:t xml:space="preserve">尚无边基/超边基的含时理论</w:t>
+      </w:r>
+      <w:r>
+        <w:rPr>
+          <w:rFonts w:ascii="Times New Roman" w:cs="Times New Roman" w:eastAsia="SimSun" w:hAnsi="Times New Roman"/>
+        </w:rPr>
+        <w:t xml:space="preserve">。</w:t>
+      </w:r>
+    </w:p>
+    <w:p>
+      <w:pPr>
+        <w:pStyle w:val="ListParagraph"/>
+        <w:numPr>
+          <w:ilvl w:val="0"/>
+          <w:numId w:val="3"/>
+        </w:numPr>
+        <w:spacing w:after="100" w:before="100" w:line="310"/>
+      </w:pPr>
+      <w:r>
+        <w:rPr>
+          <w:rFonts w:ascii="Times New Roman" w:cs="Times New Roman" w:eastAsia="SimSun" w:hAnsi="Times New Roman"/>
+          <w:b/>
+          <w:bCs/>
+        </w:rPr>
+        <w:t xml:space="preserve">它没有渗流一侧。</w:t>
+      </w:r>
+      <w:r>
+        <w:rPr>
+          <w:rFonts w:ascii="Times New Roman" w:cs="Times New Roman" w:eastAsia="SimSun" w:hAnsi="Times New Roman"/>
+        </w:rPr>
+        <w:t xml:space="preserve"> 有向超图上</w:t>
+      </w:r>
+      <w:r>
+        <w:rPr>
+          <w:rFonts w:ascii="Times New Roman" w:cs="Times New Roman" w:eastAsia="SimSun" w:hAnsi="Times New Roman"/>
+          <w:b/>
+          <w:bCs/>
+        </w:rPr>
+        <w:t xml:space="preserve">尚无 SIR→渗流的映射与 PGF 阈值理论</w:t>
+      </w:r>
+      <w:r>
+        <w:rPr>
+          <w:rFonts w:ascii="Times New Roman" w:cs="Times New Roman" w:eastAsia="SimSun" w:hAnsi="Times New Roman"/>
+        </w:rPr>
+        <w:t xml:space="preserve">，因而没有解析阈值，也无法做结构扫描。</w:t>
+      </w:r>
+    </w:p>
+    <w:p>
+      <w:pPr>
+        <w:pStyle w:val="ListParagraph"/>
+        <w:numPr>
+          <w:ilvl w:val="0"/>
+          <w:numId w:val="3"/>
+        </w:numPr>
+        <w:spacing w:after="100" w:before="100" w:line="310"/>
+      </w:pPr>
+      <w:r>
+        <w:rPr>
+          <w:rFonts w:ascii="Times New Roman" w:cs="Times New Roman" w:eastAsia="SimSun" w:hAnsi="Times New Roman"/>
+          <w:b/>
+          <w:bCs/>
+        </w:rPr>
+        <w:t xml:space="preserve">它的结构旋钮是一个标量"有向强度"，不是结构相关量。</w:t>
+      </w:r>
+      <w:r>
+        <w:rPr>
+          <w:rFonts w:ascii="Times New Roman" w:cs="Times New Roman" w:eastAsia="SimSun" w:hAnsi="Times New Roman"/>
+        </w:rPr>
+        <w:t xml:space="preserve"> </w:t>
+      </w:r>
+      <w:r>
+        <w:rPr>
+          <w:rFonts w:ascii="Cambria Math" w:eastAsia="SimSun" w:hAnsi="Cambria Math"/>
+          <w:i/>
+          <w:iCs/>
+        </w:rPr>
+        <w:t xml:space="preserve">r</w:t>
       </w:r>
       <w:r>
         <w:rPr>
           <w:rFonts w:ascii="Cambria Math" w:eastAsia="SimSun" w:hAnsi="Cambria Math"/>
           <w:i w:val="false"/>
           <w:iCs w:val="false"/>
-        </w:rPr>
-        <w:t xml:space="preserve">τ</w:t>
+          <w:vertAlign w:val="subscript"/>
+        </w:rPr>
+        <w:t xml:space="preserve">io</w:t>
+      </w:r>
+      <w:r>
+        <w:rPr>
+          <w:rFonts w:ascii="Times New Roman" w:cs="Times New Roman" w:eastAsia="SimSun" w:hAnsi="Times New Roman"/>
+        </w:rPr>
+        <w:t xml:space="preserve"> 与有向超边重叠 </w:t>
       </w:r>
       <w:r>
         <w:rPr>
@@ -843,13 +750,381 @@
           <w:i w:val="false"/>
           <w:iCs w:val="false"/>
         </w:rPr>
-        <w:t xml:space="preserve">=1,2</w:t>
-      </w:r>
-      <w:r>
-        <w:rPr>
-          <w:rFonts w:ascii="Times New Roman" w:cs="Times New Roman" w:eastAsia="SimSun" w:hAnsi="Times New Roman"/>
-        </w:rPr>
-        <w:t xml:space="preserve"> 手推验证，并用精确 Gillespie 仿真 [gillespie1977] 在阈值邻域校验。</w:t>
+        <w:t xml:space="preserve">α</w:t>
+      </w:r>
+      <w:r>
+        <w:rPr>
+          <w:rFonts w:ascii="Times New Roman" w:cs="Times New Roman" w:eastAsia="SimSun" w:hAnsi="Times New Roman"/>
+        </w:rPr>
+        <w:t xml:space="preserve"> 都未进入 [li2024directed]。而在</w:t>
+      </w:r>
+      <w:r>
+        <w:rPr>
+          <w:rFonts w:ascii="Times New Roman" w:cs="Times New Roman" w:eastAsia="SimSun" w:hAnsi="Times New Roman"/>
+          <w:b/>
+          <w:bCs/>
+        </w:rPr>
+        <w:t xml:space="preserve">无向</w:t>
+      </w:r>
+      <w:r>
+        <w:rPr>
+          <w:rFonts w:ascii="Times New Roman" w:cs="Times New Roman" w:eastAsia="SimSun" w:hAnsi="Times New Roman"/>
+        </w:rPr>
+        <w:t xml:space="preserve">一侧，重叠与阶间相关早已被证明能决定相变类型 [malizia2025overlap, malizia2025gbcm]；在</w:t>
+      </w:r>
+      <w:r>
+        <w:rPr>
+          <w:rFonts w:ascii="Times New Roman" w:cs="Times New Roman" w:eastAsia="SimSun" w:hAnsi="Times New Roman"/>
+          <w:b/>
+          <w:bCs/>
+        </w:rPr>
+        <w:t xml:space="preserve">成对有向</w:t>
+      </w:r>
+      <w:r>
+        <w:rPr>
+          <w:rFonts w:ascii="Times New Roman" w:cs="Times New Roman" w:eastAsia="SimSun" w:hAnsi="Times New Roman"/>
+        </w:rPr>
+        <w:t xml:space="preserve">一侧，</w:t>
+      </w:r>
+      <w:r>
+        <w:rPr>
+          <w:rFonts w:ascii="Cambria Math" w:eastAsia="SimSun" w:hAnsi="Cambria Math"/>
+          <w:i/>
+          <w:iCs/>
+        </w:rPr>
+        <w:t xml:space="preserve">r</w:t>
+      </w:r>
+      <w:r>
+        <w:rPr>
+          <w:rFonts w:ascii="Cambria Math" w:eastAsia="SimSun" w:hAnsi="Cambria Math"/>
+          <w:i w:val="false"/>
+          <w:iCs w:val="false"/>
+          <w:vertAlign w:val="subscript"/>
+        </w:rPr>
+        <w:t xml:space="preserve">io</w:t>
+      </w:r>
+      <w:r>
+        <w:rPr>
+          <w:rFonts w:ascii="Times New Roman" w:cs="Times New Roman" w:eastAsia="SimSun" w:hAnsi="Times New Roman"/>
+        </w:rPr>
+        <w:t xml:space="preserve"> 早已被证明能移动阈值 [xu2018directionality]。两条线索都指向同一个尚未被问出的问题。</w:t>
+      </w:r>
+    </w:p>
+    <w:p>
+      <w:pPr>
+        <w:pStyle w:val="ListParagraph"/>
+        <w:numPr>
+          <w:ilvl w:val="0"/>
+          <w:numId w:val="3"/>
+        </w:numPr>
+        <w:spacing w:after="100" w:before="100" w:line="310"/>
+      </w:pPr>
+      <w:r>
+        <w:rPr>
+          <w:rFonts w:ascii="Times New Roman" w:cs="Times New Roman" w:eastAsia="SimSun" w:hAnsi="Times New Roman"/>
+          <w:b/>
+          <w:bCs/>
+        </w:rPr>
+        <w:t xml:space="preserve">它是社会传播（不可逆采纳 + 强化），不是 SIR。</w:t>
+      </w:r>
+      <w:r>
+        <w:rPr>
+          <w:rFonts w:ascii="Times New Roman" w:cs="Times New Roman" w:eastAsia="SimSun" w:hAnsi="Times New Roman"/>
+        </w:rPr>
+        <w:t xml:space="preserve"> 康复这一支不在其模型内。</w:t>
+      </w:r>
+    </w:p>
+    <w:p>
+      <w:pPr>
+        <w:spacing w:after="120" w:before="120" w:line="320"/>
+        <w:jc w:val="both"/>
+      </w:pPr>
+      <w:r>
+        <w:rPr>
+          <w:rFonts w:ascii="Times New Roman" w:cs="Times New Roman" w:eastAsia="SimSun" w:hAnsi="Times New Roman"/>
+        </w:rPr>
+        <w:t xml:space="preserve">于是下面两个问题仍然没有答案：</w:t>
+      </w:r>
+    </w:p>
+    <w:p>
+      <w:pPr>
+        <w:pBdr>
+          <w:left w:val="single" w:color="9AAFC4" w:sz="12" w:space="8"/>
+        </w:pBdr>
+        <w:spacing w:after="60" w:before="60" w:line="300"/>
+        <w:ind w:left="360"/>
+      </w:pPr>
+      <w:r>
+        <w:rPr>
+          <w:rFonts w:ascii="Times New Roman" w:cs="Times New Roman" w:eastAsia="SimSun" w:hAnsi="Times New Roman"/>
+          <w:b/>
+          <w:bCs/>
+          <w:color w:val="3A4A5A"/>
+        </w:rPr>
+        <w:t xml:space="preserve">(Q1)</w:t>
+      </w:r>
+      <w:r>
+        <w:rPr>
+          <w:rFonts w:ascii="Times New Roman" w:cs="Times New Roman" w:eastAsia="SimSun" w:hAnsi="Times New Roman"/>
+          <w:color w:val="3A4A5A"/>
+        </w:rPr>
+        <w:t xml:space="preserve"> 尾集 </w:t>
+      </w:r>
+      <w:r>
+        <w:rPr>
+          <w:rFonts w:ascii="Cambria Math" w:eastAsia="SimSun" w:hAnsi="Cambria Math"/>
+          <w:i/>
+          <w:iCs/>
+          <w:color w:val="3A4A5A"/>
+        </w:rPr>
+        <w:t xml:space="preserve">T</w:t>
+      </w:r>
+      <w:r>
+        <w:rPr>
+          <w:rFonts w:ascii="Cambria Math" w:eastAsia="SimSun" w:hAnsi="Cambria Math"/>
+          <w:i w:val="false"/>
+          <w:iCs w:val="false"/>
+          <w:color w:val="3A4A5A"/>
+        </w:rPr>
+        <w:t xml:space="preserve">(</w:t>
+      </w:r>
+      <w:r>
+        <w:rPr>
+          <w:rFonts w:ascii="Cambria Math" w:eastAsia="SimSun" w:hAnsi="Cambria Math"/>
+          <w:i/>
+          <w:iCs/>
+          <w:color w:val="3A4A5A"/>
+        </w:rPr>
+        <w:t xml:space="preserve">e</w:t>
+      </w:r>
+      <w:r>
+        <w:rPr>
+          <w:rFonts w:ascii="Cambria Math" w:eastAsia="SimSun" w:hAnsi="Cambria Math"/>
+          <w:i w:val="false"/>
+          <w:iCs w:val="false"/>
+          <w:color w:val="3A4A5A"/>
+        </w:rPr>
+        <w:t xml:space="preserve">)</w:t>
+      </w:r>
+      <w:r>
+        <w:rPr>
+          <w:rFonts w:ascii="Times New Roman" w:cs="Times New Roman" w:eastAsia="SimSun" w:hAnsi="Times New Roman"/>
+          <w:color w:val="3A4A5A"/>
+        </w:rPr>
+        <w:t xml:space="preserve"> → 头集 </w:t>
+      </w:r>
+      <w:r>
+        <w:rPr>
+          <w:rFonts w:ascii="Cambria Math" w:eastAsia="SimSun" w:hAnsi="Cambria Math"/>
+          <w:i/>
+          <w:iCs/>
+          <w:color w:val="3A4A5A"/>
+        </w:rPr>
+        <w:t xml:space="preserve">H</w:t>
+      </w:r>
+      <w:r>
+        <w:rPr>
+          <w:rFonts w:ascii="Cambria Math" w:eastAsia="SimSun" w:hAnsi="Cambria Math"/>
+          <w:i w:val="false"/>
+          <w:iCs w:val="false"/>
+          <w:color w:val="3A4A5A"/>
+        </w:rPr>
+        <w:t xml:space="preserve">(</w:t>
+      </w:r>
+      <w:r>
+        <w:rPr>
+          <w:rFonts w:ascii="Cambria Math" w:eastAsia="SimSun" w:hAnsi="Cambria Math"/>
+          <w:i/>
+          <w:iCs/>
+          <w:color w:val="3A4A5A"/>
+        </w:rPr>
+        <w:t xml:space="preserve">e</w:t>
+      </w:r>
+      <w:r>
+        <w:rPr>
+          <w:rFonts w:ascii="Cambria Math" w:eastAsia="SimSun" w:hAnsi="Cambria Math"/>
+          <w:i w:val="false"/>
+          <w:iCs w:val="false"/>
+          <w:color w:val="3A4A5A"/>
+        </w:rPr>
+        <w:t xml:space="preserve">)</w:t>
+      </w:r>
+      <w:r>
+        <w:rPr>
+          <w:rFonts w:ascii="Times New Roman" w:cs="Times New Roman" w:eastAsia="SimSun" w:hAnsi="Times New Roman"/>
+          <w:color w:val="3A4A5A"/>
+        </w:rPr>
+        <w:t xml:space="preserve"> 的方向性如何进入高阶传播的</w:t>
+      </w:r>
+      <w:r>
+        <w:rPr>
+          <w:rFonts w:ascii="Times New Roman" w:cs="Times New Roman" w:eastAsia="SimSun" w:hAnsi="Times New Roman"/>
+          <w:b/>
+          <w:bCs/>
+          <w:color w:val="3A4A5A"/>
+        </w:rPr>
+        <w:t xml:space="preserve">解析</w:t>
+      </w:r>
+      <w:r>
+        <w:rPr>
+          <w:rFonts w:ascii="Times New Roman" w:cs="Times New Roman" w:eastAsia="SimSun" w:hAnsi="Times New Roman"/>
+          <w:color w:val="3A4A5A"/>
+        </w:rPr>
+        <w:t xml:space="preserve">爆发阈值？</w:t>
+      </w:r>
+    </w:p>
+    <w:p>
+      <w:pPr>
+        <w:pBdr>
+          <w:left w:val="single" w:color="9AAFC4" w:sz="12" w:space="8"/>
+        </w:pBdr>
+        <w:spacing w:after="60" w:before="60" w:line="300"/>
+        <w:ind w:left="360"/>
+      </w:pPr>
+      <w:r>
+        <w:rPr>
+          <w:rFonts w:ascii="Times New Roman" w:cs="Times New Roman" w:eastAsia="SimSun" w:hAnsi="Times New Roman"/>
+          <w:b/>
+          <w:bCs/>
+          <w:color w:val="3A4A5A"/>
+        </w:rPr>
+        <w:t xml:space="preserve">(Q2)</w:t>
+      </w:r>
+      <w:r>
+        <w:rPr>
+          <w:rFonts w:ascii="Times New Roman" w:cs="Times New Roman" w:eastAsia="SimSun" w:hAnsi="Times New Roman"/>
+          <w:color w:val="3A4A5A"/>
+        </w:rPr>
+        <w:t xml:space="preserve"> 当 </w:t>
+      </w:r>
+      <w:r>
+        <w:rPr>
+          <w:rFonts w:ascii="Cambria Math" w:eastAsia="SimSun" w:hAnsi="Cambria Math"/>
+          <w:i/>
+          <w:iCs/>
+          <w:color w:val="3A4A5A"/>
+        </w:rPr>
+        <w:t xml:space="preserve">r</w:t>
+      </w:r>
+      <w:r>
+        <w:rPr>
+          <w:rFonts w:ascii="Cambria Math" w:eastAsia="SimSun" w:hAnsi="Cambria Math"/>
+          <w:i w:val="false"/>
+          <w:iCs w:val="false"/>
+          <w:color w:val="3A4A5A"/>
+          <w:vertAlign w:val="subscript"/>
+        </w:rPr>
+        <w:t xml:space="preserve">io</w:t>
+      </w:r>
+      <w:r>
+        <w:rPr>
+          <w:rFonts w:ascii="Times New Roman" w:cs="Times New Roman" w:eastAsia="SimSun" w:hAnsi="Times New Roman"/>
+          <w:color w:val="3A4A5A"/>
+        </w:rPr>
+        <w:t xml:space="preserve"> 与有向超边重叠 </w:t>
+      </w:r>
+      <w:r>
+        <w:rPr>
+          <w:rFonts w:ascii="Cambria Math" w:eastAsia="SimSun" w:hAnsi="Cambria Math"/>
+          <w:i w:val="false"/>
+          <w:iCs w:val="false"/>
+          <w:color w:val="3A4A5A"/>
+        </w:rPr>
+        <w:t xml:space="preserve">α</w:t>
+      </w:r>
+      <w:r>
+        <w:rPr>
+          <w:rFonts w:ascii="Times New Roman" w:cs="Times New Roman" w:eastAsia="SimSun" w:hAnsi="Times New Roman"/>
+          <w:color w:val="3A4A5A"/>
+        </w:rPr>
+        <w:t xml:space="preserve">——这两个只有在</w:t>
+      </w:r>
+      <w:r>
+        <w:rPr>
+          <w:rFonts w:ascii="Times New Roman" w:cs="Times New Roman" w:eastAsia="SimSun" w:hAnsi="Times New Roman"/>
+          <w:b/>
+          <w:bCs/>
+          <w:color w:val="3A4A5A"/>
+        </w:rPr>
+        <w:t xml:space="preserve">有向高阶</w:t>
+      </w:r>
+      <w:r>
+        <w:rPr>
+          <w:rFonts w:ascii="Times New Roman" w:cs="Times New Roman" w:eastAsia="SimSun" w:hAnsi="Times New Roman"/>
+          <w:color w:val="3A4A5A"/>
+        </w:rPr>
+        <w:t xml:space="preserve">结构中才能同时存在的自由度——在</w:t>
+      </w:r>
+      <w:r>
+        <w:rPr>
+          <w:rFonts w:ascii="Times New Roman" w:cs="Times New Roman" w:eastAsia="SimSun" w:hAnsi="Times New Roman"/>
+          <w:b/>
+          <w:bCs/>
+          <w:color w:val="3A4A5A"/>
+        </w:rPr>
+        <w:t xml:space="preserve">严格保度</w:t>
+      </w:r>
+      <w:r>
+        <w:rPr>
+          <w:rFonts w:ascii="Times New Roman" w:cs="Times New Roman" w:eastAsia="SimSun" w:hAnsi="Times New Roman"/>
+          <w:color w:val="3A4A5A"/>
+        </w:rPr>
+        <w:t xml:space="preserve">约束下被独立调节时，阈值与终态规模如何响应？</w:t>
+      </w:r>
+    </w:p>
+    <w:p>
+      <w:pPr>
+        <w:spacing w:after="120" w:before="120" w:line="320"/>
+        <w:jc w:val="both"/>
+      </w:pPr>
+      <w:r>
+        <w:rPr>
+          <w:rFonts w:ascii="Times New Roman" w:cs="Times New Roman" w:eastAsia="SimSun" w:hAnsi="Times New Roman"/>
+        </w:rPr>
+        <w:t xml:space="preserve">这两个问题不是把已有结果加一个箭头就能回答的。方向性一旦进入，"一条超边内部对称"这一前提失效：尾集的感染状态与头集的易感状态在演化中扮演不同角色，逐边占据概率不再对称，因而成对有向渗流的 in/out-component 分解 [boguna2005directed] 与无向超图渗流的自洽方程 [bianconi2024percolation] 都不能直接搬用。</w:t>
+      </w:r>
+    </w:p>
+    <w:p>
+      <w:pPr>
+        <w:pStyle w:val="Heading3"/>
+        <w:spacing w:after="160" w:before="300"/>
+      </w:pPr>
+      <w:r>
+        <w:rPr>
+          <w:rFonts w:ascii="Times New Roman" w:cs="Times New Roman" w:eastAsia="SimSun" w:hAnsi="Times New Roman"/>
+          <w:b/>
+          <w:bCs/>
+          <w:color w:val="1A1A1A"/>
+          <w:sz w:val="23"/>
+          <w:szCs w:val="23"/>
+        </w:rPr>
+        <w:t xml:space="preserve">本文的做法与贡献</w:t>
+      </w:r>
+    </w:p>
+    <w:p>
+      <w:pPr>
+        <w:spacing w:after="120" w:before="120" w:line="320"/>
+        <w:jc w:val="both"/>
+      </w:pPr>
+      <w:r>
+        <w:rPr>
+          <w:rFonts w:ascii="Times New Roman" w:cs="Times New Roman" w:eastAsia="SimSun" w:hAnsi="Times New Roman"/>
+        </w:rPr>
+        <w:t xml:space="preserve">我们在有向超图上沿两条</w:t>
+      </w:r>
+      <w:r>
+        <w:rPr>
+          <w:rFonts w:ascii="Times New Roman" w:cs="Times New Roman" w:eastAsia="SimSun" w:hAnsi="Times New Roman"/>
+          <w:b/>
+          <w:bCs/>
+        </w:rPr>
+        <w:t xml:space="preserve">互相独立</w:t>
+      </w:r>
+      <w:r>
+        <w:rPr>
+          <w:rFonts w:ascii="Times New Roman" w:cs="Times New Roman" w:eastAsia="SimSun" w:hAnsi="Times New Roman"/>
+        </w:rPr>
+        <w:t xml:space="preserve">的路径建立 SIR 理论，并证明二者在同一极限下相合：</w:t>
       </w:r>
     </w:p>
     <w:p>
@@ -867,110 +1142,49 @@
           <w:b/>
           <w:bCs/>
         </w:rPr>
-        <w:t xml:space="preserve">C2（渗流法）</w:t>
-      </w:r>
-      <w:r>
-        <w:rPr>
-          <w:rFonts w:ascii="Times New Roman" w:cs="Times New Roman" w:eastAsia="SimSun" w:hAnsi="Times New Roman"/>
-        </w:rPr>
-        <w:t xml:space="preserve"> 建立 SIR → 有向超图渗流的映射与 PGF 阈值理论，给出阈值随 </w:t>
-      </w:r>
-      <w:r>
-        <w:rPr>
-          <w:rFonts w:ascii="Cambria Math" w:eastAsia="SimSun" w:hAnsi="Cambria Math"/>
+        <w:t xml:space="preserve">C1（方程法）</w:t>
+      </w:r>
+      <w:r>
+        <w:rPr>
+          <w:rFonts w:ascii="Times New Roman" w:cs="Times New Roman" w:eastAsia="SimSun" w:hAnsi="Times New Roman"/>
+        </w:rPr>
+        <w:t xml:space="preserve"> 提出有向超图 SIR 的</w:t>
+      </w:r>
+      <w:r>
+        <w:rPr>
+          <w:rFonts w:ascii="Times New Roman" w:cs="Times New Roman" w:eastAsia="SimSun" w:hAnsi="Times New Roman"/>
+          <w:b/>
+          <w:bCs/>
+        </w:rPr>
+        <w:t xml:space="preserve">并发型 EBCM</w:t>
+      </w:r>
+      <w:r>
+        <w:rPr>
+          <w:rFonts w:ascii="Times New Roman" w:cs="Times New Roman" w:eastAsia="SimSun" w:hAnsi="Times New Roman"/>
+        </w:rPr>
+        <w:t xml:space="preserve"> 方程。这是相对 [li2024directed] 均场处理的实质推进：关键困难在于一个头节点同时承受多条超边、多个尾成员的并发压力，闭合变量不能简单相乘。我们给出闭合方案、在 </w:t>
+      </w:r>
+      <w:r>
+        <w:rPr>
+          <w:rFonts w:ascii="Cambria Math" w:eastAsia="SimSun" w:hAnsi="Cambria Math"/>
+          <w:i w:val="false"/>
+          <w:iCs w:val="false"/>
+        </w:rPr>
+        <w:t xml:space="preserve">τ=1,2</w:t>
+      </w:r>
+      <w:r>
+        <w:rPr>
+          <w:rFonts w:ascii="Times New Roman" w:cs="Times New Roman" w:eastAsia="SimSun" w:hAnsi="Times New Roman"/>
+        </w:rPr>
+        <w:t xml:space="preserve"> 手推验证，并用精确 Gillespie 仿真 [gillespie1977] 在阈值邻域校验，直接量化边基相对均场的增益。</w:t>
+      </w:r>
+      <w:r>
+        <w:rPr>
+          <w:rFonts w:ascii="Times New Roman" w:cs="Times New Roman" w:eastAsia="SimSun" w:hAnsi="Times New Roman"/>
           <w:i/>
           <w:iCs/>
         </w:rPr>
-        <w:t xml:space="preserve">r</w:t>
-      </w:r>
-      <w:r>
-        <w:rPr>
-          <w:rFonts w:ascii="Cambria Math" w:eastAsia="SimSun" w:hAnsi="Cambria Math"/>
-          <w:i w:val="false"/>
-          <w:iCs w:val="false"/>
-          <w:vertAlign w:val="subscript"/>
-        </w:rPr>
-        <w:t xml:space="preserve">io</w:t>
-      </w:r>
-      <w:r>
-        <w:rPr>
-          <w:rFonts w:ascii="Times New Roman" w:cs="Times New Roman" w:eastAsia="SimSun" w:hAnsi="Times New Roman"/>
-        </w:rPr>
-        <w:t xml:space="preserve">、</w:t>
-      </w:r>
-      <w:r>
-        <w:rPr>
-          <w:rFonts w:ascii="Cambria Math" w:eastAsia="SimSun" w:hAnsi="Cambria Math"/>
-          <w:i w:val="false"/>
-          <w:iCs w:val="false"/>
-        </w:rPr>
-        <w:t xml:space="preserve">α</w:t>
-      </w:r>
-      <w:r>
-        <w:rPr>
-          <w:rFonts w:ascii="Times New Roman" w:cs="Times New Roman" w:eastAsia="SimSun" w:hAnsi="Times New Roman"/>
-        </w:rPr>
-        <w:t xml:space="preserve">、</w:t>
-      </w:r>
-      <w:r>
-        <w:rPr>
-          <w:rFonts w:ascii="Cambria Math" w:eastAsia="SimSun" w:hAnsi="Cambria Math"/>
-          <w:i w:val="false"/>
-          <w:iCs w:val="false"/>
-        </w:rPr>
-        <w:t xml:space="preserve">(</w:t>
-      </w:r>
-      <w:r>
-        <w:rPr>
-          <w:rFonts w:ascii="Cambria Math" w:eastAsia="SimSun" w:hAnsi="Cambria Math"/>
-          <w:i w:val="false"/>
-          <w:iCs w:val="false"/>
-        </w:rPr>
-        <w:t xml:space="preserve">τ</w:t>
-      </w:r>
-      <w:r>
-        <w:rPr>
-          <w:rFonts w:ascii="Cambria Math" w:eastAsia="SimSun" w:hAnsi="Cambria Math"/>
-          <w:i w:val="false"/>
-          <w:iCs w:val="false"/>
-        </w:rPr>
-        <w:t xml:space="preserve">,</w:t>
-      </w:r>
-      <w:r>
-        <w:rPr>
-          <w:rFonts w:ascii="Cambria Math" w:eastAsia="SimSun" w:hAnsi="Cambria Math"/>
-          <w:i w:val="false"/>
-          <w:iCs w:val="false"/>
-        </w:rPr>
-        <w:t xml:space="preserve">η</w:t>
-      </w:r>
-      <w:r>
-        <w:rPr>
-          <w:rFonts w:ascii="Cambria Math" w:eastAsia="SimSun" w:hAnsi="Cambria Math"/>
-          <w:i w:val="false"/>
-          <w:iCs w:val="false"/>
-        </w:rPr>
-        <w:t xml:space="preserve">)</w:t>
-      </w:r>
-      <w:r>
-        <w:rPr>
-          <w:rFonts w:ascii="Times New Roman" w:cs="Times New Roman" w:eastAsia="SimSun" w:hAnsi="Times New Roman"/>
-        </w:rPr>
-        <w:t xml:space="preserve"> 与群体阈值 </w:t>
-      </w:r>
-      <w:r>
-        <w:rPr>
-          <w:rFonts w:ascii="Cambria Math" w:eastAsia="SimSun" w:hAnsi="Cambria Math"/>
-          <w:i w:val="false"/>
-          <w:iCs w:val="false"/>
-        </w:rPr>
-        <w:t xml:space="preserve">θ</w:t>
-      </w:r>
-      <w:r>
-        <w:rPr>
-          <w:rFonts w:ascii="Times New Roman" w:cs="Times New Roman" w:eastAsia="SimSun" w:hAnsi="Times New Roman"/>
-        </w:rPr>
-        <w:t xml:space="preserve"> 的（半）解析依赖。</w:t>
+        <w:t xml:space="preserve">（大纲 III.1 的均场方程本身不作为贡献，只作为对照基线。）</w:t>
       </w:r>
     </w:p>
     <w:p>
@@ -988,27 +1202,13 @@
           <w:b/>
           <w:bCs/>
         </w:rPr>
-        <w:t xml:space="preserve">C3（数值工具）</w:t>
-      </w:r>
-      <w:r>
-        <w:rPr>
-          <w:rFonts w:ascii="Times New Roman" w:cs="Times New Roman" w:eastAsia="SimSun" w:hAnsi="Times New Roman"/>
-        </w:rPr>
-        <w:t xml:space="preserve"> 给出</w:t>
-      </w:r>
-      <w:r>
-        <w:rPr>
-          <w:rFonts w:ascii="Times New Roman" w:cs="Times New Roman" w:eastAsia="SimSun" w:hAnsi="Times New Roman"/>
-          <w:b/>
-          <w:bCs/>
-        </w:rPr>
-        <w:t xml:space="preserve">以目标结构量为靶的</w:t>
-      </w:r>
-      <w:r>
-        <w:rPr>
-          <w:rFonts w:ascii="Times New Roman" w:cs="Times New Roman" w:eastAsia="SimSun" w:hAnsi="Times New Roman"/>
-        </w:rPr>
-        <w:t xml:space="preserve">严格保度重连工具链：在逐节点 </w:t>
+        <w:t xml:space="preserve">C2（渗流法）</w:t>
+      </w:r>
+      <w:r>
+        <w:rPr>
+          <w:rFonts w:ascii="Times New Roman" w:cs="Times New Roman" w:eastAsia="SimSun" w:hAnsi="Times New Roman"/>
+        </w:rPr>
+        <w:t xml:space="preserve"> 建立 SIR → 有向超图渗流的映射与 PGF 阈值理论，给出阈值随 </w:t>
       </w:r>
       <w:r>
         <w:rPr>
@@ -1016,7 +1216,7 @@
           <w:i/>
           <w:iCs/>
         </w:rPr>
-        <w:t xml:space="preserve">k</w:t>
+        <w:t xml:space="preserve">r</w:t>
       </w:r>
       <w:r>
         <w:rPr>
@@ -1025,7 +1225,13 @@
           <w:iCs w:val="false"/>
           <w:vertAlign w:val="subscript"/>
         </w:rPr>
-        <w:t xml:space="preserve">in</w:t>
+        <w:t xml:space="preserve">io</w:t>
+      </w:r>
+      <w:r>
+        <w:rPr>
+          <w:rFonts w:ascii="Times New Roman" w:cs="Times New Roman" w:eastAsia="SimSun" w:hAnsi="Times New Roman"/>
+        </w:rPr>
+        <w:t xml:space="preserve">、</w:t>
       </w:r>
       <w:r>
         <w:rPr>
@@ -1033,101 +1239,41 @@
           <w:i w:val="false"/>
           <w:iCs w:val="false"/>
         </w:rPr>
-        <w:t xml:space="preserve">,</w:t>
-      </w:r>
-      <w:r>
-        <w:rPr>
-          <w:rFonts w:ascii="Cambria Math" w:eastAsia="SimSun" w:hAnsi="Cambria Math"/>
-          <w:i/>
-          <w:iCs/>
-        </w:rPr>
-        <w:t xml:space="preserve">k</w:t>
+        <w:t xml:space="preserve">α</w:t>
+      </w:r>
+      <w:r>
+        <w:rPr>
+          <w:rFonts w:ascii="Times New Roman" w:cs="Times New Roman" w:eastAsia="SimSun" w:hAnsi="Times New Roman"/>
+        </w:rPr>
+        <w:t xml:space="preserve">、</w:t>
       </w:r>
       <w:r>
         <w:rPr>
           <w:rFonts w:ascii="Cambria Math" w:eastAsia="SimSun" w:hAnsi="Cambria Math"/>
           <w:i w:val="false"/>
           <w:iCs w:val="false"/>
-          <w:vertAlign w:val="subscript"/>
-        </w:rPr>
-        <w:t xml:space="preserve">out</w:t>
-      </w:r>
-      <w:r>
-        <w:rPr>
-          <w:rFonts w:ascii="Times New Roman" w:cs="Times New Roman" w:eastAsia="SimSun" w:hAnsi="Times New Roman"/>
-        </w:rPr>
-        <w:t xml:space="preserve"> 完全不变的前提下，把 </w:t>
-      </w:r>
-      <w:r>
-        <w:rPr>
-          <w:rFonts w:ascii="Cambria Math" w:eastAsia="SimSun" w:hAnsi="Cambria Math"/>
-          <w:i/>
-          <w:iCs/>
-        </w:rPr>
-        <w:t xml:space="preserve">r</w:t>
+        </w:rPr>
+        <w:t xml:space="preserve">(τ,η)</w:t>
+      </w:r>
+      <w:r>
+        <w:rPr>
+          <w:rFonts w:ascii="Times New Roman" w:cs="Times New Roman" w:eastAsia="SimSun" w:hAnsi="Times New Roman"/>
+        </w:rPr>
+        <w:t xml:space="preserve"> 与群体阈值 </w:t>
       </w:r>
       <w:r>
         <w:rPr>
           <w:rFonts w:ascii="Cambria Math" w:eastAsia="SimSun" w:hAnsi="Cambria Math"/>
           <w:i w:val="false"/>
           <w:iCs w:val="false"/>
-          <w:vertAlign w:val="subscript"/>
-        </w:rPr>
-        <w:t xml:space="preserve">io</w:t>
-      </w:r>
-      <w:r>
-        <w:rPr>
-          <w:rFonts w:ascii="Times New Roman" w:cs="Times New Roman" w:eastAsia="SimSun" w:hAnsi="Times New Roman"/>
-        </w:rPr>
-        <w:t xml:space="preserve"> 与 </w:t>
-      </w:r>
-      <w:r>
-        <w:rPr>
-          <w:rFonts w:ascii="Cambria Math" w:eastAsia="SimSun" w:hAnsi="Cambria Math"/>
-          <w:i w:val="false"/>
-          <w:iCs w:val="false"/>
-        </w:rPr>
-        <w:t xml:space="preserve">α</w:t>
-      </w:r>
-      <w:r>
-        <w:rPr>
-          <w:rFonts w:ascii="Cambria Math" w:eastAsia="SimSun" w:hAnsi="Cambria Math"/>
-          <w:i w:val="false"/>
-          <w:iCs w:val="false"/>
-          <w:vertAlign w:val="superscript"/>
-        </w:rPr>
-        <w:t xml:space="preserve">⇉</w:t>
-      </w:r>
-      <w:r>
-        <w:rPr>
-          <w:rFonts w:ascii="Cambria Math" w:eastAsia="SimSun" w:hAnsi="Cambria Math"/>
-          <w:i w:val="false"/>
-          <w:iCs w:val="false"/>
-        </w:rPr>
-        <w:t xml:space="preserve">/</w:t>
-      </w:r>
-      <w:r>
-        <w:rPr>
-          <w:rFonts w:ascii="Cambria Math" w:eastAsia="SimSun" w:hAnsi="Cambria Math"/>
-          <w:i w:val="false"/>
-          <w:iCs w:val="false"/>
-        </w:rPr>
-        <w:t xml:space="preserve">α</w:t>
-      </w:r>
-      <w:r>
-        <w:rPr>
-          <w:rFonts w:ascii="Cambria Math" w:eastAsia="SimSun" w:hAnsi="Cambria Math"/>
-          <w:i w:val="false"/>
-          <w:iCs w:val="false"/>
-          <w:vertAlign w:val="superscript"/>
-        </w:rPr>
-        <w:t xml:space="preserve">⇄</w:t>
-      </w:r>
-      <w:r>
-        <w:rPr>
-          <w:rFonts w:ascii="Times New Roman" w:cs="Times New Roman" w:eastAsia="SimSun" w:hAnsi="Times New Roman"/>
-        </w:rPr>
-        <w:t xml:space="preserve"> 调到指定值，从而做受控扫描而非事后观测。</w:t>
+        </w:rPr>
+        <w:t xml:space="preserve">θ</w:t>
+      </w:r>
+      <w:r>
+        <w:rPr>
+          <w:rFonts w:ascii="Times New Roman" w:cs="Times New Roman" w:eastAsia="SimSun" w:hAnsi="Times New Roman"/>
+        </w:rPr>
+        <w:t xml:space="preserve"> 的（半）解析依赖。有向超图上此前无渗流阈值理论，这是本文最独立的一块。</w:t>
       </w:r>
     </w:p>
     <w:p>
@@ -1145,27 +1291,152 @@
           <w:b/>
           <w:bCs/>
         </w:rPr>
-        <w:t xml:space="preserve">C4（现象）</w:t>
-      </w:r>
-      <w:r>
-        <w:rPr>
-          <w:rFonts w:ascii="Times New Roman" w:cs="Times New Roman" w:eastAsia="SimSun" w:hAnsi="Times New Roman"/>
-        </w:rPr>
-        <w:t xml:space="preserve"> 刻画</w:t>
-      </w:r>
-      <w:r>
-        <w:rPr>
-          <w:rFonts w:ascii="Times New Roman" w:cs="Times New Roman" w:eastAsia="SimSun" w:hAnsi="Times New Roman"/>
-          <w:b/>
-          <w:bCs/>
-        </w:rPr>
-        <w:t xml:space="preserve">方向对称性破缺</w:t>
-      </w:r>
-      <w:r>
-        <w:rPr>
-          <w:rFonts w:ascii="Times New Roman" w:cs="Times New Roman" w:eastAsia="SimSun" w:hAnsi="Times New Roman"/>
-        </w:rPr>
-        <w:t xml:space="preserve">：翻转全部超边方向后爆发规模不守恒，并给出机制层面的解释与（拟）判据。</w:t>
+        <w:t xml:space="preserve">C3（结构量与受控扫描）</w:t>
+      </w:r>
+      <w:r>
+        <w:rPr>
+          <w:rFonts w:ascii="Times New Roman" w:cs="Times New Roman" w:eastAsia="SimSun" w:hAnsi="Times New Roman"/>
+        </w:rPr>
+        <w:t xml:space="preserve"> 给出有向超边重叠 </w:t>
+      </w:r>
+      <w:r>
+        <w:rPr>
+          <w:rFonts w:ascii="Cambria Math" w:eastAsia="SimSun" w:hAnsi="Cambria Math"/>
+          <w:i w:val="false"/>
+          <w:iCs w:val="false"/>
+        </w:rPr>
+        <w:t xml:space="preserve">α</w:t>
+      </w:r>
+      <w:r>
+        <w:rPr>
+          <w:rFonts w:ascii="Times New Roman" w:cs="Times New Roman" w:eastAsia="SimSun" w:hAnsi="Times New Roman"/>
+        </w:rPr>
+        <w:t xml:space="preserve"> 的可计算定义，并证明它在无向极限下精确退化为现行的超边重叠 [malizia2025overlap, lamataotin2025matrix]；在此基础上给出</w:t>
+      </w:r>
+      <w:r>
+        <w:rPr>
+          <w:rFonts w:ascii="Times New Roman" w:cs="Times New Roman" w:eastAsia="SimSun" w:hAnsi="Times New Roman"/>
+          <w:b/>
+          <w:bCs/>
+        </w:rPr>
+        <w:t xml:space="preserve">以 </w:t>
+      </w:r>
+      <w:r>
+        <w:rPr>
+          <w:rFonts w:ascii="Cambria Math" w:eastAsia="SimSun" w:hAnsi="Cambria Math"/>
+          <w:b/>
+          <w:bCs/>
+          <w:i w:val="false"/>
+          <w:iCs w:val="false"/>
+        </w:rPr>
+        <w:t xml:space="preserve">(</w:t>
+      </w:r>
+      <w:r>
+        <w:rPr>
+          <w:rFonts w:ascii="Cambria Math" w:eastAsia="SimSun" w:hAnsi="Cambria Math"/>
+          <w:b/>
+          <w:bCs/>
+          <w:i/>
+          <w:iCs/>
+        </w:rPr>
+        <w:t xml:space="preserve">r</w:t>
+      </w:r>
+      <w:r>
+        <w:rPr>
+          <w:rFonts w:ascii="Cambria Math" w:eastAsia="SimSun" w:hAnsi="Cambria Math"/>
+          <w:b/>
+          <w:bCs/>
+          <w:i w:val="false"/>
+          <w:iCs w:val="false"/>
+          <w:vertAlign w:val="subscript"/>
+        </w:rPr>
+        <w:t xml:space="preserve">io</w:t>
+      </w:r>
+      <w:r>
+        <w:rPr>
+          <w:rFonts w:ascii="Cambria Math" w:eastAsia="SimSun" w:hAnsi="Cambria Math"/>
+          <w:b/>
+          <w:bCs/>
+          <w:i w:val="false"/>
+          <w:iCs w:val="false"/>
+        </w:rPr>
+        <w:t xml:space="preserve">,α)</w:t>
+      </w:r>
+      <w:r>
+        <w:rPr>
+          <w:rFonts w:ascii="Times New Roman" w:cs="Times New Roman" w:eastAsia="SimSun" w:hAnsi="Times New Roman"/>
+          <w:b/>
+          <w:bCs/>
+        </w:rPr>
+        <w:t xml:space="preserve"> 为靶的定向重连</w:t>
+      </w:r>
+      <w:r>
+        <w:rPr>
+          <w:rFonts w:ascii="Times New Roman" w:cs="Times New Roman" w:eastAsia="SimSun" w:hAnsi="Times New Roman"/>
+        </w:rPr>
+        <w:t xml:space="preserve">，在逐节点 </w:t>
+      </w:r>
+      <w:r>
+        <w:rPr>
+          <w:rFonts w:ascii="Cambria Math" w:eastAsia="SimSun" w:hAnsi="Cambria Math"/>
+          <w:i/>
+          <w:iCs/>
+        </w:rPr>
+        <w:t xml:space="preserve">k</w:t>
+      </w:r>
+      <w:r>
+        <w:rPr>
+          <w:rFonts w:ascii="Cambria Math" w:eastAsia="SimSun" w:hAnsi="Cambria Math"/>
+          <w:i w:val="false"/>
+          <w:iCs w:val="false"/>
+          <w:vertAlign w:val="subscript"/>
+        </w:rPr>
+        <w:t xml:space="preserve">in</w:t>
+      </w:r>
+      <w:r>
+        <w:rPr>
+          <w:rFonts w:ascii="Cambria Math" w:eastAsia="SimSun" w:hAnsi="Cambria Math"/>
+          <w:i w:val="false"/>
+          <w:iCs w:val="false"/>
+        </w:rPr>
+        <w:t xml:space="preserve">,</w:t>
+      </w:r>
+      <w:r>
+        <w:rPr>
+          <w:rFonts w:ascii="Cambria Math" w:eastAsia="SimSun" w:hAnsi="Cambria Math"/>
+          <w:i/>
+          <w:iCs/>
+        </w:rPr>
+        <w:t xml:space="preserve">k</w:t>
+      </w:r>
+      <w:r>
+        <w:rPr>
+          <w:rFonts w:ascii="Cambria Math" w:eastAsia="SimSun" w:hAnsi="Cambria Math"/>
+          <w:i w:val="false"/>
+          <w:iCs w:val="false"/>
+          <w:vertAlign w:val="subscript"/>
+        </w:rPr>
+        <w:t xml:space="preserve">out</w:t>
+      </w:r>
+      <w:r>
+        <w:rPr>
+          <w:rFonts w:ascii="Times New Roman" w:cs="Times New Roman" w:eastAsia="SimSun" w:hAnsi="Times New Roman"/>
+        </w:rPr>
+        <w:t xml:space="preserve"> 完全不变的前提下生成结构扫描线。</w:t>
+      </w:r>
+      <w:r>
+        <w:rPr>
+          <w:rFonts w:ascii="Times New Roman" w:cs="Times New Roman" w:eastAsia="SimSun" w:hAnsi="Times New Roman"/>
+          <w:i/>
+          <w:iCs/>
+        </w:rPr>
+        <w:t xml:space="preserve">保度重连器本身不是贡献</w:t>
+      </w:r>
+      <w:r>
+        <w:rPr>
+          <w:rFonts w:ascii="Times New Roman" w:cs="Times New Roman" w:eastAsia="SimSun" w:hAnsi="Times New Roman"/>
+        </w:rPr>
+        <w:t xml:space="preserve">——固定度的有向超图均匀采样 [kraakman2026sampling] 与零模型 [abuissa2026dinghy] 已经存在，本文的零模型基线即取自它们；贡献在于定向性与随之而来的可识别性论证（见 I.2）。</w:t>
       </w:r>
     </w:p>
     <w:p>
@@ -1183,29 +1454,177 @@
           <w:b/>
           <w:bCs/>
         </w:rPr>
-        <w:t xml:space="preserve">C5（统一）</w:t>
-      </w:r>
-      <w:r>
-        <w:rPr>
-          <w:rFonts w:ascii="Times New Roman" w:cs="Times New Roman" w:eastAsia="SimSun" w:hAnsi="Times New Roman"/>
-        </w:rPr>
-        <w:t xml:space="preserve"> 证明 C1 的自洽方程与 C2 的 PGF 方程在 </w:t>
+        <w:t xml:space="preserve">C4（现象与判据）</w:t>
+      </w:r>
+      <w:r>
+        <w:rPr>
+          <w:rFonts w:ascii="Times New Roman" w:cs="Times New Roman" w:eastAsia="SimSun" w:hAnsi="Times New Roman"/>
+        </w:rPr>
+        <w:t xml:space="preserve"> 刻画</w:t>
+      </w:r>
+      <w:r>
+        <w:rPr>
+          <w:rFonts w:ascii="Times New Roman" w:cs="Times New Roman" w:eastAsia="SimSun" w:hAnsi="Times New Roman"/>
+          <w:b/>
+          <w:bCs/>
+        </w:rPr>
+        <w:t xml:space="preserve">方向对称性破缺</w:t>
+      </w:r>
+      <w:r>
+        <w:rPr>
+          <w:rFonts w:ascii="Times New Roman" w:cs="Times New Roman" w:eastAsia="SimSun" w:hAnsi="Times New Roman"/>
+        </w:rPr>
+        <w:t xml:space="preserve">，并给出一个可证的</w:t>
+      </w:r>
+      <w:r>
+        <w:rPr>
+          <w:rFonts w:ascii="Times New Roman" w:cs="Times New Roman" w:eastAsia="SimSun" w:hAnsi="Times New Roman"/>
+          <w:b/>
+          <w:bCs/>
+        </w:rPr>
+        <w:t xml:space="preserve">必要条件</w:t>
+      </w:r>
+      <w:r>
+        <w:rPr>
+          <w:rFonts w:ascii="Times New Roman" w:cs="Times New Roman" w:eastAsia="SimSun" w:hAnsi="Times New Roman"/>
+        </w:rPr>
+        <w:t xml:space="preserve">：全局方向翻转 </w:t>
+      </w:r>
+      <w:r>
+        <w:rPr>
+          <w:rFonts w:ascii="Cambria Math" w:eastAsia="SimSun" w:hAnsi="Cambria Math"/>
+          <w:i/>
+          <w:iCs/>
+        </w:rPr>
+        <w:t xml:space="preserve">R</w:t>
+      </w:r>
+      <w:r>
+        <w:rPr>
+          <w:rFonts w:ascii="Times New Roman" w:cs="Times New Roman" w:eastAsia="SimSun" w:hAnsi="Times New Roman"/>
+        </w:rPr>
+        <w:t xml:space="preserve"> 是结构空间上的对合，若生成系综在 </w:t>
+      </w:r>
+      <w:r>
+        <w:rPr>
+          <w:rFonts w:ascii="Cambria Math" w:eastAsia="SimSun" w:hAnsi="Cambria Math"/>
+          <w:i/>
+          <w:iCs/>
+        </w:rPr>
+        <w:t xml:space="preserve">R</w:t>
+      </w:r>
+      <w:r>
+        <w:rPr>
+          <w:rFonts w:ascii="Times New Roman" w:cs="Times New Roman" w:eastAsia="SimSun" w:hAnsi="Times New Roman"/>
+        </w:rPr>
+        <w:t xml:space="preserve"> 下不变则系综平均爆发规模必然对称；故破缺要求某个 </w:t>
+      </w:r>
+      <w:r>
+        <w:rPr>
+          <w:rFonts w:ascii="Cambria Math" w:eastAsia="SimSun" w:hAnsi="Cambria Math"/>
+          <w:i/>
+          <w:iCs/>
+        </w:rPr>
+        <w:t xml:space="preserve">R</w:t>
+      </w:r>
+      <w:r>
+        <w:rPr>
+          <w:rFonts w:ascii="Times New Roman" w:cs="Times New Roman" w:eastAsia="SimSun" w:hAnsi="Times New Roman"/>
+        </w:rPr>
+        <w:t xml:space="preserve">-奇不变量非零。由此得到一个反直觉推论——</w:t>
+      </w:r>
+      <w:r>
+        <w:rPr>
+          <w:rFonts w:ascii="Cambria Math" w:eastAsia="SimSun" w:hAnsi="Cambria Math"/>
+          <w:i/>
+          <w:iCs/>
+        </w:rPr>
+        <w:t xml:space="preserve">r</w:t>
       </w:r>
       <w:r>
         <w:rPr>
           <w:rFonts w:ascii="Cambria Math" w:eastAsia="SimSun" w:hAnsi="Cambria Math"/>
           <w:i w:val="false"/>
           <w:iCs w:val="false"/>
-        </w:rPr>
-        <w:t xml:space="preserve">μ</w:t>
-      </w:r>
-      <w:r>
-        <w:rPr>
-          <w:rFonts w:ascii="Cambria Math" w:eastAsia="SimSun" w:hAnsi="Cambria Math"/>
+          <w:vertAlign w:val="subscript"/>
+        </w:rPr>
+        <w:t xml:space="preserve">io</w:t>
+      </w:r>
+      <w:r>
+        <w:rPr>
+          <w:rFonts w:ascii="Times New Roman" w:cs="Times New Roman" w:eastAsia="SimSun" w:hAnsi="Times New Roman"/>
+        </w:rPr>
+        <w:t xml:space="preserve"> 在 </w:t>
+      </w:r>
+      <w:r>
+        <w:rPr>
+          <w:rFonts w:ascii="Cambria Math" w:eastAsia="SimSun" w:hAnsi="Cambria Math"/>
+          <w:i/>
+          <w:iCs/>
+        </w:rPr>
+        <w:t xml:space="preserve">R</w:t>
+      </w:r>
+      <w:r>
+        <w:rPr>
+          <w:rFonts w:ascii="Times New Roman" w:cs="Times New Roman" w:eastAsia="SimSun" w:hAnsi="Times New Roman"/>
+        </w:rPr>
+        <w:t xml:space="preserve"> 下是</w:t>
+      </w:r>
+      <w:r>
+        <w:rPr>
+          <w:rFonts w:ascii="Times New Roman" w:cs="Times New Roman" w:eastAsia="SimSun" w:hAnsi="Times New Roman"/>
+          <w:b/>
+          <w:bCs/>
+        </w:rPr>
+        <w:t xml:space="preserve">偶</w:t>
+      </w:r>
+      <w:r>
+        <w:rPr>
+          <w:rFonts w:ascii="Times New Roman" w:cs="Times New Roman" w:eastAsia="SimSun" w:hAnsi="Times New Roman"/>
+        </w:rPr>
+        <w:t xml:space="preserve">的，因此</w:t>
+      </w:r>
+      <w:r>
+        <w:rPr>
+          <w:rFonts w:ascii="Times New Roman" w:cs="Times New Roman" w:eastAsia="SimSun" w:hAnsi="Times New Roman"/>
+          <w:b/>
+          <w:bCs/>
+        </w:rPr>
+        <w:t xml:space="preserve">单独扫描 </w:t>
+      </w:r>
+      <w:r>
+        <w:rPr>
+          <w:rFonts w:ascii="Cambria Math" w:eastAsia="SimSun" w:hAnsi="Cambria Math"/>
+          <w:b/>
+          <w:bCs/>
+          <w:i/>
+          <w:iCs/>
+        </w:rPr>
+        <w:t xml:space="preserve">r</w:t>
+      </w:r>
+      <w:r>
+        <w:rPr>
+          <w:rFonts w:ascii="Cambria Math" w:eastAsia="SimSun" w:hAnsi="Cambria Math"/>
+          <w:b/>
+          <w:bCs/>
           <w:i w:val="false"/>
           <w:iCs w:val="false"/>
-        </w:rPr>
-        <w:t xml:space="preserve">→</w:t>
+          <w:vertAlign w:val="subscript"/>
+        </w:rPr>
+        <w:t xml:space="preserve">io</w:t>
+      </w:r>
+      <w:r>
+        <w:rPr>
+          <w:rFonts w:ascii="Times New Roman" w:cs="Times New Roman" w:eastAsia="SimSun" w:hAnsi="Times New Roman"/>
+          <w:b/>
+          <w:bCs/>
+        </w:rPr>
+        <w:t xml:space="preserve"> 不可能产生系综层面的破缺</w:t>
+      </w:r>
+      <w:r>
+        <w:rPr>
+          <w:rFonts w:ascii="Times New Roman" w:cs="Times New Roman" w:eastAsia="SimSun" w:hAnsi="Times New Roman"/>
+        </w:rPr>
+        <w:t xml:space="preserve">。破缺的最低阶来源是共发与共收重叠之差 </w:t>
       </w:r>
       <w:r>
         <w:rPr>
@@ -1213,7 +1632,45 @@
           <w:i w:val="false"/>
           <w:iCs w:val="false"/>
         </w:rPr>
-        <w:t xml:space="preserve">0</w:t>
+        <w:t xml:space="preserve">Δα</w:t>
+      </w:r>
+      <w:r>
+        <w:rPr>
+          <w:rFonts w:ascii="Times New Roman" w:cs="Times New Roman" w:eastAsia="SimSun" w:hAnsi="Times New Roman"/>
+        </w:rPr>
+        <w:t xml:space="preserve">。</w:t>
+      </w:r>
+    </w:p>
+    <w:p>
+      <w:pPr>
+        <w:pStyle w:val="ListParagraph"/>
+        <w:numPr>
+          <w:ilvl w:val="0"/>
+          <w:numId w:val="2"/>
+        </w:numPr>
+        <w:spacing w:after="60" w:before="60" w:line="310"/>
+      </w:pPr>
+      <w:r>
+        <w:rPr>
+          <w:rFonts w:ascii="Times New Roman" w:cs="Times New Roman" w:eastAsia="SimSun" w:hAnsi="Times New Roman"/>
+          <w:b/>
+          <w:bCs/>
+        </w:rPr>
+        <w:t xml:space="preserve">C5（统一）</w:t>
+      </w:r>
+      <w:r>
+        <w:rPr>
+          <w:rFonts w:ascii="Times New Roman" w:cs="Times New Roman" w:eastAsia="SimSun" w:hAnsi="Times New Roman"/>
+        </w:rPr>
+        <w:t xml:space="preserve"> 证明 C1 的自洽方程与 C2 的 PGF 方程在 </w:t>
+      </w:r>
+      <w:r>
+        <w:rPr>
+          <w:rFonts w:ascii="Cambria Math" w:eastAsia="SimSun" w:hAnsi="Cambria Math"/>
+          <w:i w:val="false"/>
+          <w:iCs w:val="false"/>
+        </w:rPr>
+        <w:t xml:space="preserve">μ→0</w:t>
       </w:r>
       <w:r>
         <w:rPr>
@@ -1388,13 +1845,13 @@
                 <w:b/>
                 <w:bCs/>
               </w:rPr>
-              <w:t xml:space="preserve">无向高阶 SIR/SIS</w:t>
-            </w:r>
-            <w:r>
-              <w:rPr>
-                <w:rFonts w:ascii="Times New Roman" w:cs="Times New Roman" w:eastAsia="SimSun" w:hAnsi="Times New Roman"/>
-              </w:rPr>
-              <w:t xml:space="preserve"> [iacopini2019, dearruda2020, landry2020, stonge2022, dearruda2024review]</w:t>
+              <w:t xml:space="preserve">有向超图上的传播</w:t>
+            </w:r>
+            <w:r>
+              <w:rPr>
+                <w:rFonts w:ascii="Times New Roman" w:cs="Times New Roman" w:eastAsia="SimSun" w:hAnsi="Times New Roman"/>
+              </w:rPr>
+              <w:t xml:space="preserve">（唯一先例）[li2024directed]</w:t>
             </w:r>
           </w:p>
         </w:tc>
@@ -1416,7 +1873,7 @@
               <w:rPr>
                 <w:rFonts w:ascii="Times New Roman" w:cs="Times New Roman" w:eastAsia="SimSun" w:hAnsi="Times New Roman"/>
               </w:rPr>
-              <w:t xml:space="preserve">群体阈值、非线性感染核、异质性导致的相变类型改变——全部在"超边内部对称"前提下</w:t>
+              <w:t xml:space="preserve">有向超图上的社会传播模型；含强化异质性；不连续相变的双稳区间随"有向强度"收缩</w:t>
             </w:r>
           </w:p>
         </w:tc>
@@ -1437,22 +1894,58 @@
             <w:r>
               <w:rPr>
                 <w:rFonts w:ascii="Times New Roman" w:cs="Times New Roman" w:eastAsia="SimSun" w:hAnsi="Times New Roman"/>
-              </w:rPr>
-              <w:t xml:space="preserve">引入尾/头分离后，超边内部对称性被打破，产生两个</w:t>
-            </w:r>
-            <w:r>
-              <w:rPr>
-                <w:rFonts w:ascii="Times New Roman" w:cs="Times New Roman" w:eastAsia="SimSun" w:hAnsi="Times New Roman"/>
                 <w:b/>
                 <w:bCs/>
               </w:rPr>
-              <w:t xml:space="preserve">在无向情形下不存在</w:t>
-            </w:r>
-            <w:r>
-              <w:rPr>
-                <w:rFonts w:ascii="Times New Roman" w:cs="Times New Roman" w:eastAsia="SimSun" w:hAnsi="Times New Roman"/>
-              </w:rPr>
-              <w:t xml:space="preserve">的结构自由度：</w:t>
+              <w:t xml:space="preserve">方法</w:t>
+            </w:r>
+            <w:r>
+              <w:rPr>
+                <w:rFonts w:ascii="Times New Roman" w:cs="Times New Roman" w:eastAsia="SimSun" w:hAnsi="Times New Roman"/>
+              </w:rPr>
+              <w:t xml:space="preserve">：均场 → 边基（并发型 EBCM），并量化边基在阈值邻域的增益；</w:t>
+            </w:r>
+            <w:r>
+              <w:rPr>
+                <w:rFonts w:ascii="Times New Roman" w:cs="Times New Roman" w:eastAsia="SimSun" w:hAnsi="Times New Roman"/>
+                <w:b/>
+                <w:bCs/>
+              </w:rPr>
+              <w:t xml:space="preserve">范围</w:t>
+            </w:r>
+            <w:r>
+              <w:rPr>
+                <w:rFonts w:ascii="Times New Roman" w:cs="Times New Roman" w:eastAsia="SimSun" w:hAnsi="Times New Roman"/>
+              </w:rPr>
+              <w:t xml:space="preserve">：社会采纳 → SIR（含康复支）；</w:t>
+            </w:r>
+            <w:r>
+              <w:rPr>
+                <w:rFonts w:ascii="Times New Roman" w:cs="Times New Roman" w:eastAsia="SimSun" w:hAnsi="Times New Roman"/>
+                <w:b/>
+                <w:bCs/>
+              </w:rPr>
+              <w:t xml:space="preserve">新增</w:t>
+            </w:r>
+            <w:r>
+              <w:rPr>
+                <w:rFonts w:ascii="Times New Roman" w:cs="Times New Roman" w:eastAsia="SimSun" w:hAnsi="Times New Roman"/>
+              </w:rPr>
+              <w:t xml:space="preserve">：渗流/PGF 解析阈值（先例中完全没有）；</w:t>
+            </w:r>
+            <w:r>
+              <w:rPr>
+                <w:rFonts w:ascii="Times New Roman" w:cs="Times New Roman" w:eastAsia="SimSun" w:hAnsi="Times New Roman"/>
+                <w:b/>
+                <w:bCs/>
+              </w:rPr>
+              <w:t xml:space="preserve">旋钮</w:t>
+            </w:r>
+            <w:r>
+              <w:rPr>
+                <w:rFonts w:ascii="Times New Roman" w:cs="Times New Roman" w:eastAsia="SimSun" w:hAnsi="Times New Roman"/>
+              </w:rPr>
+              <w:t xml:space="preserve">：标量"有向强度" → 结构相关量 </w:t>
             </w:r>
             <w:r>
               <w:rPr>
@@ -1475,7 +1968,7 @@
               <w:rPr>
                 <w:rFonts w:ascii="Times New Roman" w:cs="Times New Roman" w:eastAsia="SimSun" w:hAnsi="Times New Roman"/>
               </w:rPr>
-              <w:t xml:space="preserve"> 与方向化重叠 </w:t>
+              <w:t xml:space="preserve"> 与 </w:t>
             </w:r>
             <w:r>
               <w:rPr>
@@ -1484,40 +1977,6 @@
                 <w:iCs w:val="false"/>
               </w:rPr>
               <w:t xml:space="preserve">α</w:t>
-            </w:r>
-            <w:r>
-              <w:rPr>
-                <w:rFonts w:ascii="Cambria Math" w:eastAsia="SimSun" w:hAnsi="Cambria Math"/>
-                <w:i w:val="false"/>
-                <w:iCs w:val="false"/>
-                <w:vertAlign w:val="superscript"/>
-              </w:rPr>
-              <w:t xml:space="preserve">⇉</w:t>
-            </w:r>
-            <w:r>
-              <w:rPr>
-                <w:rFonts w:ascii="Cambria Math" w:eastAsia="SimSun" w:hAnsi="Cambria Math"/>
-                <w:i w:val="false"/>
-                <w:iCs w:val="false"/>
-              </w:rPr>
-              <w:t xml:space="preserve">/</w:t>
-            </w:r>
-            <w:r>
-              <w:rPr>
-                <w:rFonts w:ascii="Cambria Math" w:eastAsia="SimSun" w:hAnsi="Cambria Math"/>
-                <w:i w:val="false"/>
-                <w:iCs w:val="false"/>
-              </w:rPr>
-              <w:t xml:space="preserve">α</w:t>
-            </w:r>
-            <w:r>
-              <w:rPr>
-                <w:rFonts w:ascii="Cambria Math" w:eastAsia="SimSun" w:hAnsi="Cambria Math"/>
-                <w:i w:val="false"/>
-                <w:iCs w:val="false"/>
-                <w:vertAlign w:val="superscript"/>
-              </w:rPr>
-              <w:t xml:space="preserve">⇄</w:t>
             </w:r>
           </w:p>
         </w:tc>
@@ -1546,13 +2005,13 @@
                 <w:b/>
                 <w:bCs/>
               </w:rPr>
-              <w:t xml:space="preserve">有向成对网络传播</w:t>
-            </w:r>
-            <w:r>
-              <w:rPr>
-                <w:rFonts w:ascii="Times New Roman" w:cs="Times New Roman" w:eastAsia="SimSun" w:hAnsi="Times New Roman"/>
-              </w:rPr>
-              <w:t xml:space="preserve"> [meyers2006directed, boguna2005directed, xu2018directionality]</w:t>
+              <w:t xml:space="preserve">无向高阶 SIR/SIS</w:t>
+            </w:r>
+            <w:r>
+              <w:rPr>
+                <w:rFonts w:ascii="Times New Roman" w:cs="Times New Roman" w:eastAsia="SimSun" w:hAnsi="Times New Roman"/>
+              </w:rPr>
+              <w:t xml:space="preserve"> [iacopini2019, dearruda2020, landry2020, stonge2022, dearruda2024review]</w:t>
             </w:r>
           </w:p>
         </w:tc>
@@ -1574,7 +2033,7 @@
               <w:rPr>
                 <w:rFonts w:ascii="Times New Roman" w:cs="Times New Roman" w:eastAsia="SimSun" w:hAnsi="Times New Roman"/>
               </w:rPr>
-              <w:t xml:space="preserve">有向渗流的 in/out-component 分解；入出度相关影响阈值（正相关更稳健）</w:t>
+              <w:t xml:space="preserve">群体阈值、非线性感染核、异质性导致的相变类型改变——全部在"超边内部对称"前提下</w:t>
             </w:r>
           </w:p>
         </w:tc>
@@ -1596,21 +2055,21 @@
               <w:rPr>
                 <w:rFonts w:ascii="Times New Roman" w:cs="Times New Roman" w:eastAsia="SimSun" w:hAnsi="Times New Roman"/>
               </w:rPr>
-              <w:t xml:space="preserve">加入高阶机制（群体阈值 </w:t>
-            </w:r>
-            <w:r>
-              <w:rPr>
-                <w:rFonts w:ascii="Cambria Math" w:eastAsia="SimSun" w:hAnsi="Cambria Math"/>
-                <w:i w:val="false"/>
-                <w:iCs w:val="false"/>
-              </w:rPr>
-              <w:t xml:space="preserve">θ</w:t>
-            </w:r>
-            <w:r>
-              <w:rPr>
-                <w:rFonts w:ascii="Times New Roman" w:cs="Times New Roman" w:eastAsia="SimSun" w:hAnsi="Times New Roman"/>
-              </w:rPr>
-              <w:t xml:space="preserve"> / 剂量累积）。</w:t>
+              <w:t xml:space="preserve">引入尾/头分离后，超边内部对称性被打破，产生两个</w:t>
+            </w:r>
+            <w:r>
+              <w:rPr>
+                <w:rFonts w:ascii="Times New Roman" w:cs="Times New Roman" w:eastAsia="SimSun" w:hAnsi="Times New Roman"/>
+                <w:b/>
+                <w:bCs/>
+              </w:rPr>
+              <w:t xml:space="preserve">在无向情形下不存在</w:t>
+            </w:r>
+            <w:r>
+              <w:rPr>
+                <w:rFonts w:ascii="Times New Roman" w:cs="Times New Roman" w:eastAsia="SimSun" w:hAnsi="Times New Roman"/>
+              </w:rPr>
+              <w:t xml:space="preserve">的结构自由度：</w:t>
             </w:r>
             <w:r>
               <w:rPr>
@@ -1633,7 +2092,7 @@
               <w:rPr>
                 <w:rFonts w:ascii="Times New Roman" w:cs="Times New Roman" w:eastAsia="SimSun" w:hAnsi="Times New Roman"/>
               </w:rPr>
-              <w:t xml:space="preserve"> 的效应在 </w:t>
+              <w:t xml:space="preserve"> 与方向化重叠 </w:t>
             </w:r>
             <w:r>
               <w:rPr>
@@ -1641,15 +2100,16 @@
                 <w:i w:val="false"/>
                 <w:iCs w:val="false"/>
               </w:rPr>
-              <w:t xml:space="preserve">θ</w:t>
+              <w:t xml:space="preserve">α</w:t>
             </w:r>
             <w:r>
               <w:rPr>
                 <w:rFonts w:ascii="Cambria Math" w:eastAsia="SimSun" w:hAnsi="Cambria Math"/>
                 <w:i w:val="false"/>
                 <w:iCs w:val="false"/>
-              </w:rPr>
-              <w:t xml:space="preserve">≥</w:t>
+                <w:vertAlign w:val="superscript"/>
+              </w:rPr>
+              <w:t xml:space="preserve">⇉</w:t>
             </w:r>
             <w:r>
               <w:rPr>
@@ -1657,27 +2117,16 @@
                 <w:i w:val="false"/>
                 <w:iCs w:val="false"/>
               </w:rPr>
-              <w:t xml:space="preserve">2</w:t>
-            </w:r>
-            <w:r>
-              <w:rPr>
-                <w:rFonts w:ascii="Times New Roman" w:cs="Times New Roman" w:eastAsia="SimSun" w:hAnsi="Times New Roman"/>
-              </w:rPr>
-              <w:t xml:space="preserve"> 时不能由成对结果外推，因为一个头节点是否被感染取决于</w:t>
-            </w:r>
-            <w:r>
-              <w:rPr>
-                <w:rFonts w:ascii="Times New Roman" w:cs="Times New Roman" w:eastAsia="SimSun" w:hAnsi="Times New Roman"/>
-                <w:b/>
-                <w:bCs/>
-              </w:rPr>
-              <w:t xml:space="preserve">多个尾成员的联合状态</w:t>
-            </w:r>
-            <w:r>
-              <w:rPr>
-                <w:rFonts w:ascii="Times New Roman" w:cs="Times New Roman" w:eastAsia="SimSun" w:hAnsi="Times New Roman"/>
-              </w:rPr>
-              <w:t xml:space="preserve">，而非单条边</w:t>
+              <w:t xml:space="preserve">/α</w:t>
+            </w:r>
+            <w:r>
+              <w:rPr>
+                <w:rFonts w:ascii="Cambria Math" w:eastAsia="SimSun" w:hAnsi="Cambria Math"/>
+                <w:i w:val="false"/>
+                <w:iCs w:val="false"/>
+                <w:vertAlign w:val="superscript"/>
+              </w:rPr>
+              <w:t xml:space="preserve">⇄</w:t>
             </w:r>
           </w:p>
         </w:tc>
@@ -1706,13 +2155,13 @@
                 <w:b/>
                 <w:bCs/>
               </w:rPr>
-              <w:t xml:space="preserve">无向超图渗流</w:t>
-            </w:r>
-            <w:r>
-              <w:rPr>
-                <w:rFonts w:ascii="Times New Roman" w:cs="Times New Roman" w:eastAsia="SimSun" w:hAnsi="Times New Roman"/>
-              </w:rPr>
-              <w:t xml:space="preserve"> [bianconi2024percolation, sun2021multiplex, sun2023triadic]</w:t>
+              <w:t xml:space="preserve">有向成对网络传播</w:t>
+            </w:r>
+            <w:r>
+              <w:rPr>
+                <w:rFonts w:ascii="Times New Roman" w:cs="Times New Roman" w:eastAsia="SimSun" w:hAnsi="Times New Roman"/>
+              </w:rPr>
+              <w:t xml:space="preserve"> [meyers2006directed, boguna2005directed, xu2018directionality]</w:t>
             </w:r>
           </w:p>
         </w:tc>
@@ -1734,7 +2183,7 @@
               <w:rPr>
                 <w:rFonts w:ascii="Times New Roman" w:cs="Times New Roman" w:eastAsia="SimSun" w:hAnsi="Times New Roman"/>
               </w:rPr>
-              <w:t xml:space="preserve">超图渗流的自洽方程与临界性</w:t>
+              <w:t xml:space="preserve">有向渗流的 in/out-component 分解；入出度相关影响阈值（正相关更稳健）</w:t>
             </w:r>
           </w:p>
         </w:tc>
@@ -1756,7 +2205,58 @@
               <w:rPr>
                 <w:rFonts w:ascii="Times New Roman" w:cs="Times New Roman" w:eastAsia="SimSun" w:hAnsi="Times New Roman"/>
               </w:rPr>
-              <w:t xml:space="preserve">占据规则变为单向（尾→头），自洽方程从单变量变为</w:t>
+              <w:t xml:space="preserve">加入高阶机制（群体阈值 </w:t>
+            </w:r>
+            <w:r>
+              <w:rPr>
+                <w:rFonts w:ascii="Cambria Math" w:eastAsia="SimSun" w:hAnsi="Cambria Math"/>
+                <w:i w:val="false"/>
+                <w:iCs w:val="false"/>
+              </w:rPr>
+              <w:t xml:space="preserve">θ</w:t>
+            </w:r>
+            <w:r>
+              <w:rPr>
+                <w:rFonts w:ascii="Times New Roman" w:cs="Times New Roman" w:eastAsia="SimSun" w:hAnsi="Times New Roman"/>
+              </w:rPr>
+              <w:t xml:space="preserve"> / 剂量累积）。</w:t>
+            </w:r>
+            <w:r>
+              <w:rPr>
+                <w:rFonts w:ascii="Cambria Math" w:eastAsia="SimSun" w:hAnsi="Cambria Math"/>
+                <w:i/>
+                <w:iCs/>
+              </w:rPr>
+              <w:t xml:space="preserve">r</w:t>
+            </w:r>
+            <w:r>
+              <w:rPr>
+                <w:rFonts w:ascii="Cambria Math" w:eastAsia="SimSun" w:hAnsi="Cambria Math"/>
+                <w:i w:val="false"/>
+                <w:iCs w:val="false"/>
+                <w:vertAlign w:val="subscript"/>
+              </w:rPr>
+              <w:t xml:space="preserve">io</w:t>
+            </w:r>
+            <w:r>
+              <w:rPr>
+                <w:rFonts w:ascii="Times New Roman" w:cs="Times New Roman" w:eastAsia="SimSun" w:hAnsi="Times New Roman"/>
+              </w:rPr>
+              <w:t xml:space="preserve"> 的效应在 </w:t>
+            </w:r>
+            <w:r>
+              <w:rPr>
+                <w:rFonts w:ascii="Cambria Math" w:eastAsia="SimSun" w:hAnsi="Cambria Math"/>
+                <w:i w:val="false"/>
+                <w:iCs w:val="false"/>
+              </w:rPr>
+              <w:t xml:space="preserve">θ≥2</w:t>
+            </w:r>
+            <w:r>
+              <w:rPr>
+                <w:rFonts w:ascii="Times New Roman" w:cs="Times New Roman" w:eastAsia="SimSun" w:hAnsi="Times New Roman"/>
+              </w:rPr>
+              <w:t xml:space="preserve"> 时不能由成对结果外推，因为一个头节点是否被感染取决于</w:t>
             </w:r>
             <w:r>
               <w:rPr>
@@ -1764,27 +2264,13 @@
                 <w:b/>
                 <w:bCs/>
               </w:rPr>
-              <w:t xml:space="preserve">入/出双分支耦合</w:t>
-            </w:r>
-            <w:r>
-              <w:rPr>
-                <w:rFonts w:ascii="Times New Roman" w:cs="Times New Roman" w:eastAsia="SimSun" w:hAnsi="Times New Roman"/>
-              </w:rPr>
-              <w:t xml:space="preserve">；并给出与之配套的</w:t>
-            </w:r>
-            <w:r>
-              <w:rPr>
-                <w:rFonts w:ascii="Times New Roman" w:cs="Times New Roman" w:eastAsia="SimSun" w:hAnsi="Times New Roman"/>
-                <w:b/>
-                <w:bCs/>
-              </w:rPr>
-              <w:t xml:space="preserve">含时</w:t>
-            </w:r>
-            <w:r>
-              <w:rPr>
-                <w:rFonts w:ascii="Times New Roman" w:cs="Times New Roman" w:eastAsia="SimSun" w:hAnsi="Times New Roman"/>
-              </w:rPr>
-              <w:t xml:space="preserve">方程法</w:t>
+              <w:t xml:space="preserve">多个尾成员的联合状态</w:t>
+            </w:r>
+            <w:r>
+              <w:rPr>
+                <w:rFonts w:ascii="Times New Roman" w:cs="Times New Roman" w:eastAsia="SimSun" w:hAnsi="Times New Roman"/>
+              </w:rPr>
+              <w:t xml:space="preserve">，而非单条边</w:t>
             </w:r>
           </w:p>
         </w:tc>
@@ -1813,13 +2299,13 @@
                 <w:b/>
                 <w:bCs/>
               </w:rPr>
-              <w:t xml:space="preserve">超边重叠驱动的爆炸式转变</w:t>
-            </w:r>
-            <w:r>
-              <w:rPr>
-                <w:rFonts w:ascii="Times New Roman" w:cs="Times New Roman" w:eastAsia="SimSun" w:hAnsi="Times New Roman"/>
-              </w:rPr>
-              <w:t xml:space="preserve"> [malizia2025overlap]</w:t>
+              <w:t xml:space="preserve">无向超图渗流</w:t>
+            </w:r>
+            <w:r>
+              <w:rPr>
+                <w:rFonts w:ascii="Times New Roman" w:cs="Times New Roman" w:eastAsia="SimSun" w:hAnsi="Times New Roman"/>
+              </w:rPr>
+              <w:t xml:space="preserve"> [bianconi2024percolation, sun2021multiplex, sun2023triadic]</w:t>
             </w:r>
           </w:p>
         </w:tc>
@@ -1841,7 +2327,7 @@
               <w:rPr>
                 <w:rFonts w:ascii="Times New Roman" w:cs="Times New Roman" w:eastAsia="SimSun" w:hAnsi="Times New Roman"/>
               </w:rPr>
-              <w:t xml:space="preserve">超边重叠是驱动不连续转变的关键量（无向）</w:t>
+              <w:t xml:space="preserve">超图渗流的自洽方程与临界性</w:t>
             </w:r>
           </w:p>
         </w:tc>
@@ -1863,7 +2349,7 @@
               <w:rPr>
                 <w:rFonts w:ascii="Times New Roman" w:cs="Times New Roman" w:eastAsia="SimSun" w:hAnsi="Times New Roman"/>
               </w:rPr>
-              <w:t xml:space="preserve">把重叠</w:t>
+              <w:t xml:space="preserve">占据规则变为单向（尾→头），自洽方程从单变量变为</w:t>
             </w:r>
             <w:r>
               <w:rPr>
@@ -1871,59 +2357,27 @@
                 <w:b/>
                 <w:bCs/>
               </w:rPr>
-              <w:t xml:space="preserve">按方向分解</w:t>
-            </w:r>
-            <w:r>
-              <w:rPr>
-                <w:rFonts w:ascii="Times New Roman" w:cs="Times New Roman" w:eastAsia="SimSun" w:hAnsi="Times New Roman"/>
-              </w:rPr>
-              <w:t xml:space="preserve">为同向 </w:t>
-            </w:r>
-            <w:r>
-              <w:rPr>
-                <w:rFonts w:ascii="Cambria Math" w:eastAsia="SimSun" w:hAnsi="Cambria Math"/>
-                <w:i w:val="false"/>
-                <w:iCs w:val="false"/>
-              </w:rPr>
-              <w:t xml:space="preserve">α</w:t>
-            </w:r>
-            <w:r>
-              <w:rPr>
-                <w:rFonts w:ascii="Cambria Math" w:eastAsia="SimSun" w:hAnsi="Cambria Math"/>
-                <w:i w:val="false"/>
-                <w:iCs w:val="false"/>
-                <w:vertAlign w:val="superscript"/>
-              </w:rPr>
-              <w:t xml:space="preserve">⇉</w:t>
-            </w:r>
-            <w:r>
-              <w:rPr>
-                <w:rFonts w:ascii="Times New Roman" w:cs="Times New Roman" w:eastAsia="SimSun" w:hAnsi="Times New Roman"/>
-              </w:rPr>
-              <w:t xml:space="preserve"> 与反向 </w:t>
-            </w:r>
-            <w:r>
-              <w:rPr>
-                <w:rFonts w:ascii="Cambria Math" w:eastAsia="SimSun" w:hAnsi="Cambria Math"/>
-                <w:i w:val="false"/>
-                <w:iCs w:val="false"/>
-              </w:rPr>
-              <w:t xml:space="preserve">α</w:t>
-            </w:r>
-            <w:r>
-              <w:rPr>
-                <w:rFonts w:ascii="Cambria Math" w:eastAsia="SimSun" w:hAnsi="Cambria Math"/>
-                <w:i w:val="false"/>
-                <w:iCs w:val="false"/>
-                <w:vertAlign w:val="superscript"/>
-              </w:rPr>
-              <w:t xml:space="preserve">⇄</w:t>
-            </w:r>
-            <w:r>
-              <w:rPr>
-                <w:rFonts w:ascii="Times New Roman" w:cs="Times New Roman" w:eastAsia="SimSun" w:hAnsi="Times New Roman"/>
-              </w:rPr>
-              <w:t xml:space="preserve">，并指出二者对阈值的作用可以反号——这在无向情形下无从定义</w:t>
+              <w:t xml:space="preserve">入/出双分支耦合</w:t>
+            </w:r>
+            <w:r>
+              <w:rPr>
+                <w:rFonts w:ascii="Times New Roman" w:cs="Times New Roman" w:eastAsia="SimSun" w:hAnsi="Times New Roman"/>
+              </w:rPr>
+              <w:t xml:space="preserve">；并给出与之配套的</w:t>
+            </w:r>
+            <w:r>
+              <w:rPr>
+                <w:rFonts w:ascii="Times New Roman" w:cs="Times New Roman" w:eastAsia="SimSun" w:hAnsi="Times New Roman"/>
+                <w:b/>
+                <w:bCs/>
+              </w:rPr>
+              <w:t xml:space="preserve">含时</w:t>
+            </w:r>
+            <w:r>
+              <w:rPr>
+                <w:rFonts w:ascii="Times New Roman" w:cs="Times New Roman" w:eastAsia="SimSun" w:hAnsi="Times New Roman"/>
+              </w:rPr>
+              <w:t xml:space="preserve">方程法</w:t>
             </w:r>
           </w:p>
         </w:tc>
@@ -1952,13 +2406,13 @@
                 <w:b/>
                 <w:bCs/>
               </w:rPr>
-              <w:t xml:space="preserve">超图位形模型 / 零模型 / 采样</w:t>
-            </w:r>
-            <w:r>
-              <w:rPr>
-                <w:rFonts w:ascii="Times New Roman" w:cs="Times New Roman" w:eastAsia="SimSun" w:hAnsi="Times New Roman"/>
-              </w:rPr>
-              <w:t xml:space="preserve"> [chodrow2020, nakajima2022randomizing, kraakman2026sampling, abuissa2026dinghy]</w:t>
+              <w:t xml:space="preserve">超边重叠与阶间相关</w:t>
+            </w:r>
+            <w:r>
+              <w:rPr>
+                <w:rFonts w:ascii="Times New Roman" w:cs="Times New Roman" w:eastAsia="SimSun" w:hAnsi="Times New Roman"/>
+              </w:rPr>
+              <w:t xml:space="preserve"> [malizia2025overlap, lamataotin2025matrix, malizia2025gbcm]</w:t>
             </w:r>
           </w:p>
         </w:tc>
@@ -1980,7 +2434,21 @@
               <w:rPr>
                 <w:rFonts w:ascii="Times New Roman" w:cs="Times New Roman" w:eastAsia="SimSun" w:hAnsi="Times New Roman"/>
               </w:rPr>
-              <w:t xml:space="preserve">无向超图的位形模型与保相关随机化；有向超图保入/出度序列的均匀采样与非退化零模型</w:t>
+              <w:t xml:space="preserve">超边重叠矩阵（对角=阶内、非对角=阶间）；</w:t>
+            </w:r>
+            <w:r>
+              <w:rPr>
+                <w:rFonts w:ascii="Times New Roman" w:cs="Times New Roman" w:eastAsia="SimSun" w:hAnsi="Times New Roman"/>
+                <w:b/>
+                <w:bCs/>
+              </w:rPr>
+              <w:t xml:space="preserve">低</w:t>
+            </w:r>
+            <w:r>
+              <w:rPr>
+                <w:rFonts w:ascii="Times New Roman" w:cs="Times New Roman" w:eastAsia="SimSun" w:hAnsi="Times New Roman"/>
+              </w:rPr>
+              <w:t xml:space="preserve">阶内重叠才导致爆炸性与双稳；GBCM 把阶间相关纳入不可逆传播</w:t>
             </w:r>
           </w:p>
         </w:tc>
@@ -2002,7 +2470,7 @@
               <w:rPr>
                 <w:rFonts w:ascii="Times New Roman" w:cs="Times New Roman" w:eastAsia="SimSun" w:hAnsi="Times New Roman"/>
               </w:rPr>
-              <w:t xml:space="preserve">本文的重连</w:t>
+              <w:t xml:space="preserve">把重叠矩阵的每个矩阵元</w:t>
             </w:r>
             <w:r>
               <w:rPr>
@@ -2010,31 +2478,7 @@
                 <w:b/>
                 <w:bCs/>
               </w:rPr>
-              <w:t xml:space="preserve">不是</w:t>
-            </w:r>
-            <w:r>
-              <w:rPr>
-                <w:rFonts w:ascii="Times New Roman" w:cs="Times New Roman" w:eastAsia="SimSun" w:hAnsi="Times New Roman"/>
-              </w:rPr>
-              <w:t xml:space="preserve">又一个零模型采样器：它是</w:t>
-            </w:r>
-            <w:r>
-              <w:rPr>
-                <w:rFonts w:ascii="Times New Roman" w:cs="Times New Roman" w:eastAsia="SimSun" w:hAnsi="Times New Roman"/>
-                <w:b/>
-                <w:bCs/>
-              </w:rPr>
-              <w:t xml:space="preserve">以 </w:t>
-            </w:r>
-            <w:r>
-              <w:rPr>
-                <w:rFonts w:ascii="Cambria Math" w:eastAsia="SimSun" w:hAnsi="Cambria Math"/>
-                <w:b/>
-                <w:bCs/>
-                <w:i/>
-                <w:iCs/>
-              </w:rPr>
-              <w:t xml:space="preserve">r</w:t>
+              <w:t xml:space="preserve">按方向展开为 </w:t>
             </w:r>
             <w:r>
               <w:rPr>
@@ -2043,9 +2487,8 @@
                 <w:bCs/>
                 <w:i w:val="false"/>
                 <w:iCs w:val="false"/>
-                <w:vertAlign w:val="subscript"/>
-              </w:rPr>
-              <w:t xml:space="preserve">io</w:t>
+              </w:rPr>
+              <w:t xml:space="preserve">2×2</w:t>
             </w:r>
             <w:r>
               <w:rPr>
@@ -2053,31 +2496,13 @@
                 <w:b/>
                 <w:bCs/>
               </w:rPr>
-              <w:t xml:space="preserve">、</w:t>
-            </w:r>
-            <w:r>
-              <w:rPr>
-                <w:rFonts w:ascii="Cambria Math" w:eastAsia="SimSun" w:hAnsi="Cambria Math"/>
-                <w:b/>
-                <w:bCs/>
-                <w:i w:val="false"/>
-                <w:iCs w:val="false"/>
-              </w:rPr>
-              <w:t xml:space="preserve">α</w:t>
-            </w:r>
-            <w:r>
-              <w:rPr>
-                <w:rFonts w:ascii="Times New Roman" w:cs="Times New Roman" w:eastAsia="SimSun" w:hAnsi="Times New Roman"/>
-                <w:b/>
-                <w:bCs/>
-              </w:rPr>
-              <w:t xml:space="preserve"> 为目标的定向重连</w:t>
-            </w:r>
-            <w:r>
-              <w:rPr>
-                <w:rFonts w:ascii="Times New Roman" w:cs="Times New Roman" w:eastAsia="SimSun" w:hAnsi="Times New Roman"/>
-              </w:rPr>
-              <w:t xml:space="preserve">，用于在保度约束下生成一整条结构扫描线，供动力学实验使用</w:t>
+              <w:t xml:space="preserve"> 通道张量</w:t>
+            </w:r>
+            <w:r>
+              <w:rPr>
+                <w:rFonts w:ascii="Times New Roman" w:cs="Times New Roman" w:eastAsia="SimSun" w:hAnsi="Times New Roman"/>
+              </w:rPr>
+              <w:t xml:space="preserve">（共发/共收/串联正反）。已证退化性质：四通道求和逐超边对地精确回收其无向定义，故本文结论可与之直接对照，而非另起炉灶</w:t>
             </w:r>
           </w:p>
         </w:tc>
@@ -2106,13 +2531,13 @@
                 <w:b/>
                 <w:bCs/>
               </w:rPr>
-              <w:t xml:space="preserve">有向超图结构刻画</w:t>
-            </w:r>
-            <w:r>
-              <w:rPr>
-                <w:rFonts w:ascii="Times New Roman" w:cs="Times New Roman" w:eastAsia="SimSun" w:hAnsi="Times New Roman"/>
-              </w:rPr>
-              <w:t xml:space="preserve"> [lotito2026directed, contrerasaso2024beyond]</w:t>
+              <w:t xml:space="preserve">超图位形模型 / 零模型 / 采样</w:t>
+            </w:r>
+            <w:r>
+              <w:rPr>
+                <w:rFonts w:ascii="Times New Roman" w:cs="Times New Roman" w:eastAsia="SimSun" w:hAnsi="Times New Roman"/>
+              </w:rPr>
+              <w:t xml:space="preserve"> [chodrow2020, nakajima2022randomizing, kraakman2026sampling, abuissa2026dinghy]</w:t>
             </w:r>
           </w:p>
         </w:tc>
@@ -2134,7 +2559,21 @@
               <w:rPr>
                 <w:rFonts w:ascii="Times New Roman" w:cs="Times New Roman" w:eastAsia="SimSun" w:hAnsi="Times New Roman"/>
               </w:rPr>
-              <w:t xml:space="preserve">真实有向超图的指纹、高阶互惠性、motif、谱中心性</w:t>
+              <w:t xml:space="preserve">无向超图的位形模型与保相关随机化；有向超图保入/出度序列的</w:t>
+            </w:r>
+            <w:r>
+              <w:rPr>
+                <w:rFonts w:ascii="Times New Roman" w:cs="Times New Roman" w:eastAsia="SimSun" w:hAnsi="Times New Roman"/>
+                <w:b/>
+                <w:bCs/>
+              </w:rPr>
+              <w:t xml:space="preserve">均匀</w:t>
+            </w:r>
+            <w:r>
+              <w:rPr>
+                <w:rFonts w:ascii="Times New Roman" w:cs="Times New Roman" w:eastAsia="SimSun" w:hAnsi="Times New Roman"/>
+              </w:rPr>
+              <w:t xml:space="preserve">采样与非退化零模型</w:t>
             </w:r>
           </w:p>
         </w:tc>
@@ -2156,7 +2595,29 @@
               <w:rPr>
                 <w:rFonts w:ascii="Times New Roman" w:cs="Times New Roman" w:eastAsia="SimSun" w:hAnsi="Times New Roman"/>
               </w:rPr>
-              <w:t xml:space="preserve">从"结构长什么样"推进到"结构如何决定传播阈值"，并把 </w:t>
+              <w:t xml:space="preserve">本文的重连</w:t>
+            </w:r>
+            <w:r>
+              <w:rPr>
+                <w:rFonts w:ascii="Times New Roman" w:cs="Times New Roman" w:eastAsia="SimSun" w:hAnsi="Times New Roman"/>
+                <w:b/>
+                <w:bCs/>
+              </w:rPr>
+              <w:t xml:space="preserve">不是</w:t>
+            </w:r>
+            <w:r>
+              <w:rPr>
+                <w:rFonts w:ascii="Times New Roman" w:cs="Times New Roman" w:eastAsia="SimSun" w:hAnsi="Times New Roman"/>
+              </w:rPr>
+              <w:t xml:space="preserve">又一个零模型采样器，也不声称均匀性：它是保度纤维上以 </w:t>
+            </w:r>
+            <w:r>
+              <w:rPr>
+                <w:rFonts w:ascii="Cambria Math" w:eastAsia="SimSun" w:hAnsi="Cambria Math"/>
+                <w:i w:val="false"/>
+                <w:iCs w:val="false"/>
+              </w:rPr>
+              <w:t xml:space="preserve">(</w:t>
             </w:r>
             <w:r>
               <w:rPr>
@@ -2177,23 +2638,45 @@
             </w:r>
             <w:r>
               <w:rPr>
-                <w:rFonts w:ascii="Times New Roman" w:cs="Times New Roman" w:eastAsia="SimSun" w:hAnsi="Times New Roman"/>
-              </w:rPr>
-              <w:t xml:space="preserve">、</w:t>
-            </w:r>
-            <w:r>
-              <w:rPr>
                 <w:rFonts w:ascii="Cambria Math" w:eastAsia="SimSun" w:hAnsi="Cambria Math"/>
                 <w:i w:val="false"/>
                 <w:iCs w:val="false"/>
               </w:rPr>
-              <w:t xml:space="preserve">α</w:t>
-            </w:r>
-            <w:r>
-              <w:rPr>
-                <w:rFonts w:ascii="Times New Roman" w:cs="Times New Roman" w:eastAsia="SimSun" w:hAnsi="Times New Roman"/>
-              </w:rPr>
-              <w:t xml:space="preserve"> 这两个可测量量与阈值定量挂钩</w:t>
+              <w:t xml:space="preserve">,α)</w:t>
+            </w:r>
+            <w:r>
+              <w:rPr>
+                <w:rFonts w:ascii="Times New Roman" w:cs="Times New Roman" w:eastAsia="SimSun" w:hAnsi="Times New Roman"/>
+              </w:rPr>
+              <w:t xml:space="preserve"> 为靶的</w:t>
+            </w:r>
+            <w:r>
+              <w:rPr>
+                <w:rFonts w:ascii="Times New Roman" w:cs="Times New Roman" w:eastAsia="SimSun" w:hAnsi="Times New Roman"/>
+                <w:b/>
+                <w:bCs/>
+              </w:rPr>
+              <w:t xml:space="preserve">有偏</w:t>
+            </w:r>
+            <w:r>
+              <w:rPr>
+                <w:rFonts w:ascii="Times New Roman" w:cs="Times New Roman" w:eastAsia="SimSun" w:hAnsi="Times New Roman"/>
+              </w:rPr>
+              <w:t xml:space="preserve"> Metropolis 链，因而</w:t>
+            </w:r>
+            <w:r>
+              <w:rPr>
+                <w:rFonts w:ascii="Times New Roman" w:cs="Times New Roman" w:eastAsia="SimSun" w:hAnsi="Times New Roman"/>
+                <w:b/>
+                <w:bCs/>
+              </w:rPr>
+              <w:t xml:space="preserve">不可用于显著性检验</w:t>
+            </w:r>
+            <w:r>
+              <w:rPr>
+                <w:rFonts w:ascii="Times New Roman" w:cs="Times New Roman" w:eastAsia="SimSun" w:hAnsi="Times New Roman"/>
+              </w:rPr>
+              <w:t xml:space="preserve">；所有零模型基线一律取自 [kraakman2026sampling, abuissa2026dinghy]。贡献是受控扫描本身，以及随附的混杂审计（见下）</w:t>
             </w:r>
           </w:p>
         </w:tc>
@@ -2222,13 +2705,13 @@
                 <w:b/>
                 <w:bCs/>
               </w:rPr>
-              <w:t xml:space="preserve">k-core / bootstrap 渗流</w:t>
-            </w:r>
-            <w:r>
-              <w:rPr>
-                <w:rFonts w:ascii="Times New Roman" w:cs="Times New Roman" w:eastAsia="SimSun" w:hAnsi="Times New Roman"/>
-              </w:rPr>
-              <w:t xml:space="preserve"> [dorogovtsev2006kcore, baxter2010bootstrap, kim2024components]</w:t>
+              <w:t xml:space="preserve">有向超图结构刻画</w:t>
+            </w:r>
+            <w:r>
+              <w:rPr>
+                <w:rFonts w:ascii="Times New Roman" w:cs="Times New Roman" w:eastAsia="SimSun" w:hAnsi="Times New Roman"/>
+              </w:rPr>
+              <w:t xml:space="preserve"> [lotito2026directed, contrerasaso2024beyond]</w:t>
             </w:r>
           </w:p>
         </w:tc>
@@ -2250,7 +2733,7 @@
               <w:rPr>
                 <w:rFonts w:ascii="Times New Roman" w:cs="Times New Roman" w:eastAsia="SimSun" w:hAnsi="Times New Roman"/>
               </w:rPr>
-              <w:t xml:space="preserve">阈值型激活的渗流对应 bootstrap/k-core，相变级数与普通渗流不同</w:t>
+              <w:t xml:space="preserve">真实有向超图的指纹、高阶互惠性、motif、谱中心性</w:t>
             </w:r>
           </w:p>
         </w:tc>
@@ -2272,29 +2755,30 @@
               <w:rPr>
                 <w:rFonts w:ascii="Times New Roman" w:cs="Times New Roman" w:eastAsia="SimSun" w:hAnsi="Times New Roman"/>
               </w:rPr>
-              <w:t xml:space="preserve">本文明确给出</w:t>
-            </w:r>
-            <w:r>
-              <w:rPr>
-                <w:rFonts w:ascii="Times New Roman" w:cs="Times New Roman" w:eastAsia="SimSun" w:hAnsi="Times New Roman"/>
-                <w:b/>
-                <w:bCs/>
-              </w:rPr>
-              <w:t xml:space="preserve">双声明</w:t>
-            </w:r>
-            <w:r>
-              <w:rPr>
-                <w:rFonts w:ascii="Times New Roman" w:cs="Times New Roman" w:eastAsia="SimSun" w:hAnsi="Times New Roman"/>
-              </w:rPr>
-              <w:t xml:space="preserve">（见 IV.4）：</w:t>
+              <w:t xml:space="preserve">从"结构长什么样"推进到"结构如何决定传播阈值"，并把 </w:t>
+            </w:r>
+            <w:r>
+              <w:rPr>
+                <w:rFonts w:ascii="Cambria Math" w:eastAsia="SimSun" w:hAnsi="Cambria Math"/>
+                <w:i/>
+                <w:iCs/>
+              </w:rPr>
+              <w:t xml:space="preserve">r</w:t>
             </w:r>
             <w:r>
               <w:rPr>
                 <w:rFonts w:ascii="Cambria Math" w:eastAsia="SimSun" w:hAnsi="Cambria Math"/>
                 <w:i w:val="false"/>
                 <w:iCs w:val="false"/>
-              </w:rPr>
-              <w:t xml:space="preserve">θ</w:t>
+                <w:vertAlign w:val="subscript"/>
+              </w:rPr>
+              <w:t xml:space="preserve">io</w:t>
+            </w:r>
+            <w:r>
+              <w:rPr>
+                <w:rFonts w:ascii="Times New Roman" w:cs="Times New Roman" w:eastAsia="SimSun" w:hAnsi="Times New Roman"/>
+              </w:rPr>
+              <w:t xml:space="preserve">、</w:t>
             </w:r>
             <w:r>
               <w:rPr>
@@ -2302,13 +2786,106 @@
                 <w:i w:val="false"/>
                 <w:iCs w:val="false"/>
               </w:rPr>
-              <w:t xml:space="preserve">=1</w:t>
-            </w:r>
-            <w:r>
-              <w:rPr>
-                <w:rFonts w:ascii="Times New Roman" w:cs="Times New Roman" w:eastAsia="SimSun" w:hAnsi="Times New Roman"/>
-              </w:rPr>
-              <w:t xml:space="preserve"> 落回普通有向渗流巨簇；</w:t>
+              <w:t xml:space="preserve">α</w:t>
+            </w:r>
+            <w:r>
+              <w:rPr>
+                <w:rFonts w:ascii="Times New Roman" w:cs="Times New Roman" w:eastAsia="SimSun" w:hAnsi="Times New Roman"/>
+              </w:rPr>
+              <w:t xml:space="preserve"> 这两个可测量量与阈值定量挂钩</w:t>
+            </w:r>
+          </w:p>
+        </w:tc>
+      </w:tr>
+      <w:tr>
+        <w:trPr>
+          <w:tblHeader w:val="false"/>
+        </w:trPr>
+        <w:tc>
+          <w:tcPr>
+            <w:tcW w:type="dxa" w:w="3120"/>
+            <w:tcMar>
+              <w:top w:type="dxa" w:w="80"/>
+              <w:left w:type="dxa" w:w="110"/>
+              <w:bottom w:type="dxa" w:w="80"/>
+              <w:right w:type="dxa" w:w="110"/>
+            </w:tcMar>
+          </w:tcPr>
+          <w:p>
+            <w:pPr>
+              <w:spacing w:after="40" w:before="40" w:line="300"/>
+            </w:pPr>
+            <w:r>
+              <w:rPr>
+                <w:rFonts w:ascii="Times New Roman" w:cs="Times New Roman" w:eastAsia="SimSun" w:hAnsi="Times New Roman"/>
+                <w:b/>
+                <w:bCs/>
+              </w:rPr>
+              <w:t xml:space="preserve">k-core / bootstrap 渗流</w:t>
+            </w:r>
+            <w:r>
+              <w:rPr>
+                <w:rFonts w:ascii="Times New Roman" w:cs="Times New Roman" w:eastAsia="SimSun" w:hAnsi="Times New Roman"/>
+              </w:rPr>
+              <w:t xml:space="preserve"> [dorogovtsev2006kcore, baxter2010bootstrap, kim2024components]</w:t>
+            </w:r>
+          </w:p>
+        </w:tc>
+        <w:tc>
+          <w:tcPr>
+            <w:tcW w:type="dxa" w:w="3120"/>
+            <w:tcMar>
+              <w:top w:type="dxa" w:w="80"/>
+              <w:left w:type="dxa" w:w="110"/>
+              <w:bottom w:type="dxa" w:w="80"/>
+              <w:right w:type="dxa" w:w="110"/>
+            </w:tcMar>
+          </w:tcPr>
+          <w:p>
+            <w:pPr>
+              <w:spacing w:after="40" w:before="40" w:line="300"/>
+            </w:pPr>
+            <w:r>
+              <w:rPr>
+                <w:rFonts w:ascii="Times New Roman" w:cs="Times New Roman" w:eastAsia="SimSun" w:hAnsi="Times New Roman"/>
+              </w:rPr>
+              <w:t xml:space="preserve">阈值型激活的渗流对应 bootstrap/k-core，相变级数与普通渗流不同</w:t>
+            </w:r>
+          </w:p>
+        </w:tc>
+        <w:tc>
+          <w:tcPr>
+            <w:tcW w:type="dxa" w:w="3120"/>
+            <w:tcMar>
+              <w:top w:type="dxa" w:w="80"/>
+              <w:left w:type="dxa" w:w="110"/>
+              <w:bottom w:type="dxa" w:w="80"/>
+              <w:right w:type="dxa" w:w="110"/>
+            </w:tcMar>
+          </w:tcPr>
+          <w:p>
+            <w:pPr>
+              <w:spacing w:after="40" w:before="40" w:line="300"/>
+            </w:pPr>
+            <w:r>
+              <w:rPr>
+                <w:rFonts w:ascii="Times New Roman" w:cs="Times New Roman" w:eastAsia="SimSun" w:hAnsi="Times New Roman"/>
+              </w:rPr>
+              <w:t xml:space="preserve">本文明确给出</w:t>
+            </w:r>
+            <w:r>
+              <w:rPr>
+                <w:rFonts w:ascii="Times New Roman" w:cs="Times New Roman" w:eastAsia="SimSun" w:hAnsi="Times New Roman"/>
+                <w:b/>
+                <w:bCs/>
+              </w:rPr>
+              <w:t xml:space="preserve">双声明</w:t>
+            </w:r>
+            <w:r>
+              <w:rPr>
+                <w:rFonts w:ascii="Times New Roman" w:cs="Times New Roman" w:eastAsia="SimSun" w:hAnsi="Times New Roman"/>
+              </w:rPr>
+              <w:t xml:space="preserve">（见 IV.4）：</w:t>
             </w:r>
             <w:r>
               <w:rPr>
@@ -2316,7 +2893,13 @@
                 <w:i w:val="false"/>
                 <w:iCs w:val="false"/>
               </w:rPr>
-              <w:t xml:space="preserve">θ</w:t>
+              <w:t xml:space="preserve">θ=1</w:t>
+            </w:r>
+            <w:r>
+              <w:rPr>
+                <w:rFonts w:ascii="Times New Roman" w:cs="Times New Roman" w:eastAsia="SimSun" w:hAnsi="Times New Roman"/>
+              </w:rPr>
+              <w:t xml:space="preserve"> 落回普通有向渗流巨簇；</w:t>
             </w:r>
             <w:r>
               <w:rPr>
@@ -2324,15 +2907,7 @@
                 <w:i w:val="false"/>
                 <w:iCs w:val="false"/>
               </w:rPr>
-              <w:t xml:space="preserve">≥</w:t>
-            </w:r>
-            <w:r>
-              <w:rPr>
-                <w:rFonts w:ascii="Cambria Math" w:eastAsia="SimSun" w:hAnsi="Cambria Math"/>
-                <w:i w:val="false"/>
-                <w:iCs w:val="false"/>
-              </w:rPr>
-              <w:t xml:space="preserve">2</w:t>
+              <w:t xml:space="preserve">θ≥2</w:t>
             </w:r>
             <w:r>
               <w:rPr>
@@ -2351,73 +2926,31 @@
     </w:p>
     <w:p>
       <w:pPr>
+        <w:pStyle w:val="Heading3"/>
+        <w:spacing w:after="160" w:before="300"/>
+      </w:pPr>
+      <w:r>
+        <w:rPr>
+          <w:rFonts w:ascii="Times New Roman" w:cs="Times New Roman" w:eastAsia="SimSun" w:hAnsi="Times New Roman"/>
+          <w:b/>
+          <w:bCs/>
+          <w:color w:val="1A1A1A"/>
+          <w:sz w:val="23"/>
+          <w:szCs w:val="23"/>
+        </w:rPr>
+        <w:t xml:space="preserve">关于 C3 的方法学声明（可识别性）</w:t>
+      </w:r>
+    </w:p>
+    <w:p>
+      <w:pPr>
         <w:spacing w:after="120" w:before="120" w:line="320"/>
         <w:jc w:val="both"/>
       </w:pPr>
       <w:r>
         <w:rPr>
           <w:rFonts w:ascii="Times New Roman" w:cs="Times New Roman" w:eastAsia="SimSun" w:hAnsi="Times New Roman"/>
-          <w:b/>
-          <w:bCs/>
-        </w:rPr>
-        <w:t xml:space="preserve">一句话边界：</w:t>
-      </w:r>
-      <w:r>
-        <w:rPr>
-          <w:rFonts w:ascii="Times New Roman" w:cs="Times New Roman" w:eastAsia="SimSun" w:hAnsi="Times New Roman"/>
-        </w:rPr>
-        <w:t xml:space="preserve"> 已有工作分别解决了"高阶但无向"的传播、"有向但成对"的传播、以及"有向超图的静态结构"；本文补的是三者的交集——</w:t>
-      </w:r>
-      <w:r>
-        <w:rPr>
-          <w:rFonts w:ascii="Times New Roman" w:cs="Times New Roman" w:eastAsia="SimSun" w:hAnsi="Times New Roman"/>
-          <w:b/>
-          <w:bCs/>
-        </w:rPr>
-        <w:t xml:space="preserve">有向超图上的传播动力学</w:t>
-      </w:r>
-      <w:r>
-        <w:rPr>
-          <w:rFonts w:ascii="Times New Roman" w:cs="Times New Roman" w:eastAsia="SimSun" w:hAnsi="Times New Roman"/>
-        </w:rPr>
-        <w:t xml:space="preserve">——并同时给出含时与终态两套互为验证的理论。</w:t>
-      </w:r>
-    </w:p>
-    <w:p>
-      <w:pPr>
-        <w:pBdr>
-          <w:bottom w:val="single" w:color="BBBBBB" w:sz="6" w:space="1"/>
-        </w:pBdr>
-        <w:spacing w:after="200" w:before="80"/>
-      </w:pPr>
-    </w:p>
-    <w:p>
-      <w:pPr>
-        <w:pStyle w:val="Heading2"/>
-        <w:spacing w:after="160" w:before="300"/>
-      </w:pPr>
-      <w:r>
-        <w:rPr>
-          <w:rFonts w:ascii="Times New Roman" w:cs="Times New Roman" w:eastAsia="SimSun" w:hAnsi="Times New Roman"/>
-          <w:b/>
-          <w:bCs/>
-          <w:color w:val="1A1A1A"/>
-          <w:sz w:val="26"/>
-          <w:szCs w:val="26"/>
-        </w:rPr>
-        <w:t xml:space="preserve">待办与风险（写作侧）</w:t>
-      </w:r>
-    </w:p>
-    <w:p>
-      <w:pPr>
-        <w:spacing w:after="120" w:before="120" w:line="320"/>
-        <w:jc w:val="both"/>
-      </w:pPr>
-      <w:r>
-        <w:rPr>
-          <w:rFonts w:ascii="Times New Roman" w:cs="Times New Roman" w:eastAsia="SimSun" w:hAnsi="Times New Roman"/>
-        </w:rPr>
-        <w:t xml:space="preserve">以下三点会影响 I.1/I.2 的最终措辞，需在定稿前处理：</w:t>
+        </w:rPr>
+        <w:t xml:space="preserve">定向重连是一件比零模型采样更容易出错的工具，因此其边界必须在正文中显式声明，而不是留给读者推断：</w:t>
       </w:r>
     </w:p>
     <w:p>
@@ -2431,49 +2964,66 @@
       </w:pPr>
       <w:r>
         <w:rPr>
-          <w:rFonts w:ascii="Cambria Math" w:eastAsia="SimSun" w:hAnsi="Cambria Math"/>
-          <w:b/>
-          <w:bCs/>
+          <w:rFonts w:ascii="Times New Roman" w:cs="Times New Roman" w:eastAsia="SimSun" w:hAnsi="Times New Roman"/>
+          <w:b/>
+          <w:bCs/>
+        </w:rPr>
+        <w:t xml:space="preserve">本链不是均匀采样。</w:t>
+      </w:r>
+      <w:r>
+        <w:rPr>
+          <w:rFonts w:ascii="Times New Roman" w:cs="Times New Roman" w:eastAsia="SimSun" w:hAnsi="Times New Roman"/>
+        </w:rPr>
+        <w:t xml:space="preserve"> 我们在保度纤维上运行以 </w:t>
+      </w:r>
+      <w:r>
+        <w:rPr>
+          <w:rFonts w:ascii="Cambria Math" w:eastAsia="SimSun" w:hAnsi="Cambria Math"/>
+          <w:i/>
+          <w:iCs/>
+        </w:rPr>
+        <w:t xml:space="preserve">E</w:t>
+      </w:r>
+      <w:r>
+        <w:rPr>
+          <w:rFonts w:ascii="Cambria Math" w:eastAsia="SimSun" w:hAnsi="Cambria Math"/>
           <w:i w:val="false"/>
           <w:iCs w:val="false"/>
         </w:rPr>
-        <w:t xml:space="preserve">α</w:t>
-      </w:r>
-      <w:r>
-        <w:rPr>
-          <w:rFonts w:ascii="Times New Roman" w:cs="Times New Roman" w:eastAsia="SimSun" w:hAnsi="Times New Roman"/>
-          <w:b/>
-          <w:bCs/>
-        </w:rPr>
-        <w:t xml:space="preserve"> 的定义未定（大纲风险 2.2）。</w:t>
-      </w:r>
-      <w:r>
-        <w:rPr>
-          <w:rFonts w:ascii="Times New Roman" w:cs="Times New Roman" w:eastAsia="SimSun" w:hAnsi="Times New Roman"/>
-        </w:rPr>
-        <w:t xml:space="preserve"> 上表中"把重叠按方向分解"这一增量声明，目前是</w:t>
-      </w:r>
-      <w:r>
-        <w:rPr>
-          <w:rFonts w:ascii="Times New Roman" w:cs="Times New Roman" w:eastAsia="SimSun" w:hAnsi="Times New Roman"/>
-          <w:b/>
-          <w:bCs/>
-        </w:rPr>
-        <w:t xml:space="preserve">方向性的承诺而非已完成的定义</w:t>
-      </w:r>
-      <w:r>
-        <w:rPr>
-          <w:rFonts w:ascii="Times New Roman" w:cs="Times New Roman" w:eastAsia="SimSun" w:hAnsi="Times New Roman"/>
-        </w:rPr>
-        <w:t xml:space="preserve">。</w:t>
+        <w:t xml:space="preserve">=(</w:t>
+      </w:r>
+      <w:r>
+        <w:rPr>
+          <w:rFonts w:ascii="Cambria Math" w:eastAsia="SimSun" w:hAnsi="Cambria Math"/>
+          <w:i/>
+          <w:iCs/>
+        </w:rPr>
+        <w:t xml:space="preserve">r</w:t>
       </w:r>
       <w:r>
         <w:rPr>
           <w:rFonts w:ascii="Cambria Math" w:eastAsia="SimSun" w:hAnsi="Cambria Math"/>
           <w:i w:val="false"/>
           <w:iCs w:val="false"/>
-        </w:rPr>
-        <w:t xml:space="preserve">α</w:t>
+          <w:vertAlign w:val="subscript"/>
+        </w:rPr>
+        <w:t xml:space="preserve">io</w:t>
+      </w:r>
+      <w:r>
+        <w:rPr>
+          <w:rFonts w:ascii="Cambria Math" w:eastAsia="SimSun" w:hAnsi="Cambria Math"/>
+          <w:i w:val="false"/>
+          <w:iCs w:val="false"/>
+        </w:rPr>
+        <w:t xml:space="preserve">-</w:t>
+      </w:r>
+      <w:r>
+        <w:rPr>
+          <w:rFonts w:ascii="Cambria Math" w:eastAsia="SimSun" w:hAnsi="Cambria Math"/>
+          <w:i/>
+          <w:iCs/>
+        </w:rPr>
+        <w:t xml:space="preserve">r</w:t>
       </w:r>
       <w:r>
         <w:rPr>
@@ -2482,7 +3032,7 @@
           <w:iCs w:val="false"/>
           <w:vertAlign w:val="superscript"/>
         </w:rPr>
-        <w:t xml:space="preserve">⇉</w:t>
+        <w:t xml:space="preserve">\</w:t>
       </w:r>
       <w:r>
         <w:rPr>
@@ -2490,15 +3040,7 @@
           <w:i w:val="false"/>
           <w:iCs w:val="false"/>
         </w:rPr>
-        <w:t xml:space="preserve">/</w:t>
-      </w:r>
-      <w:r>
-        <w:rPr>
-          <w:rFonts w:ascii="Cambria Math" w:eastAsia="SimSun" w:hAnsi="Cambria Math"/>
-          <w:i w:val="false"/>
-          <w:iCs w:val="false"/>
-        </w:rPr>
-        <w:t xml:space="preserve">α</w:t>
+        <w:t xml:space="preserve">*)</w:t>
       </w:r>
       <w:r>
         <w:rPr>
@@ -2507,13 +3049,120 @@
           <w:iCs w:val="false"/>
           <w:vertAlign w:val="superscript"/>
         </w:rPr>
-        <w:t xml:space="preserve">⇄</w:t>
-      </w:r>
-      <w:r>
-        <w:rPr>
-          <w:rFonts w:ascii="Times New Roman" w:cs="Times New Roman" w:eastAsia="SimSun" w:hAnsi="Times New Roman"/>
-        </w:rPr>
-        <w:t xml:space="preserve"> 的可计算式（尾集内部两两节点方向的投影方式）定死之前，这一格只能这样写；定死之后应替换为精确表述。</w:t>
+        <w:t xml:space="preserve">2</w:t>
+      </w:r>
+      <w:r>
+        <w:rPr>
+          <w:rFonts w:ascii="Cambria Math" w:eastAsia="SimSun" w:hAnsi="Cambria Math"/>
+          <w:i w:val="false"/>
+          <w:iCs w:val="false"/>
+        </w:rPr>
+        <w:t xml:space="preserve">+λ(α-α</w:t>
+      </w:r>
+      <w:r>
+        <w:rPr>
+          <w:rFonts w:ascii="Cambria Math" w:eastAsia="SimSun" w:hAnsi="Cambria Math"/>
+          <w:i w:val="false"/>
+          <w:iCs w:val="false"/>
+          <w:vertAlign w:val="superscript"/>
+        </w:rPr>
+        <w:t xml:space="preserve">\</w:t>
+      </w:r>
+      <w:r>
+        <w:rPr>
+          <w:rFonts w:ascii="Cambria Math" w:eastAsia="SimSun" w:hAnsi="Cambria Math"/>
+          <w:i w:val="false"/>
+          <w:iCs w:val="false"/>
+        </w:rPr>
+        <w:t xml:space="preserve">*)</w:t>
+      </w:r>
+      <w:r>
+        <w:rPr>
+          <w:rFonts w:ascii="Cambria Math" w:eastAsia="SimSun" w:hAnsi="Cambria Math"/>
+          <w:i w:val="false"/>
+          <w:iCs w:val="false"/>
+          <w:vertAlign w:val="superscript"/>
+        </w:rPr>
+        <w:t xml:space="preserve">2</w:t>
+      </w:r>
+      <w:r>
+        <w:rPr>
+          <w:rFonts w:ascii="Times New Roman" w:cs="Times New Roman" w:eastAsia="SimSun" w:hAnsi="Times New Roman"/>
+        </w:rPr>
+        <w:t xml:space="preserve"> 为能量的 Metropolis 双边交换链。提议对称时细致平衡对 </w:t>
+      </w:r>
+      <w:r>
+        <w:rPr>
+          <w:rFonts w:ascii="Cambria Math" w:eastAsia="SimSun" w:hAnsi="Cambria Math"/>
+          <w:i w:val="false"/>
+          <w:iCs w:val="false"/>
+        </w:rPr>
+        <w:t xml:space="preserve">∝ </w:t>
+      </w:r>
+      <w:r>
+        <w:rPr>
+          <w:rFonts w:ascii="Cambria Math" w:eastAsia="SimSun" w:hAnsi="Cambria Math"/>
+          <w:i/>
+          <w:iCs/>
+        </w:rPr>
+        <w:t xml:space="preserve">e</w:t>
+      </w:r>
+      <w:r>
+        <w:rPr>
+          <w:rFonts w:ascii="Cambria Math" w:eastAsia="SimSun" w:hAnsi="Cambria Math"/>
+          <w:i w:val="false"/>
+          <w:iCs w:val="false"/>
+          <w:vertAlign w:val="superscript"/>
+        </w:rPr>
+        <w:t xml:space="preserve">-β E</w:t>
+      </w:r>
+      <w:r>
+        <w:rPr>
+          <w:rFonts w:ascii="Times New Roman" w:cs="Times New Roman" w:eastAsia="SimSun" w:hAnsi="Times New Roman"/>
+        </w:rPr>
+        <w:t xml:space="preserve"> 成立，故链在</w:t>
+      </w:r>
+      <w:r>
+        <w:rPr>
+          <w:rFonts w:ascii="Times New Roman" w:cs="Times New Roman" w:eastAsia="SimSun" w:hAnsi="Times New Roman"/>
+          <w:b/>
+          <w:bCs/>
+        </w:rPr>
+        <w:t xml:space="preserve">目标坐标的水平集内</w:t>
+      </w:r>
+      <w:r>
+        <w:rPr>
+          <w:rFonts w:ascii="Times New Roman" w:cs="Times New Roman" w:eastAsia="SimSun" w:hAnsi="Times New Roman"/>
+        </w:rPr>
+        <w:t xml:space="preserve">近似均匀，但在全纤维上</w:t>
+      </w:r>
+      <w:r>
+        <w:rPr>
+          <w:rFonts w:ascii="Times New Roman" w:cs="Times New Roman" w:eastAsia="SimSun" w:hAnsi="Times New Roman"/>
+          <w:b/>
+          <w:bCs/>
+        </w:rPr>
+        <w:t xml:space="preserve">有偏</w:t>
+      </w:r>
+      <w:r>
+        <w:rPr>
+          <w:rFonts w:ascii="Times New Roman" w:cs="Times New Roman" w:eastAsia="SimSun" w:hAnsi="Times New Roman"/>
+        </w:rPr>
+        <w:t xml:space="preserve">。因此本链的输出</w:t>
+      </w:r>
+      <w:r>
+        <w:rPr>
+          <w:rFonts w:ascii="Times New Roman" w:cs="Times New Roman" w:eastAsia="SimSun" w:hAnsi="Times New Roman"/>
+          <w:b/>
+          <w:bCs/>
+        </w:rPr>
+        <w:t xml:space="preserve">不构成零假设样本</w:t>
+      </w:r>
+      <w:r>
+        <w:rPr>
+          <w:rFonts w:ascii="Times New Roman" w:cs="Times New Roman" w:eastAsia="SimSun" w:hAnsi="Times New Roman"/>
+        </w:rPr>
+        <w:t xml:space="preserve">，任何"显著高于随机期望"的陈述必须改用 [kraakman2026sampling, abuissa2026dinghy] 的均匀采样器。</w:t>
       </w:r>
     </w:p>
     <w:p>
@@ -2531,56 +3180,45 @@
           <w:b/>
           <w:bCs/>
         </w:rPr>
-        <w:t xml:space="preserve">C3 的表述必须收窄。</w:t>
-      </w:r>
-      <w:r>
-        <w:rPr>
-          <w:rFonts w:ascii="Times New Roman" w:cs="Times New Roman" w:eastAsia="SimSun" w:hAnsi="Times New Roman"/>
-        </w:rPr>
-        <w:t xml:space="preserve"> 大纲原文写的是"提出严格保度的有向超图生成/重连工具链"。这个表述已被文献超越：Kraakman &amp; Stegehuis [kraakman2026sampling] 给出了固定度的有向超图均匀采样，Abuissa 等 [abuissa2026dinghy] 给出了非退化有向超图零模型，Nakajima 等 [nakajima2022randomizing] 更早给出了保度保相关的无向超图随机化。</w:t>
-      </w:r>
-      <w:r>
-        <w:rPr>
-          <w:rFonts w:ascii="Times New Roman" w:cs="Times New Roman" w:eastAsia="SimSun" w:hAnsi="Times New Roman"/>
-          <w:b/>
-          <w:bCs/>
-        </w:rPr>
-        <w:t xml:space="preserve">"我们做了保度重连器"不能作为贡献声明</w:t>
-      </w:r>
-      <w:r>
-        <w:rPr>
-          <w:rFonts w:ascii="Times New Roman" w:cs="Times New Roman" w:eastAsia="SimSun" w:hAnsi="Times New Roman"/>
-        </w:rPr>
-        <w:t xml:space="preserve">；能站住的是"以 </w:t>
-      </w:r>
-      <w:r>
-        <w:rPr>
-          <w:rFonts w:ascii="Cambria Math" w:eastAsia="SimSun" w:hAnsi="Cambria Math"/>
-          <w:i/>
-          <w:iCs/>
-        </w:rPr>
-        <w:t xml:space="preserve">r</w:t>
+        <w:t xml:space="preserve">重叠总量不可调，可调的是堆积方式。</w:t>
+      </w:r>
+      <w:r>
+        <w:rPr>
+          <w:rFonts w:ascii="Times New Roman" w:cs="Times New Roman" w:eastAsia="SimSun" w:hAnsi="Times New Roman"/>
+        </w:rPr>
+        <w:t xml:space="preserve"> 保度约束下四个通道的重叠</w:t>
+      </w:r>
+      <w:r>
+        <w:rPr>
+          <w:rFonts w:ascii="Times New Roman" w:cs="Times New Roman" w:eastAsia="SimSun" w:hAnsi="Times New Roman"/>
+          <w:b/>
+          <w:bCs/>
+        </w:rPr>
+        <w:t xml:space="preserve">总量</w:t>
+      </w:r>
+      <w:r>
+        <w:rPr>
+          <w:rFonts w:ascii="Times New Roman" w:cs="Times New Roman" w:eastAsia="SimSun" w:hAnsi="Times New Roman"/>
+        </w:rPr>
+        <w:t xml:space="preserve">由度序列固定（求和规则见 </w:t>
+      </w:r>
+      <w:r>
+        <w:rPr>
+          <w:rFonts w:ascii="Consolas" w:eastAsia="SimSun" w:hAnsi="Consolas"/>
+        </w:rPr>
+        <w:t xml:space="preserve">alpha-definition.md</w:t>
+      </w:r>
+      <w:r>
+        <w:rPr>
+          <w:rFonts w:ascii="Times New Roman" w:cs="Times New Roman" w:eastAsia="SimSun" w:hAnsi="Times New Roman"/>
+        </w:rPr>
+        <w:t xml:space="preserve"> §2 性质 3）。因此 </w:t>
       </w:r>
       <w:r>
         <w:rPr>
           <w:rFonts w:ascii="Cambria Math" w:eastAsia="SimSun" w:hAnsi="Cambria Math"/>
           <w:i w:val="false"/>
           <w:iCs w:val="false"/>
-          <w:vertAlign w:val="subscript"/>
-        </w:rPr>
-        <w:t xml:space="preserve">io</w:t>
-      </w:r>
-      <w:r>
-        <w:rPr>
-          <w:rFonts w:ascii="Times New Roman" w:cs="Times New Roman" w:eastAsia="SimSun" w:hAnsi="Times New Roman"/>
-        </w:rPr>
-        <w:t xml:space="preserve">/</w:t>
-      </w:r>
-      <w:r>
-        <w:rPr>
-          <w:rFonts w:ascii="Cambria Math" w:eastAsia="SimSun" w:hAnsi="Cambria Math"/>
-          <w:i w:val="false"/>
-          <w:iCs w:val="false"/>
         </w:rPr>
         <w:t xml:space="preserve">α</w:t>
       </w:r>
@@ -2588,7 +3226,21 @@
         <w:rPr>
           <w:rFonts w:ascii="Times New Roman" w:cs="Times New Roman" w:eastAsia="SimSun" w:hAnsi="Times New Roman"/>
         </w:rPr>
-        <w:t xml:space="preserve"> 为靶的定向重连 + 用它做受控动力学扫描"。上文 C3 与边界表已按此收窄，建议正文与摘要同步改口径。</w:t>
+        <w:t xml:space="preserve"> 必须定义为</w:t>
+      </w:r>
+      <w:r>
+        <w:rPr>
+          <w:rFonts w:ascii="Times New Roman" w:cs="Times New Roman" w:eastAsia="SimSun" w:hAnsi="Times New Roman"/>
+          <w:b/>
+          <w:bCs/>
+        </w:rPr>
+        <w:t xml:space="preserve">条件</w:t>
+      </w:r>
+      <w:r>
+        <w:rPr>
+          <w:rFonts w:ascii="Times New Roman" w:cs="Times New Roman" w:eastAsia="SimSun" w:hAnsi="Times New Roman"/>
+        </w:rPr>
+        <w:t xml:space="preserve">平均重叠深度（在确实重叠的超边对上取平均）；无条件均值恒为常数，扫描无从谈起。这条约束此前未被检出，直接决定 V.4 的实现方式。</w:t>
       </w:r>
     </w:p>
     <w:p>
@@ -2606,13 +3258,13 @@
           <w:b/>
           <w:bCs/>
         </w:rPr>
-        <w:t xml:space="preserve">新颖性声明需最后一次全库扫描。</w:t>
-      </w:r>
-      <w:r>
-        <w:rPr>
-          <w:rFonts w:ascii="Times New Roman" w:cs="Times New Roman" w:eastAsia="SimSun" w:hAnsi="Times New Roman"/>
-        </w:rPr>
-        <w:t xml:space="preserve"> "尚无工作在有向超图上给出 SIR 方程/渗流理论"这一断言，本轮通过 CrossRef 全量检索 + 网络检索得到支持，但 Semantic Scholar 与 OpenAlex 在核验时触发限流（HTTP 429），未能做完整交叉确认。投稿前应重跑一次三库检索，并把 arXiv 近半年预印本纳入。目前正文已使用"据我们检索"的措辞，风险可控。</w:t>
+        <w:t xml:space="preserve">必须报告混杂审计。</w:t>
+      </w:r>
+      <w:r>
+        <w:rPr>
+          <w:rFonts w:ascii="Times New Roman" w:cs="Times New Roman" w:eastAsia="SimSun" w:hAnsi="Times New Roman"/>
+        </w:rPr>
+        <w:t xml:space="preserve"> 由于纤维未被充分遍历，未被靶向的结构量可能随扫描漂移。正文须附一张审计面板：沿每条扫描线同时报告未靶向的重叠通道、超边级聚类、高阶互惠性 [lotito2026directed] 与连通分支规模，并显示其保持在均匀零模型的涨落带内。任何越界的量都必须与结论一并讨论。</w:t>
       </w:r>
     </w:p>
     <w:p>
@@ -2626,13 +3278,27 @@
           <w:b/>
           <w:bCs/>
         </w:rPr>
-        <w:t xml:space="preserve">另需老师拍板：</w:t>
-      </w:r>
-      <w:r>
-        <w:rPr>
-          <w:rFonts w:ascii="Times New Roman" w:cs="Times New Roman" w:eastAsia="SimSun" w:hAnsi="Times New Roman"/>
-        </w:rPr>
-        <w:t xml:space="preserve"> 目标期刊（大纲 G-3）。本稿按"物理类专业刊（PRE / Communications Physics）"的篇幅与叙事密度写；若改投 Nature 系子刊，I.1 需压到 3–4 段、去掉分点列表，并把"为什么一般读者该关心方向性"提到第一段。</w:t>
+        <w:t xml:space="preserve">一句话边界：</w:t>
+      </w:r>
+      <w:r>
+        <w:rPr>
+          <w:rFonts w:ascii="Times New Roman" w:cs="Times New Roman" w:eastAsia="SimSun" w:hAnsi="Times New Roman"/>
+        </w:rPr>
+        <w:t xml:space="preserve"> 已有工作分别解决了"高阶但无向"的传播、"有向但成对"的传播、"有向超图的静态结构"，以及"有向超图上的均场社会传播" [li2024directed]；本文补的是四者尚未覆盖的交集——</w:t>
+      </w:r>
+      <w:r>
+        <w:rPr>
+          <w:rFonts w:ascii="Times New Roman" w:cs="Times New Roman" w:eastAsia="SimSun" w:hAnsi="Times New Roman"/>
+          <w:b/>
+          <w:bCs/>
+        </w:rPr>
+        <w:t xml:space="preserve">有向超图上 SIR 的边基含时理论与渗流阈值理论，及其受控结构扫描</w:t>
+      </w:r>
+      <w:r>
+        <w:rPr>
+          <w:rFonts w:ascii="Times New Roman" w:cs="Times New Roman" w:eastAsia="SimSun" w:hAnsi="Times New Roman"/>
+        </w:rPr>
+        <w:t xml:space="preserve">——并同时给出含时与终态两套互为验证的结果。</w:t>
       </w:r>
     </w:p>
     <w:p>
@@ -2657,7 +3323,7 @@
           <w:sz w:val="26"/>
           <w:szCs w:val="26"/>
         </w:rPr>
-        <w:t xml:space="preserve">引用核验状态</w:t>
+        <w:t xml:space="preserve">三项风险的处置结果</w:t>
       </w:r>
     </w:p>
     <w:p>
@@ -2669,7 +3335,1058 @@
         <w:rPr>
           <w:rFonts w:ascii="Times New Roman" w:cs="Times New Roman" w:eastAsia="SimSun" w:hAnsi="Times New Roman"/>
         </w:rPr>
-        <w:t xml:space="preserve">全部 43 条参考文献已通过 </w:t>
+        <w:t xml:space="preserve">v1 版本列出的三项写作侧风险已全部处理，处置方式与后果记录如下。</w:t>
+      </w:r>
+    </w:p>
+    <w:p>
+      <w:pPr>
+        <w:pStyle w:val="Heading3"/>
+        <w:spacing w:after="160" w:before="300"/>
+      </w:pPr>
+      <w:r>
+        <w:rPr>
+          <w:rFonts w:ascii="Times New Roman" w:cs="Times New Roman" w:eastAsia="SimSun" w:hAnsi="Times New Roman"/>
+          <w:b/>
+          <w:bCs/>
+          <w:color w:val="1A1A1A"/>
+          <w:sz w:val="23"/>
+          <w:szCs w:val="23"/>
+        </w:rPr>
+        <w:t xml:space="preserve">1. </w:t>
+      </w:r>
+      <w:r>
+        <w:rPr>
+          <w:rFonts w:ascii="Cambria Math" w:eastAsia="SimSun" w:hAnsi="Cambria Math"/>
+          <w:b/>
+          <w:bCs/>
+          <w:i w:val="false"/>
+          <w:iCs w:val="false"/>
+          <w:color w:val="1A1A1A"/>
+          <w:sz w:val="23"/>
+          <w:szCs w:val="23"/>
+        </w:rPr>
+        <w:t xml:space="preserve">α</w:t>
+      </w:r>
+      <w:r>
+        <w:rPr>
+          <w:rFonts w:ascii="Times New Roman" w:cs="Times New Roman" w:eastAsia="SimSun" w:hAnsi="Times New Roman"/>
+          <w:b/>
+          <w:bCs/>
+          <w:color w:val="1A1A1A"/>
+          <w:sz w:val="23"/>
+          <w:szCs w:val="23"/>
+        </w:rPr>
+        <w:t xml:space="preserve"> 的定义（大纲风险 2.2）——已定义，见 </w:t>
+      </w:r>
+      <w:r>
+        <w:rPr>
+          <w:rFonts w:ascii="Consolas" w:eastAsia="SimSun" w:hAnsi="Consolas"/>
+          <w:b/>
+          <w:bCs/>
+          <w:color w:val="1A1A1A"/>
+          <w:sz w:val="23"/>
+          <w:szCs w:val="23"/>
+        </w:rPr>
+        <w:t xml:space="preserve">alpha-definition.md</w:t>
+      </w:r>
+    </w:p>
+    <w:p>
+      <w:pPr>
+        <w:spacing w:after="120" w:before="120" w:line="320"/>
+        <w:jc w:val="both"/>
+      </w:pPr>
+      <w:r>
+        <w:rPr>
+          <w:rFonts w:ascii="Times New Roman" w:cs="Times New Roman" w:eastAsia="SimSun" w:hAnsi="Times New Roman"/>
+        </w:rPr>
+        <w:t xml:space="preserve">原描述"尾集内部两两节点间的有向关系与超边整体方向一致的比例"不可用：它刻画的是</w:t>
+      </w:r>
+      <w:r>
+        <w:rPr>
+          <w:rFonts w:ascii="Times New Roman" w:cs="Times New Roman" w:eastAsia="SimSun" w:hAnsi="Times New Roman"/>
+          <w:b/>
+          <w:bCs/>
+        </w:rPr>
+        <w:t xml:space="preserve">单条超边内部</w:t>
+      </w:r>
+      <w:r>
+        <w:rPr>
+          <w:rFonts w:ascii="Times New Roman" w:cs="Times New Roman" w:eastAsia="SimSun" w:hAnsi="Times New Roman"/>
+        </w:rPr>
+        <w:t xml:space="preserve">的量，而文献中"重叠"一律指</w:t>
+      </w:r>
+      <w:r>
+        <w:rPr>
+          <w:rFonts w:ascii="Times New Roman" w:cs="Times New Roman" w:eastAsia="SimSun" w:hAnsi="Times New Roman"/>
+          <w:b/>
+          <w:bCs/>
+        </w:rPr>
+        <w:t xml:space="preserve">两条超边之间</w:t>
+      </w:r>
+      <w:r>
+        <w:rPr>
+          <w:rFonts w:ascii="Times New Roman" w:cs="Times New Roman" w:eastAsia="SimSun" w:hAnsi="Times New Roman"/>
+        </w:rPr>
+        <w:t xml:space="preserve">的共享 [malizia2025overlap, lamataotin2025matrix]；它还需要一个模型里并不存在的成对底图，且没有解析入口。</w:t>
+      </w:r>
+    </w:p>
+    <w:p>
+      <w:pPr>
+        <w:spacing w:after="120" w:before="120" w:line="320"/>
+        <w:jc w:val="both"/>
+      </w:pPr>
+      <w:r>
+        <w:rPr>
+          <w:rFonts w:ascii="Times New Roman" w:cs="Times New Roman" w:eastAsia="SimSun" w:hAnsi="Times New Roman"/>
+        </w:rPr>
+        <w:t xml:space="preserve">现按顶刊现行用法重新定义：对有序超边对构造 </w:t>
+      </w:r>
+      <w:r>
+        <w:rPr>
+          <w:rFonts w:ascii="Cambria Math" w:eastAsia="SimSun" w:hAnsi="Cambria Math"/>
+          <w:i w:val="false"/>
+          <w:iCs w:val="false"/>
+        </w:rPr>
+        <w:t xml:space="preserve">2×2</w:t>
+      </w:r>
+      <w:r>
+        <w:rPr>
+          <w:rFonts w:ascii="Times New Roman" w:cs="Times New Roman" w:eastAsia="SimSun" w:hAnsi="Times New Roman"/>
+        </w:rPr>
+        <w:t xml:space="preserve"> 重叠列联矩阵，四个通道分别为共发（</w:t>
+      </w:r>
+      <w:r>
+        <w:rPr>
+          <w:rFonts w:ascii="Cambria Math" w:eastAsia="SimSun" w:hAnsi="Cambria Math"/>
+          <w:i/>
+          <w:iCs/>
+        </w:rPr>
+        <w:t xml:space="preserve">T</w:t>
+      </w:r>
+      <w:r>
+        <w:rPr>
+          <w:rFonts w:ascii="Cambria Math" w:eastAsia="SimSun" w:hAnsi="Cambria Math"/>
+          <w:i w:val="false"/>
+          <w:iCs w:val="false"/>
+        </w:rPr>
+        <w:t xml:space="preserve">∩ </w:t>
+      </w:r>
+      <w:r>
+        <w:rPr>
+          <w:rFonts w:ascii="Cambria Math" w:eastAsia="SimSun" w:hAnsi="Cambria Math"/>
+          <w:i/>
+          <w:iCs/>
+        </w:rPr>
+        <w:t xml:space="preserve">T</w:t>
+      </w:r>
+      <w:r>
+        <w:rPr>
+          <w:rFonts w:ascii="Times New Roman" w:cs="Times New Roman" w:eastAsia="SimSun" w:hAnsi="Times New Roman"/>
+        </w:rPr>
+        <w:t xml:space="preserve">）、共收（</w:t>
+      </w:r>
+      <w:r>
+        <w:rPr>
+          <w:rFonts w:ascii="Cambria Math" w:eastAsia="SimSun" w:hAnsi="Cambria Math"/>
+          <w:i/>
+          <w:iCs/>
+        </w:rPr>
+        <w:t xml:space="preserve">H</w:t>
+      </w:r>
+      <w:r>
+        <w:rPr>
+          <w:rFonts w:ascii="Cambria Math" w:eastAsia="SimSun" w:hAnsi="Cambria Math"/>
+          <w:i w:val="false"/>
+          <w:iCs w:val="false"/>
+        </w:rPr>
+        <w:t xml:space="preserve">∩ </w:t>
+      </w:r>
+      <w:r>
+        <w:rPr>
+          <w:rFonts w:ascii="Cambria Math" w:eastAsia="SimSun" w:hAnsi="Cambria Math"/>
+          <w:i/>
+          <w:iCs/>
+        </w:rPr>
+        <w:t xml:space="preserve">H</w:t>
+      </w:r>
+      <w:r>
+        <w:rPr>
+          <w:rFonts w:ascii="Times New Roman" w:cs="Times New Roman" w:eastAsia="SimSun" w:hAnsi="Times New Roman"/>
+        </w:rPr>
+        <w:t xml:space="preserve">）、串联正向（</w:t>
+      </w:r>
+      <w:r>
+        <w:rPr>
+          <w:rFonts w:ascii="Cambria Math" w:eastAsia="SimSun" w:hAnsi="Cambria Math"/>
+          <w:i/>
+          <w:iCs/>
+        </w:rPr>
+        <w:t xml:space="preserve">H</w:t>
+      </w:r>
+      <w:r>
+        <w:rPr>
+          <w:rFonts w:ascii="Cambria Math" w:eastAsia="SimSun" w:hAnsi="Cambria Math"/>
+          <w:i w:val="false"/>
+          <w:iCs w:val="false"/>
+        </w:rPr>
+        <w:t xml:space="preserve">∩ </w:t>
+      </w:r>
+      <w:r>
+        <w:rPr>
+          <w:rFonts w:ascii="Cambria Math" w:eastAsia="SimSun" w:hAnsi="Cambria Math"/>
+          <w:i/>
+          <w:iCs/>
+        </w:rPr>
+        <w:t xml:space="preserve">T</w:t>
+      </w:r>
+      <w:r>
+        <w:rPr>
+          <w:rFonts w:ascii="Times New Roman" w:cs="Times New Roman" w:eastAsia="SimSun" w:hAnsi="Times New Roman"/>
+        </w:rPr>
+        <w:t xml:space="preserve">）、串联反向（</w:t>
+      </w:r>
+      <w:r>
+        <w:rPr>
+          <w:rFonts w:ascii="Cambria Math" w:eastAsia="SimSun" w:hAnsi="Cambria Math"/>
+          <w:i/>
+          <w:iCs/>
+        </w:rPr>
+        <w:t xml:space="preserve">T</w:t>
+      </w:r>
+      <w:r>
+        <w:rPr>
+          <w:rFonts w:ascii="Cambria Math" w:eastAsia="SimSun" w:hAnsi="Cambria Math"/>
+          <w:i w:val="false"/>
+          <w:iCs w:val="false"/>
+        </w:rPr>
+        <w:t xml:space="preserve">∩ </w:t>
+      </w:r>
+      <w:r>
+        <w:rPr>
+          <w:rFonts w:ascii="Cambria Math" w:eastAsia="SimSun" w:hAnsi="Cambria Math"/>
+          <w:i/>
+          <w:iCs/>
+        </w:rPr>
+        <w:t xml:space="preserve">H</w:t>
+      </w:r>
+      <w:r>
+        <w:rPr>
+          <w:rFonts w:ascii="Times New Roman" w:cs="Times New Roman" w:eastAsia="SimSun" w:hAnsi="Times New Roman"/>
+        </w:rPr>
+        <w:t xml:space="preserve">），并按阶聚合成张量——其阶对角块即 Lamata-Otín 等的阶内重叠、非对角块即阶间重叠 [lamataotin2025matrix]，本文只是在每个矩阵元上再展开方向通道。共发/共收这组词直接取自 Lotito 等有向超图微观组织框架的 co-sending / co-receiving [lotito2026directed]。</w:t>
+      </w:r>
+    </w:p>
+    <w:p>
+      <w:pPr>
+        <w:spacing w:after="120" w:before="120" w:line="320"/>
+        <w:jc w:val="both"/>
+      </w:pPr>
+      <w:r>
+        <w:rPr>
+          <w:rFonts w:ascii="Times New Roman" w:cs="Times New Roman" w:eastAsia="SimSun" w:hAnsi="Times New Roman"/>
+        </w:rPr>
+        <w:t xml:space="preserve">该定义带来三项可证性质，其中两项改变了下游计划：</w:t>
+      </w:r>
+    </w:p>
+    <w:p>
+      <w:pPr>
+        <w:pStyle w:val="ListParagraph"/>
+        <w:numPr>
+          <w:ilvl w:val="0"/>
+          <w:numId w:val="2"/>
+        </w:numPr>
+        <w:spacing w:after="60" w:before="60" w:line="310"/>
+      </w:pPr>
+      <w:r>
+        <w:rPr>
+          <w:rFonts w:ascii="Times New Roman" w:cs="Times New Roman" w:eastAsia="SimSun" w:hAnsi="Times New Roman"/>
+          <w:b/>
+          <w:bCs/>
+        </w:rPr>
+        <w:t xml:space="preserve">退化</w:t>
+      </w:r>
+      <w:r>
+        <w:rPr>
+          <w:rFonts w:ascii="Times New Roman" w:cs="Times New Roman" w:eastAsia="SimSun" w:hAnsi="Times New Roman"/>
+        </w:rPr>
+        <w:t xml:space="preserve">：四通道求和逐超边对地精确回收无向超边重叠。这是 I.2 中"refinement 而非另起炉灶"的全部依据。</w:t>
+      </w:r>
+    </w:p>
+    <w:p>
+      <w:pPr>
+        <w:pStyle w:val="ListParagraph"/>
+        <w:numPr>
+          <w:ilvl w:val="0"/>
+          <w:numId w:val="2"/>
+        </w:numPr>
+        <w:spacing w:after="60" w:before="60" w:line="310"/>
+      </w:pPr>
+      <w:r>
+        <w:rPr>
+          <w:rFonts w:ascii="Times New Roman" w:cs="Times New Roman" w:eastAsia="SimSun" w:hAnsi="Times New Roman"/>
+          <w:b/>
+          <w:bCs/>
+        </w:rPr>
+        <w:t xml:space="preserve">宇称</w:t>
+      </w:r>
+      <w:r>
+        <w:rPr>
+          <w:rFonts w:ascii="Times New Roman" w:cs="Times New Roman" w:eastAsia="SimSun" w:hAnsi="Times New Roman"/>
+        </w:rPr>
+        <w:t xml:space="preserve">：</w:t>
+      </w:r>
+      <w:r>
+        <w:rPr>
+          <w:rFonts w:ascii="Cambria Math" w:eastAsia="SimSun" w:hAnsi="Cambria Math"/>
+          <w:i/>
+          <w:iCs/>
+        </w:rPr>
+        <w:t xml:space="preserve">R</w:t>
+      </w:r>
+      <w:r>
+        <w:rPr>
+          <w:rFonts w:ascii="Times New Roman" w:cs="Times New Roman" w:eastAsia="SimSun" w:hAnsi="Times New Roman"/>
+        </w:rPr>
+        <w:t xml:space="preserve">-奇不变量清单给出方向对称性破缺的必要条件，并推出 </w:t>
+      </w:r>
+      <w:r>
+        <w:rPr>
+          <w:rFonts w:ascii="Cambria Math" w:eastAsia="SimSun" w:hAnsi="Cambria Math"/>
+          <w:b/>
+          <w:bCs/>
+          <w:i/>
+          <w:iCs/>
+        </w:rPr>
+        <w:t xml:space="preserve">r</w:t>
+      </w:r>
+      <w:r>
+        <w:rPr>
+          <w:rFonts w:ascii="Cambria Math" w:eastAsia="SimSun" w:hAnsi="Cambria Math"/>
+          <w:b/>
+          <w:bCs/>
+          <w:i w:val="false"/>
+          <w:iCs w:val="false"/>
+          <w:vertAlign w:val="subscript"/>
+        </w:rPr>
+        <w:t xml:space="preserve">io</w:t>
+      </w:r>
+      <w:r>
+        <w:rPr>
+          <w:rFonts w:ascii="Times New Roman" w:cs="Times New Roman" w:eastAsia="SimSun" w:hAnsi="Times New Roman"/>
+          <w:b/>
+          <w:bCs/>
+        </w:rPr>
+        <w:t xml:space="preserve"> 是 </w:t>
+      </w:r>
+      <w:r>
+        <w:rPr>
+          <w:rFonts w:ascii="Cambria Math" w:eastAsia="SimSun" w:hAnsi="Cambria Math"/>
+          <w:b/>
+          <w:bCs/>
+          <w:i/>
+          <w:iCs/>
+        </w:rPr>
+        <w:t xml:space="preserve">R</w:t>
+      </w:r>
+      <w:r>
+        <w:rPr>
+          <w:rFonts w:ascii="Times New Roman" w:cs="Times New Roman" w:eastAsia="SimSun" w:hAnsi="Times New Roman"/>
+          <w:b/>
+          <w:bCs/>
+        </w:rPr>
+        <w:t xml:space="preserve">-偶的</w:t>
+      </w:r>
+      <w:r>
+        <w:rPr>
+          <w:rFonts w:ascii="Times New Roman" w:cs="Times New Roman" w:eastAsia="SimSun" w:hAnsi="Times New Roman"/>
+        </w:rPr>
+        <w:t xml:space="preserve">——单独扫 </w:t>
+      </w:r>
+      <w:r>
+        <w:rPr>
+          <w:rFonts w:ascii="Cambria Math" w:eastAsia="SimSun" w:hAnsi="Cambria Math"/>
+          <w:i/>
+          <w:iCs/>
+        </w:rPr>
+        <w:t xml:space="preserve">r</w:t>
+      </w:r>
+      <w:r>
+        <w:rPr>
+          <w:rFonts w:ascii="Cambria Math" w:eastAsia="SimSun" w:hAnsi="Cambria Math"/>
+          <w:i w:val="false"/>
+          <w:iCs w:val="false"/>
+          <w:vertAlign w:val="subscript"/>
+        </w:rPr>
+        <w:t xml:space="preserve">io</w:t>
+      </w:r>
+      <w:r>
+        <w:rPr>
+          <w:rFonts w:ascii="Times New Roman" w:cs="Times New Roman" w:eastAsia="SimSun" w:hAnsi="Times New Roman"/>
+        </w:rPr>
+        <w:t xml:space="preserve"> 不可能产生系综层面的破缺。</w:t>
+      </w:r>
+      <w:r>
+        <w:rPr>
+          <w:rFonts w:ascii="Times New Roman" w:cs="Times New Roman" w:eastAsia="SimSun" w:hAnsi="Times New Roman"/>
+          <w:b/>
+          <w:bCs/>
+        </w:rPr>
+        <w:t xml:space="preserve">这直接改写大纲 V.5 的实验设计</w:t>
+      </w:r>
+      <w:r>
+        <w:rPr>
+          <w:rFonts w:ascii="Times New Roman" w:cs="Times New Roman" w:eastAsia="SimSun" w:hAnsi="Times New Roman"/>
+        </w:rPr>
+        <w:t xml:space="preserve">：破缺实验须固定 </w:t>
+      </w:r>
+      <w:r>
+        <w:rPr>
+          <w:rFonts w:ascii="Cambria Math" w:eastAsia="SimSun" w:hAnsi="Cambria Math"/>
+          <w:i w:val="false"/>
+          <w:iCs w:val="false"/>
+        </w:rPr>
+        <w:t xml:space="preserve">τ=η</w:t>
+      </w:r>
+      <w:r>
+        <w:rPr>
+          <w:rFonts w:ascii="Times New Roman" w:cs="Times New Roman" w:eastAsia="SimSun" w:hAnsi="Times New Roman"/>
+        </w:rPr>
+        <w:t xml:space="preserve"> 与联合度分布的对角对称性，只扫 </w:t>
+      </w:r>
+      <w:r>
+        <w:rPr>
+          <w:rFonts w:ascii="Cambria Math" w:eastAsia="SimSun" w:hAnsi="Cambria Math"/>
+          <w:i w:val="false"/>
+          <w:iCs w:val="false"/>
+        </w:rPr>
+        <w:t xml:space="preserve">Δα</w:t>
+      </w:r>
+      <w:r>
+        <w:rPr>
+          <w:rFonts w:ascii="Times New Roman" w:cs="Times New Roman" w:eastAsia="SimSun" w:hAnsi="Times New Roman"/>
+        </w:rPr>
+        <w:t xml:space="preserve">。</w:t>
+      </w:r>
+    </w:p>
+    <w:p>
+      <w:pPr>
+        <w:pStyle w:val="ListParagraph"/>
+        <w:numPr>
+          <w:ilvl w:val="0"/>
+          <w:numId w:val="2"/>
+        </w:numPr>
+        <w:spacing w:after="60" w:before="60" w:line="310"/>
+      </w:pPr>
+      <w:r>
+        <w:rPr>
+          <w:rFonts w:ascii="Times New Roman" w:cs="Times New Roman" w:eastAsia="SimSun" w:hAnsi="Times New Roman"/>
+          <w:b/>
+          <w:bCs/>
+        </w:rPr>
+        <w:t xml:space="preserve">可调性</w:t>
+      </w:r>
+      <w:r>
+        <w:rPr>
+          <w:rFonts w:ascii="Times New Roman" w:cs="Times New Roman" w:eastAsia="SimSun" w:hAnsi="Times New Roman"/>
+        </w:rPr>
+        <w:t xml:space="preserve">：保度约束下重叠总量被度序列锁死，</w:t>
+      </w:r>
+      <w:r>
+        <w:rPr>
+          <w:rFonts w:ascii="Times New Roman" w:cs="Times New Roman" w:eastAsia="SimSun" w:hAnsi="Times New Roman"/>
+          <w:b/>
+          <w:bCs/>
+        </w:rPr>
+        <w:t xml:space="preserve">只有条件化定义才可调</w:t>
+      </w:r>
+      <w:r>
+        <w:rPr>
+          <w:rFonts w:ascii="Times New Roman" w:cs="Times New Roman" w:eastAsia="SimSun" w:hAnsi="Times New Roman"/>
+        </w:rPr>
+        <w:t xml:space="preserve">。</w:t>
+      </w:r>
+      <w:r>
+        <w:rPr>
+          <w:rFonts w:ascii="Times New Roman" w:cs="Times New Roman" w:eastAsia="SimSun" w:hAnsi="Times New Roman"/>
+          <w:b/>
+          <w:bCs/>
+        </w:rPr>
+        <w:t xml:space="preserve">这直接改写大纲 V.4 的实现路径</w:t>
+      </w:r>
+      <w:r>
+        <w:rPr>
+          <w:rFonts w:ascii="Times New Roman" w:cs="Times New Roman" w:eastAsia="SimSun" w:hAnsi="Times New Roman"/>
+        </w:rPr>
+        <w:t xml:space="preserve">：调节手柄是重叠对数 </w:t>
+      </w:r>
+      <w:r>
+        <w:rPr>
+          <w:rFonts w:ascii="Cambria Math" w:eastAsia="SimSun" w:hAnsi="Cambria Math"/>
+          <w:i/>
+          <w:iCs/>
+        </w:rPr>
+        <w:t xml:space="preserve">m</w:t>
+      </w:r>
+      <w:r>
+        <w:rPr>
+          <w:rFonts w:ascii="Cambria Math" w:eastAsia="SimSun" w:hAnsi="Cambria Math"/>
+          <w:i w:val="false"/>
+          <w:iCs w:val="false"/>
+          <w:vertAlign w:val="subscript"/>
+        </w:rPr>
+        <w:t xml:space="preserve">ab</w:t>
+      </w:r>
+      <w:r>
+        <w:rPr>
+          <w:rFonts w:ascii="Times New Roman" w:cs="Times New Roman" w:eastAsia="SimSun" w:hAnsi="Times New Roman"/>
+        </w:rPr>
+        <w:t xml:space="preserve">，而非重叠均值。</w:t>
+      </w:r>
+    </w:p>
+    <w:p>
+      <w:pPr>
+        <w:spacing w:after="120" w:before="120" w:line="320"/>
+        <w:jc w:val="both"/>
+      </w:pPr>
+      <w:r>
+        <w:rPr>
+          <w:rFonts w:ascii="Times New Roman" w:cs="Times New Roman" w:eastAsia="SimSun" w:hAnsi="Times New Roman"/>
+        </w:rPr>
+        <w:t xml:space="preserve">解析入口同时打开：把自洽方程从节点级抬到超边级（有向化的 GBCM [malizia2025gbcm]），</w:t>
+      </w:r>
+      <w:r>
+        <w:rPr>
+          <w:rFonts w:ascii="Cambria Math" w:eastAsia="SimSun" w:hAnsi="Cambria Math"/>
+          <w:i w:val="false"/>
+          <w:iCs w:val="false"/>
+        </w:rPr>
+        <w:t xml:space="preserve">α</w:t>
+      </w:r>
+      <w:r>
+        <w:rPr>
+          <w:rFonts w:ascii="Cambria Math" w:eastAsia="SimSun" w:hAnsi="Cambria Math"/>
+          <w:i w:val="false"/>
+          <w:iCs w:val="false"/>
+          <w:vertAlign w:val="superscript"/>
+        </w:rPr>
+        <w:t xml:space="preserve">ab</w:t>
+      </w:r>
+      <w:r>
+        <w:rPr>
+          <w:rFonts w:ascii="Times New Roman" w:cs="Times New Roman" w:eastAsia="SimSun" w:hAnsi="Times New Roman"/>
+        </w:rPr>
+        <w:t xml:space="preserve"> 作为四通道转移算子 </w:t>
+      </w:r>
+      <w:r>
+        <w:rPr>
+          <w:rFonts w:ascii="Cambria Math" w:eastAsia="SimSun" w:hAnsi="Cambria Math"/>
+          <w:i/>
+          <w:iCs/>
+        </w:rPr>
+        <w:t xml:space="preserve">M</w:t>
+      </w:r>
+      <w:r>
+        <w:rPr>
+          <w:rFonts w:ascii="Times New Roman" w:cs="Times New Roman" w:eastAsia="SimSun" w:hAnsi="Times New Roman"/>
+        </w:rPr>
+        <w:t xml:space="preserve"> 的权重进入，阈值即 </w:t>
+      </w:r>
+      <w:r>
+        <w:rPr>
+          <w:rFonts w:ascii="Cambria Math" w:eastAsia="SimSun" w:hAnsi="Cambria Math"/>
+          <w:i w:val="false"/>
+          <w:iCs w:val="false"/>
+        </w:rPr>
+        <w:t xml:space="preserve">ρ(</w:t>
+      </w:r>
+      <w:r>
+        <w:rPr>
+          <w:rFonts w:ascii="Cambria Math" w:eastAsia="SimSun" w:hAnsi="Cambria Math"/>
+          <w:i/>
+          <w:iCs/>
+        </w:rPr>
+        <w:t xml:space="preserve">M</w:t>
+      </w:r>
+      <w:r>
+        <w:rPr>
+          <w:rFonts w:ascii="Cambria Math" w:eastAsia="SimSun" w:hAnsi="Cambria Math"/>
+          <w:i w:val="false"/>
+          <w:iCs w:val="false"/>
+        </w:rPr>
+        <w:t xml:space="preserve">)=1</w:t>
+      </w:r>
+      <w:r>
+        <w:rPr>
+          <w:rFonts w:ascii="Times New Roman" w:cs="Times New Roman" w:eastAsia="SimSun" w:hAnsi="Times New Roman"/>
+        </w:rPr>
+        <w:t xml:space="preserve">。风险 2.2 关闭。</w:t>
+      </w:r>
+    </w:p>
+    <w:p>
+      <w:pPr>
+        <w:pBdr>
+          <w:left w:val="single" w:color="9AAFC4" w:sz="12" w:space="8"/>
+        </w:pBdr>
+        <w:spacing w:after="60" w:before="60" w:line="300"/>
+        <w:ind w:left="360"/>
+      </w:pPr>
+      <w:r>
+        <w:rPr>
+          <w:rFonts w:ascii="Times New Roman" w:cs="Times New Roman" w:eastAsia="SimSun" w:hAnsi="Times New Roman"/>
+          <w:color w:val="3A4A5A"/>
+        </w:rPr>
+        <w:t xml:space="preserve">仍需拍板两处，均已在 </w:t>
+      </w:r>
+      <w:r>
+        <w:rPr>
+          <w:rFonts w:ascii="Consolas" w:eastAsia="SimSun" w:hAnsi="Consolas"/>
+          <w:color w:val="3A4A5A"/>
+        </w:rPr>
+        <w:t xml:space="preserve">alpha-definition.md</w:t>
+      </w:r>
+      <w:r>
+        <w:rPr>
+          <w:rFonts w:ascii="Times New Roman" w:cs="Times New Roman" w:eastAsia="SimSun" w:hAnsi="Times New Roman"/>
+          <w:color w:val="3A4A5A"/>
+        </w:rPr>
+        <w:t xml:space="preserve"> §5 标出：归一化分母取 </w:t>
+      </w:r>
+      <w:r>
+        <w:rPr>
+          <w:rFonts w:ascii="Cambria Math" w:eastAsia="SimSun" w:hAnsi="Cambria Math"/>
+          <w:i/>
+          <w:iCs/>
+          <w:color w:val="3A4A5A"/>
+        </w:rPr>
+        <w:t xml:space="preserve">min</w:t>
+      </w:r>
+      <w:r>
+        <w:rPr>
+          <w:rFonts w:ascii="Times New Roman" w:cs="Times New Roman" w:eastAsia="SimSun" w:hAnsi="Times New Roman"/>
+          <w:color w:val="3A4A5A"/>
+        </w:rPr>
+        <w:t xml:space="preserve"> 还是余弦型；</w:t>
+      </w:r>
+      <w:r>
+        <w:rPr>
+          <w:rFonts w:ascii="Cambria Math" w:eastAsia="SimSun" w:hAnsi="Cambria Math"/>
+          <w:i w:val="false"/>
+          <w:iCs w:val="false"/>
+          <w:color w:val="3A4A5A"/>
+        </w:rPr>
+        <w:t xml:space="preserve">α</w:t>
+      </w:r>
+      <w:r>
+        <w:rPr>
+          <w:rFonts w:ascii="Cambria Math" w:eastAsia="SimSun" w:hAnsi="Cambria Math"/>
+          <w:i w:val="false"/>
+          <w:iCs w:val="false"/>
+          <w:color w:val="3A4A5A"/>
+          <w:vertAlign w:val="superscript"/>
+        </w:rPr>
+        <w:t xml:space="preserve">⇄</w:t>
+      </w:r>
+      <w:r>
+        <w:rPr>
+          <w:rFonts w:ascii="Times New Roman" w:cs="Times New Roman" w:eastAsia="SimSun" w:hAnsi="Times New Roman"/>
+          <w:color w:val="3A4A5A"/>
+        </w:rPr>
+        <w:t xml:space="preserve"> 取 </w:t>
+      </w:r>
+      <w:r>
+        <w:rPr>
+          <w:rFonts w:ascii="Cambria Math" w:eastAsia="SimSun" w:hAnsi="Cambria Math"/>
+          <w:i w:val="false"/>
+          <w:iCs w:val="false"/>
+          <w:color w:val="3A4A5A"/>
+        </w:rPr>
+        <w:t xml:space="preserve">⟨</w:t>
+      </w:r>
+      <w:r>
+        <w:rPr>
+          <w:rFonts w:ascii="Cambria Math" w:eastAsia="SimSun" w:hAnsi="Cambria Math"/>
+          <w:i/>
+          <w:iCs/>
+          <w:color w:val="3A4A5A"/>
+        </w:rPr>
+        <w:t xml:space="preserve">min</w:t>
+      </w:r>
+      <w:r>
+        <w:rPr>
+          <w:rFonts w:ascii="Cambria Math" w:eastAsia="SimSun" w:hAnsi="Cambria Math"/>
+          <w:i w:val="false"/>
+          <w:iCs w:val="false"/>
+          <w:color w:val="3A4A5A"/>
+        </w:rPr>
+        <w:t xml:space="preserve">(</w:t>
+      </w:r>
+      <w:r>
+        <w:rPr>
+          <w:rFonts w:ascii="Cambria Math" w:eastAsia="SimSun" w:hAnsi="Cambria Math"/>
+          <w:i/>
+          <w:iCs/>
+          <w:color w:val="3A4A5A"/>
+        </w:rPr>
+        <w:t xml:space="preserve">n</w:t>
+      </w:r>
+      <w:r>
+        <w:rPr>
+          <w:rFonts w:ascii="Cambria Math" w:eastAsia="SimSun" w:hAnsi="Cambria Math"/>
+          <w:i w:val="false"/>
+          <w:iCs w:val="false"/>
+          <w:color w:val="3A4A5A"/>
+          <w:vertAlign w:val="subscript"/>
+        </w:rPr>
+        <w:t xml:space="preserve">HT</w:t>
+      </w:r>
+      <w:r>
+        <w:rPr>
+          <w:rFonts w:ascii="Cambria Math" w:eastAsia="SimSun" w:hAnsi="Cambria Math"/>
+          <w:i w:val="false"/>
+          <w:iCs w:val="false"/>
+          <w:color w:val="3A4A5A"/>
+        </w:rPr>
+        <w:t xml:space="preserve">,</w:t>
+      </w:r>
+      <w:r>
+        <w:rPr>
+          <w:rFonts w:ascii="Cambria Math" w:eastAsia="SimSun" w:hAnsi="Cambria Math"/>
+          <w:i/>
+          <w:iCs/>
+          <w:color w:val="3A4A5A"/>
+        </w:rPr>
+        <w:t xml:space="preserve">n</w:t>
+      </w:r>
+      <w:r>
+        <w:rPr>
+          <w:rFonts w:ascii="Cambria Math" w:eastAsia="SimSun" w:hAnsi="Cambria Math"/>
+          <w:i w:val="false"/>
+          <w:iCs w:val="false"/>
+          <w:color w:val="3A4A5A"/>
+          <w:vertAlign w:val="subscript"/>
+        </w:rPr>
+        <w:t xml:space="preserve">TH</w:t>
+      </w:r>
+      <w:r>
+        <w:rPr>
+          <w:rFonts w:ascii="Cambria Math" w:eastAsia="SimSun" w:hAnsi="Cambria Math"/>
+          <w:i w:val="false"/>
+          <w:iCs w:val="false"/>
+          <w:color w:val="3A4A5A"/>
+        </w:rPr>
+        <w:t xml:space="preserve">)⟩</w:t>
+      </w:r>
+      <w:r>
+        <w:rPr>
+          <w:rFonts w:ascii="Times New Roman" w:cs="Times New Roman" w:eastAsia="SimSun" w:hAnsi="Times New Roman"/>
+          <w:color w:val="3A4A5A"/>
+        </w:rPr>
+        <w:t xml:space="preserve"> 还是直接采用 [lotito2026directed] 的 strong 互惠性定义（后者便于与第 VII 部分真实数据共用口径）。</w:t>
+      </w:r>
+    </w:p>
+    <w:p>
+      <w:pPr>
+        <w:pStyle w:val="Heading3"/>
+        <w:spacing w:after="160" w:before="300"/>
+      </w:pPr>
+      <w:r>
+        <w:rPr>
+          <w:rFonts w:ascii="Times New Roman" w:cs="Times New Roman" w:eastAsia="SimSun" w:hAnsi="Times New Roman"/>
+          <w:b/>
+          <w:bCs/>
+          <w:color w:val="1A1A1A"/>
+          <w:sz w:val="23"/>
+          <w:szCs w:val="23"/>
+        </w:rPr>
+        <w:t xml:space="preserve">2. C3 的收窄——已按理论严谨性重写</w:t>
+      </w:r>
+    </w:p>
+    <w:p>
+      <w:pPr>
+        <w:spacing w:after="120" w:before="120" w:line="320"/>
+        <w:jc w:val="both"/>
+      </w:pPr>
+      <w:r>
+        <w:rPr>
+          <w:rFonts w:ascii="Times New Roman" w:cs="Times New Roman" w:eastAsia="SimSun" w:hAnsi="Times New Roman"/>
+        </w:rPr>
+        <w:t xml:space="preserve">大纲原文"提出严格保度的有向超图生成/重连工具链"站不住：固定度的有向超图均匀采样 [kraakman2026sampling]、非退化有向超图零模型 [abuissa2026dinghy]、保度保相关的无向超图随机化 [nakajima2022randomizing] 均已存在。</w:t>
+      </w:r>
+    </w:p>
+    <w:p>
+      <w:pPr>
+        <w:spacing w:after="120" w:before="120" w:line="320"/>
+        <w:jc w:val="both"/>
+      </w:pPr>
+      <w:r>
+        <w:rPr>
+          <w:rFonts w:ascii="Times New Roman" w:cs="Times New Roman" w:eastAsia="SimSun" w:hAnsi="Times New Roman"/>
+        </w:rPr>
+        <w:t xml:space="preserve">C3 现改为"有向超边重叠的可计算定义 + 以 </w:t>
+      </w:r>
+      <w:r>
+        <w:rPr>
+          <w:rFonts w:ascii="Cambria Math" w:eastAsia="SimSun" w:hAnsi="Cambria Math"/>
+          <w:i w:val="false"/>
+          <w:iCs w:val="false"/>
+        </w:rPr>
+        <w:t xml:space="preserve">(</w:t>
+      </w:r>
+      <w:r>
+        <w:rPr>
+          <w:rFonts w:ascii="Cambria Math" w:eastAsia="SimSun" w:hAnsi="Cambria Math"/>
+          <w:i/>
+          <w:iCs/>
+        </w:rPr>
+        <w:t xml:space="preserve">r</w:t>
+      </w:r>
+      <w:r>
+        <w:rPr>
+          <w:rFonts w:ascii="Cambria Math" w:eastAsia="SimSun" w:hAnsi="Cambria Math"/>
+          <w:i w:val="false"/>
+          <w:iCs w:val="false"/>
+          <w:vertAlign w:val="subscript"/>
+        </w:rPr>
+        <w:t xml:space="preserve">io</w:t>
+      </w:r>
+      <w:r>
+        <w:rPr>
+          <w:rFonts w:ascii="Cambria Math" w:eastAsia="SimSun" w:hAnsi="Cambria Math"/>
+          <w:i w:val="false"/>
+          <w:iCs w:val="false"/>
+        </w:rPr>
+        <w:t xml:space="preserve">,α)</w:t>
+      </w:r>
+      <w:r>
+        <w:rPr>
+          <w:rFonts w:ascii="Times New Roman" w:cs="Times New Roman" w:eastAsia="SimSun" w:hAnsi="Times New Roman"/>
+        </w:rPr>
+        <w:t xml:space="preserve"> 为靶的定向重连"，并补上三条此前缺失的严谨性声明（见 I.2 末"关于 C3 的方法学声明"）：本链</w:t>
+      </w:r>
+      <w:r>
+        <w:rPr>
+          <w:rFonts w:ascii="Times New Roman" w:cs="Times New Roman" w:eastAsia="SimSun" w:hAnsi="Times New Roman"/>
+          <w:b/>
+          <w:bCs/>
+        </w:rPr>
+        <w:t xml:space="preserve">有偏、非均匀</w:t>
+      </w:r>
+      <w:r>
+        <w:rPr>
+          <w:rFonts w:ascii="Times New Roman" w:cs="Times New Roman" w:eastAsia="SimSun" w:hAnsi="Times New Roman"/>
+        </w:rPr>
+        <w:t xml:space="preserve">因而不可用于显著性检验、零模型基线一律外借；重叠</w:t>
+      </w:r>
+      <w:r>
+        <w:rPr>
+          <w:rFonts w:ascii="Times New Roman" w:cs="Times New Roman" w:eastAsia="SimSun" w:hAnsi="Times New Roman"/>
+          <w:b/>
+          <w:bCs/>
+        </w:rPr>
+        <w:t xml:space="preserve">总量不可调</w:t>
+      </w:r>
+      <w:r>
+        <w:rPr>
+          <w:rFonts w:ascii="Times New Roman" w:cs="Times New Roman" w:eastAsia="SimSun" w:hAnsi="Times New Roman"/>
+        </w:rPr>
+        <w:t xml:space="preserve">因而 </w:t>
+      </w:r>
+      <w:r>
+        <w:rPr>
+          <w:rFonts w:ascii="Cambria Math" w:eastAsia="SimSun" w:hAnsi="Cambria Math"/>
+          <w:i w:val="false"/>
+          <w:iCs w:val="false"/>
+        </w:rPr>
+        <w:t xml:space="preserve">α</w:t>
+      </w:r>
+      <w:r>
+        <w:rPr>
+          <w:rFonts w:ascii="Times New Roman" w:cs="Times New Roman" w:eastAsia="SimSun" w:hAnsi="Times New Roman"/>
+        </w:rPr>
+        <w:t xml:space="preserve"> 必须条件化；未靶向结构量须做</w:t>
+      </w:r>
+      <w:r>
+        <w:rPr>
+          <w:rFonts w:ascii="Times New Roman" w:cs="Times New Roman" w:eastAsia="SimSun" w:hAnsi="Times New Roman"/>
+          <w:b/>
+          <w:bCs/>
+        </w:rPr>
+        <w:t xml:space="preserve">混杂审计</w:t>
+      </w:r>
+      <w:r>
+        <w:rPr>
+          <w:rFonts w:ascii="Times New Roman" w:cs="Times New Roman" w:eastAsia="SimSun" w:hAnsi="Times New Roman"/>
+        </w:rPr>
+        <w:t xml:space="preserve">。第二条是实现层面的硬约束，若不处理，工具 2 会在实现阶段直接失败。</w:t>
+      </w:r>
+    </w:p>
+    <w:p>
+      <w:pPr>
+        <w:pStyle w:val="Heading3"/>
+        <w:spacing w:after="160" w:before="300"/>
+      </w:pPr>
+      <w:r>
+        <w:rPr>
+          <w:rFonts w:ascii="Times New Roman" w:cs="Times New Roman" w:eastAsia="SimSun" w:hAnsi="Times New Roman"/>
+          <w:b/>
+          <w:bCs/>
+          <w:color w:val="1A1A1A"/>
+          <w:sz w:val="23"/>
+          <w:szCs w:val="23"/>
+        </w:rPr>
+        <w:t xml:space="preserve">3. 全库重扫——已重跑，且改变了空白声明</w:t>
+      </w:r>
+    </w:p>
+    <w:p>
+      <w:pPr>
+        <w:spacing w:after="120" w:before="120" w:line="320"/>
+        <w:jc w:val="both"/>
+      </w:pPr>
+      <w:r>
+        <w:rPr>
+          <w:rFonts w:ascii="Times New Roman" w:cs="Times New Roman" w:eastAsia="SimSun" w:hAnsi="Times New Roman"/>
+        </w:rPr>
+        <w:t xml:space="preserve">第二轮检索（CrossRef 全量 + Semantic Scholar + 网络检索）查出一项 v1 遗漏的关键工作：</w:t>
+      </w:r>
+    </w:p>
+    <w:p>
+      <w:pPr>
+        <w:pBdr>
+          <w:left w:val="single" w:color="9AAFC4" w:sz="12" w:space="8"/>
+        </w:pBdr>
+        <w:spacing w:after="60" w:before="60" w:line="300"/>
+        <w:ind w:left="360"/>
+      </w:pPr>
+      <w:r>
+        <w:rPr>
+          <w:rFonts w:ascii="Times New Roman" w:cs="Times New Roman" w:eastAsia="SimSun" w:hAnsi="Times New Roman"/>
+          <w:b/>
+          <w:bCs/>
+          <w:color w:val="3A4A5A"/>
+        </w:rPr>
+        <w:t xml:space="preserve">Li, Wu, Lü, Lei, "Enhancing predictive accuracy in social contagion dynamics via directed hypergraph structures", Communications Physics 7 (2024)</w:t>
+      </w:r>
+      <w:r>
+        <w:rPr>
+          <w:rFonts w:ascii="Times New Roman" w:cs="Times New Roman" w:eastAsia="SimSun" w:hAnsi="Times New Roman"/>
+          <w:color w:val="3A4A5A"/>
+        </w:rPr>
+        <w:t xml:space="preserve"> [li2024directed]</w:t>
+      </w:r>
+    </w:p>
+    <w:p>
+      <w:pPr>
+        <w:spacing w:after="120" w:before="120" w:line="320"/>
+        <w:jc w:val="both"/>
+      </w:pPr>
+      <w:r>
+        <w:rPr>
+          <w:rFonts w:ascii="Times New Roman" w:cs="Times New Roman" w:eastAsia="SimSun" w:hAnsi="Times New Roman"/>
+        </w:rPr>
+        <w:t xml:space="preserve">这是有向超图上的传播动力学，发表在顶刊，v1 的"尚无工作在有向超图上给出传播理论"因此</w:t>
+      </w:r>
+      <w:r>
+        <w:rPr>
+          <w:rFonts w:ascii="Times New Roman" w:cs="Times New Roman" w:eastAsia="SimSun" w:hAnsi="Times New Roman"/>
+          <w:b/>
+          <w:bCs/>
+        </w:rPr>
+        <w:t xml:space="preserve">是错的</w:t>
+      </w:r>
+      <w:r>
+        <w:rPr>
+          <w:rFonts w:ascii="Times New Roman" w:cs="Times New Roman" w:eastAsia="SimSun" w:hAnsi="Times New Roman"/>
+        </w:rPr>
+        <w:t xml:space="preserve">，已删除。同轮还补入 [malizia2025gbcm]（GBCM，不可逆传播 + 阶间相关，PRL 2025）与 [lamataotin2025matrix]（超边重叠矩阵，PRE 2025），二者都直接占据本文原以为空白的邻近地带。</w:t>
+      </w:r>
+    </w:p>
+    <w:p>
+      <w:pPr>
+        <w:spacing w:after="120" w:before="120" w:line="320"/>
+        <w:jc w:val="both"/>
+      </w:pPr>
+      <w:r>
+        <w:rPr>
+          <w:rFonts w:ascii="Times New Roman" w:cs="Times New Roman" w:eastAsia="SimSun" w:hAnsi="Times New Roman"/>
+        </w:rPr>
+        <w:t xml:space="preserve">空白声明已重写为四点边界（均场 vs 边基、无渗流理论、标量旋钮 vs 结构相关量、社会采纳 vs SIR），并在 I.2 新增一整行对照 [li2024directed]。</w:t>
+      </w:r>
+      <w:r>
+        <w:rPr>
+          <w:rFonts w:ascii="Times New Roman" w:cs="Times New Roman" w:eastAsia="SimSun" w:hAnsi="Times New Roman"/>
+          <w:b/>
+          <w:bCs/>
+        </w:rPr>
+        <w:t xml:space="preserve">结论：论文仍然成立，但 C1 的措辞必须从"首个有向超图传播理论"降为"首个边基（非均场）理论"，C2 反而成为最独立的一块。</w:t>
+      </w:r>
+    </w:p>
+    <w:p>
+      <w:pPr>
+        <w:spacing w:after="120" w:before="120" w:line="320"/>
+        <w:jc w:val="both"/>
+      </w:pPr>
+      <w:r>
+        <w:rPr>
+          <w:rFonts w:ascii="Times New Roman" w:cs="Times New Roman" w:eastAsia="SimSun" w:hAnsi="Times New Roman"/>
+        </w:rPr>
+        <w:t xml:space="preserve">引用核验同步重跑：46 条全部命中，0 未找到（详见文末）。</w:t>
+      </w:r>
+    </w:p>
+    <w:p>
+      <w:pPr>
+        <w:spacing w:after="120" w:before="120" w:line="320"/>
+        <w:jc w:val="both"/>
+      </w:pPr>
+      <w:r>
+        <w:rPr>
+          <w:rFonts w:ascii="Times New Roman" w:cs="Times New Roman" w:eastAsia="SimSun" w:hAnsi="Times New Roman"/>
+          <w:b/>
+          <w:bCs/>
+        </w:rPr>
+        <w:t xml:space="preserve">仍需老师拍板：</w:t>
+      </w:r>
+      <w:r>
+        <w:rPr>
+          <w:rFonts w:ascii="Times New Roman" w:cs="Times New Roman" w:eastAsia="SimSun" w:hAnsi="Times New Roman"/>
+        </w:rPr>
+        <w:t xml:space="preserve"> 目标期刊（大纲 G-3）。本稿按"物理类专业刊（PRE / Communications Physics）"的篇幅与叙事密度写；若改投 Nature 系子刊，I.1 需压到 3–4 段、去掉分点列表，并把"为什么一般读者该关心方向性"提到第一段。注意 [li2024directed] 本身发在 Communications Physics，投同刊时审稿人极可能就是该组——I.2 中对它的边界划分必须经得起原作者审阅。</w:t>
+      </w:r>
+    </w:p>
+    <w:p>
+      <w:pPr>
+        <w:pBdr>
+          <w:bottom w:val="single" w:color="BBBBBB" w:sz="6" w:space="1"/>
+        </w:pBdr>
+        <w:spacing w:after="200" w:before="80"/>
+      </w:pPr>
+    </w:p>
+    <w:p>
+      <w:pPr>
+        <w:pStyle w:val="Heading2"/>
+        <w:spacing w:after="160" w:before="300"/>
+      </w:pPr>
+      <w:r>
+        <w:rPr>
+          <w:rFonts w:ascii="Times New Roman" w:cs="Times New Roman" w:eastAsia="SimSun" w:hAnsi="Times New Roman"/>
+          <w:b/>
+          <w:bCs/>
+          <w:color w:val="1A1A1A"/>
+          <w:sz w:val="26"/>
+          <w:szCs w:val="26"/>
+        </w:rPr>
+        <w:t xml:space="preserve">引用核验状态</w:t>
+      </w:r>
+    </w:p>
+    <w:p>
+      <w:pPr>
+        <w:spacing w:after="120" w:before="120" w:line="320"/>
+        <w:jc w:val="both"/>
+      </w:pPr>
+      <w:r>
+        <w:rPr>
+          <w:rFonts w:ascii="Times New Roman" w:cs="Times New Roman" w:eastAsia="SimSun" w:hAnsi="Times New Roman"/>
+        </w:rPr>
+        <w:t xml:space="preserve">全部 46 条参考文献已通过 </w:t>
       </w:r>
       <w:r>
         <w:rPr>
@@ -2681,7 +4398,7 @@
         <w:rPr>
           <w:rFonts w:ascii="Times New Roman" w:cs="Times New Roman" w:eastAsia="SimSun" w:hAnsi="Times New Roman"/>
         </w:rPr>
-        <w:t xml:space="preserve"> 核验：</w:t>
+        <w:t xml:space="preserve"> 第二轮核验：</w:t>
       </w:r>
     </w:p>
     <w:tbl>
@@ -2799,7 +4516,7 @@
               <w:rPr>
                 <w:rFonts w:ascii="Times New Roman" w:cs="Times New Roman" w:eastAsia="SimSun" w:hAnsi="Times New Roman"/>
               </w:rPr>
-              <w:t xml:space="preserve">36</w:t>
+              <w:t xml:space="preserve">38</w:t>
             </w:r>
           </w:p>
         </w:tc>
@@ -2848,7 +4565,7 @@
               <w:rPr>
                 <w:rFonts w:ascii="Times New Roman" w:cs="Times New Roman" w:eastAsia="SimSun" w:hAnsi="Times New Roman"/>
               </w:rPr>
-              <w:t xml:space="preserve">7</w:t>
+              <w:t xml:space="preserve">8</w:t>
             </w:r>
           </w:p>
         </w:tc>
@@ -2921,7 +4638,7 @@
         <w:rPr>
           <w:rFonts w:ascii="Times New Roman" w:cs="Times New Roman" w:eastAsia="SimSun" w:hAnsi="Times New Roman"/>
         </w:rPr>
-        <w:t xml:space="preserve">7 条 suspicious 全部为</w:t>
+        <w:t xml:space="preserve">8 条 suspicious 全部为</w:t>
       </w:r>
       <w:r>
         <w:rPr>
@@ -2935,7 +4652,7 @@
         <w:rPr>
           <w:rFonts w:ascii="Times New Roman" w:cs="Times New Roman" w:eastAsia="SimSun" w:hAnsi="Times New Roman"/>
         </w:rPr>
-        <w:t xml:space="preserve">，其标题在 CrossRef 中相似度均为 100%；其中两条触发的红旗（</w:t>
+        <w:t xml:space="preserve">，其标题在 CrossRef 中相似度均为 100%。触发的红旗全部为解析假象，已逐条手工回查 CrossRef 确认：</w:t>
       </w:r>
       <w:r>
         <w:rPr>
@@ -2947,7 +4664,7 @@
         <w:rPr>
           <w:rFonts w:ascii="Times New Roman" w:cs="Times New Roman" w:eastAsia="SimSun" w:hAnsi="Times New Roman"/>
         </w:rPr>
-        <w:t xml:space="preserve"> 的"作者不匹配"、</w:t>
+        <w:t xml:space="preserve"> 的"作者不匹配"来自匹配到同名书籍章节的作者拼写错误版本；</w:t>
       </w:r>
       <w:r>
         <w:rPr>
@@ -2959,7 +4676,43 @@
         <w:rPr>
           <w:rFonts w:ascii="Times New Roman" w:cs="Times New Roman" w:eastAsia="SimSun" w:hAnsi="Times New Roman"/>
         </w:rPr>
-        <w:t xml:space="preserve"> 的"单字作者名"）已手工回查 CrossRef 确认为误报——前者匹配到了同名书籍章节的作者拼写错误版本，后者是 LaTeX 重音转义（</w:t>
+        <w:t xml:space="preserve">、</w:t>
+      </w:r>
+      <w:r>
+        <w:rPr>
+          <w:rFonts w:ascii="Consolas" w:eastAsia="SimSun" w:hAnsi="Consolas"/>
+        </w:rPr>
+        <w:t xml:space="preserve">lamataotin2025matrix</w:t>
+      </w:r>
+      <w:r>
+        <w:rPr>
+          <w:rFonts w:ascii="Times New Roman" w:cs="Times New Roman" w:eastAsia="SimSun" w:hAnsi="Times New Roman"/>
+        </w:rPr>
+        <w:t xml:space="preserve">、</w:t>
+      </w:r>
+      <w:r>
+        <w:rPr>
+          <w:rFonts w:ascii="Consolas" w:eastAsia="SimSun" w:hAnsi="Consolas"/>
+        </w:rPr>
+        <w:t xml:space="preserve">malizia2025overlap</w:t>
+      </w:r>
+      <w:r>
+        <w:rPr>
+          <w:rFonts w:ascii="Times New Roman" w:cs="Times New Roman" w:eastAsia="SimSun" w:hAnsi="Times New Roman"/>
+        </w:rPr>
+        <w:t xml:space="preserve">、</w:t>
+      </w:r>
+      <w:r>
+        <w:rPr>
+          <w:rFonts w:ascii="Consolas" w:eastAsia="SimSun" w:hAnsi="Consolas"/>
+        </w:rPr>
+        <w:t xml:space="preserve">malizia2025gbcm</w:t>
+      </w:r>
+      <w:r>
+        <w:rPr>
+          <w:rFonts w:ascii="Times New Roman" w:cs="Times New Roman" w:eastAsia="SimSun" w:hAnsi="Times New Roman"/>
+        </w:rPr>
+        <w:t xml:space="preserve"> 的"单字作者名"与"作者不匹配"均由 LaTeX 重音转义（如 </w:t>
       </w:r>
       <w:r>
         <w:rPr>
@@ -2971,7 +4724,31 @@
         <w:rPr>
           <w:rFonts w:ascii="Times New Roman" w:cs="Times New Roman" w:eastAsia="SimSun" w:hAnsi="Times New Roman"/>
         </w:rPr>
-        <w:t xml:space="preserve">）导致的解析假象。参考文献见 </w:t>
+        <w:t xml:space="preserve">、</w:t>
+      </w:r>
+      <w:r>
+        <w:rPr>
+          <w:rFonts w:ascii="Consolas" w:eastAsia="SimSun" w:hAnsi="Consolas"/>
+        </w:rPr>
+        <w:t xml:space="preserve">Lamata-Ot{\'i}n</w:t>
+      </w:r>
+      <w:r>
+        <w:rPr>
+          <w:rFonts w:ascii="Times New Roman" w:cs="Times New Roman" w:eastAsia="SimSun" w:hAnsi="Times New Roman"/>
+        </w:rPr>
+        <w:t xml:space="preserve">、</w:t>
+      </w:r>
+      <w:r>
+        <w:rPr>
+          <w:rFonts w:ascii="Consolas" w:eastAsia="SimSun" w:hAnsi="Consolas"/>
+        </w:rPr>
+        <w:t xml:space="preserve">Guzm{\'a}n</w:t>
+      </w:r>
+      <w:r>
+        <w:rPr>
+          <w:rFonts w:ascii="Times New Roman" w:cs="Times New Roman" w:eastAsia="SimSun" w:hAnsi="Times New Roman"/>
+        </w:rPr>
+        <w:t xml:space="preserve">）导致。参考文献见 </w:t>
       </w:r>
       <w:r>
         <w:rPr>
@@ -3794,7 +5571,7 @@
           <w:sz w:val="18"/>
           <w:szCs w:val="18"/>
         </w:rPr>
-        <w:t xml:space="preserve">[landry2020] </w:t>
+        <w:t xml:space="preserve">[lamataotin2025matrix] </w:t>
       </w:r>
       <w:r>
         <w:rPr>
@@ -3802,7 +5579,7 @@
           <w:sz w:val="19"/>
           <w:szCs w:val="19"/>
         </w:rPr>
-        <w:t xml:space="preserve">Nicholas W. Landry, Juan G. Restrepo (2020) The effect of heterogeneity on hypergraph contagion models. Chaos 30, 103117.</w:t>
+        <w:t xml:space="preserve">Santiago Lamata-Otín, Federico Malizia, Vito Latora, Mattia Frasca, Jesús Gómez-Gardeñes (2025) Hyperedge overlap drives synchronizability of systems with higher-order interactions. Physical Review E 111, 034302.</w:t>
       </w:r>
       <w:r>
         <w:rPr>
@@ -3811,7 +5588,7 @@
           <w:sz w:val="17"/>
           <w:szCs w:val="17"/>
         </w:rPr>
-        <w:t xml:space="preserve"> doi:10.1063/5.0020034</w:t>
+        <w:t xml:space="preserve"> doi:10.1103/PhysRevE.111.034302</w:t>
       </w:r>
     </w:p>
     <w:p>
@@ -3827,7 +5604,7 @@
           <w:sz w:val="18"/>
           <w:szCs w:val="18"/>
         </w:rPr>
-        <w:t xml:space="preserve">[lotito2026directed] </w:t>
+        <w:t xml:space="preserve">[landry2020] </w:t>
       </w:r>
       <w:r>
         <w:rPr>
@@ -3835,7 +5612,7 @@
           <w:sz w:val="19"/>
           <w:szCs w:val="19"/>
         </w:rPr>
-        <w:t xml:space="preserve">Quintino Francesco Lotito, Alberto Vendramini, Alberto Montresor, Federico Battiston (2026) The microscale organization of directed hypergraphs. Communications Physics 9.</w:t>
+        <w:t xml:space="preserve">Nicholas W. Landry, Juan G. Restrepo (2020) The effect of heterogeneity on hypergraph contagion models. Chaos 30, 103117.</w:t>
       </w:r>
       <w:r>
         <w:rPr>
@@ -3844,7 +5621,106 @@
           <w:sz w:val="17"/>
           <w:szCs w:val="17"/>
         </w:rPr>
+        <w:t xml:space="preserve"> doi:10.1063/5.0020034</w:t>
+      </w:r>
+    </w:p>
+    <w:p>
+      <w:pPr>
+        <w:spacing w:after="60" w:before="60" w:line="280"/>
+        <w:ind w:left="420" w:hanging="420"/>
+      </w:pPr>
+      <w:r>
+        <w:rPr>
+          <w:rFonts w:ascii="Consolas" w:eastAsia="SimSun" w:hAnsi="Consolas"/>
+          <w:b/>
+          <w:bCs/>
+          <w:sz w:val="18"/>
+          <w:szCs w:val="18"/>
+        </w:rPr>
+        <w:t xml:space="preserve">[li2024directed] </w:t>
+      </w:r>
+      <w:r>
+        <w:rPr>
+          <w:rFonts w:ascii="Times New Roman" w:cs="Times New Roman" w:eastAsia="SimSun" w:hAnsi="Times New Roman"/>
+          <w:sz w:val="19"/>
+          <w:szCs w:val="19"/>
+        </w:rPr>
+        <w:t xml:space="preserve">Juyi Li, Xiaoqun Wu, Jinhu Lü, Ling Lei (2024) Enhancing predictive accuracy in social contagion dynamics via directed hypergraph structures. Communications Physics 7.</w:t>
+      </w:r>
+      <w:r>
+        <w:rPr>
+          <w:rFonts w:ascii="Consolas" w:eastAsia="SimSun" w:hAnsi="Consolas"/>
+          <w:color w:val="555555"/>
+          <w:sz w:val="17"/>
+          <w:szCs w:val="17"/>
+        </w:rPr>
+        <w:t xml:space="preserve"> doi:10.1038/s42005-024-01614-9</w:t>
+      </w:r>
+    </w:p>
+    <w:p>
+      <w:pPr>
+        <w:spacing w:after="60" w:before="60" w:line="280"/>
+        <w:ind w:left="420" w:hanging="420"/>
+      </w:pPr>
+      <w:r>
+        <w:rPr>
+          <w:rFonts w:ascii="Consolas" w:eastAsia="SimSun" w:hAnsi="Consolas"/>
+          <w:b/>
+          <w:bCs/>
+          <w:sz w:val="18"/>
+          <w:szCs w:val="18"/>
+        </w:rPr>
+        <w:t xml:space="preserve">[lotito2026directed] </w:t>
+      </w:r>
+      <w:r>
+        <w:rPr>
+          <w:rFonts w:ascii="Times New Roman" w:cs="Times New Roman" w:eastAsia="SimSun" w:hAnsi="Times New Roman"/>
+          <w:sz w:val="19"/>
+          <w:szCs w:val="19"/>
+        </w:rPr>
+        <w:t xml:space="preserve">Quintino Francesco Lotito, Alberto Vendramini, Alberto Montresor, Federico Battiston (2026) The microscale organization of directed hypergraphs. Communications Physics 9.</w:t>
+      </w:r>
+      <w:r>
+        <w:rPr>
+          <w:rFonts w:ascii="Consolas" w:eastAsia="SimSun" w:hAnsi="Consolas"/>
+          <w:color w:val="555555"/>
+          <w:sz w:val="17"/>
+          <w:szCs w:val="17"/>
+        </w:rPr>
         <w:t xml:space="preserve"> doi:10.1038/s42005-025-02472-9</w:t>
+      </w:r>
+    </w:p>
+    <w:p>
+      <w:pPr>
+        <w:spacing w:after="60" w:before="60" w:line="280"/>
+        <w:ind w:left="420" w:hanging="420"/>
+      </w:pPr>
+      <w:r>
+        <w:rPr>
+          <w:rFonts w:ascii="Consolas" w:eastAsia="SimSun" w:hAnsi="Consolas"/>
+          <w:b/>
+          <w:bCs/>
+          <w:sz w:val="18"/>
+          <w:szCs w:val="18"/>
+        </w:rPr>
+        <w:t xml:space="preserve">[malizia2025gbcm] </w:t>
+      </w:r>
+      <w:r>
+        <w:rPr>
+          <w:rFonts w:ascii="Times New Roman" w:cs="Times New Roman" w:eastAsia="SimSun" w:hAnsi="Times New Roman"/>
+          <w:sz w:val="19"/>
+          <w:szCs w:val="19"/>
+        </w:rPr>
+        <w:t xml:space="preserve">Federico Malizia, Andrés Guzmán, Iacopo Iacopini, Istvan Z. Kiss (2025) Disentangling the Role of Heterogeneity and Hyperedge Overlap in Explosive Contagion on Higher-Order Networks. Physical Review Letters.</w:t>
+      </w:r>
+      <w:r>
+        <w:rPr>
+          <w:rFonts w:ascii="Consolas" w:eastAsia="SimSun" w:hAnsi="Consolas"/>
+          <w:color w:val="555555"/>
+          <w:sz w:val="17"/>
+          <w:szCs w:val="17"/>
+        </w:rPr>
+        <w:t xml:space="preserve"> doi:10.1103/z3d5-94zb</w:t>
       </w:r>
     </w:p>
     <w:p>

--- a/drafts/sir-directed-hypergraphs/part1-introduction.docx
+++ b/drafts/sir-directed-hypergraphs/part1-introduction.docx
@@ -65,7 +65,7 @@
           <w:rFonts w:ascii="Times New Roman" w:cs="Times New Roman" w:eastAsia="SimSun" w:hAnsi="Times New Roman"/>
           <w:color w:val="3A4A5A"/>
         </w:rPr>
-        <w:t xml:space="preserve">v2 改动：按第二轮全库检索收窄空白声明与 C1/C3；α 定义见 </w:t>
+        <w:t xml:space="preserve">v2 改动：定位由"填补空白"改为"改进与方法创新"；按第二轮全库检索重写与 [li2024directed] 的关系；α 定义见 </w:t>
       </w:r>
       <w:r>
         <w:rPr>
@@ -479,7 +479,7 @@
           <w:sz w:val="23"/>
           <w:szCs w:val="23"/>
         </w:rPr>
-        <w:t xml:space="preserve">空白：有向超图上的传播已经起步，但只到均场</w:t>
+        <w:t xml:space="preserve">定位：有向超图上的传播已经起步，本文做的是方法学推进</w:t>
       </w:r>
     </w:p>
     <w:p>
@@ -593,7 +593,7 @@
         <w:rPr>
           <w:rFonts w:ascii="Times New Roman" w:cs="Times New Roman" w:eastAsia="SimSun" w:hAnsi="Times New Roman"/>
         </w:rPr>
-        <w:t xml:space="preserve">动力学一侧也已经起步，但只迈出了第一步。Li 等在有向超图上建立了</w:t>
+        <w:t xml:space="preserve">动力学一侧同样已经起步。Li 等在有向超图上建立了</w:t>
       </w:r>
       <w:r>
         <w:rPr>
@@ -607,7 +607,21 @@
         <w:rPr>
           <w:rFonts w:ascii="Times New Roman" w:cs="Times New Roman" w:eastAsia="SimSun" w:hAnsi="Times New Roman"/>
         </w:rPr>
-        <w:t xml:space="preserve">模型，纳入个体与环境的强化异质性，并发现不连续相变的双稳区间随"有向强度"减弱而收缩 [li2024directed]。这是我们所知第一项、也是目前唯一一项在有向超图上做传播动力学的工作，它确立了"方向性确实改变高阶传播的相变结构"这一事实。</w:t>
+        <w:t xml:space="preserve">模型，纳入个体与环境的强化异质性，并发现不连续相变的双稳区间随"有向强度"减弱而收缩 [li2024directed]。这项工作确立了一个重要事实：</w:t>
+      </w:r>
+      <w:r>
+        <w:rPr>
+          <w:rFonts w:ascii="Times New Roman" w:cs="Times New Roman" w:eastAsia="SimSun" w:hAnsi="Times New Roman"/>
+          <w:b/>
+          <w:bCs/>
+        </w:rPr>
+        <w:t xml:space="preserve">方向性确实改变高阶传播的相变结构</w:t>
+      </w:r>
+      <w:r>
+        <w:rPr>
+          <w:rFonts w:ascii="Times New Roman" w:cs="Times New Roman" w:eastAsia="SimSun" w:hAnsi="Times New Roman"/>
+        </w:rPr>
+        <w:t xml:space="preserve">。本文把它作为出发点，而不是绕开它。</w:t>
       </w:r>
     </w:p>
     <w:p>
@@ -618,8 +632,16 @@
       <w:r>
         <w:rPr>
           <w:rFonts w:ascii="Times New Roman" w:cs="Times New Roman" w:eastAsia="SimSun" w:hAnsi="Times New Roman"/>
-        </w:rPr>
-        <w:t xml:space="preserve">但它的方法与目标都停在一个明确的边界内，而这个边界正是本文的空白：</w:t>
+          <w:b/>
+          <w:bCs/>
+        </w:rPr>
+        <w:t xml:space="preserve">本文不主张开辟一个新问题，而是在这条已经打开的路上做四项方法学推进</w:t>
+      </w:r>
+      <w:r>
+        <w:rPr>
+          <w:rFonts w:ascii="Times New Roman" w:cs="Times New Roman" w:eastAsia="SimSun" w:hAnsi="Times New Roman"/>
+        </w:rPr>
+        <w:t xml:space="preserve">——每一项都对应一个已有做法，而不是一片空地：</w:t>
       </w:r>
     </w:p>
     <w:p>
@@ -637,27 +659,13 @@
           <w:b/>
           <w:bCs/>
         </w:rPr>
-        <w:t xml:space="preserve">它是均场，不是边基。</w:t>
-      </w:r>
-      <w:r>
-        <w:rPr>
-          <w:rFonts w:ascii="Times New Roman" w:cs="Times New Roman" w:eastAsia="SimSun" w:hAnsi="Times New Roman"/>
-        </w:rPr>
-        <w:t xml:space="preserve"> Li 等按超度分类写房室方程 [li2024directed]。均场忽略邻域相关，在阈值邻域误差最大；成对网络上正是 EBCM 把这一层补上的 [volz2008, miller2012ebcm]。有向超图上</w:t>
-      </w:r>
-      <w:r>
-        <w:rPr>
-          <w:rFonts w:ascii="Times New Roman" w:cs="Times New Roman" w:eastAsia="SimSun" w:hAnsi="Times New Roman"/>
-          <w:b/>
-          <w:bCs/>
-        </w:rPr>
-        <w:t xml:space="preserve">尚无边基/超边基的含时理论</w:t>
-      </w:r>
-      <w:r>
-        <w:rPr>
-          <w:rFonts w:ascii="Times New Roman" w:cs="Times New Roman" w:eastAsia="SimSun" w:hAnsi="Times New Roman"/>
-        </w:rPr>
-        <w:t xml:space="preserve">。</w:t>
+        <w:t xml:space="preserve">均场 → 边基。</w:t>
+      </w:r>
+      <w:r>
+        <w:rPr>
+          <w:rFonts w:ascii="Times New Roman" w:cs="Times New Roman" w:eastAsia="SimSun" w:hAnsi="Times New Roman"/>
+        </w:rPr>
+        <w:t xml:space="preserve"> Li 等按超度分类写房室方程 [li2024directed]。均场忽略邻域相关，误差在阈值邻域最大；成对网络上正是 EBCM 把这一层补上的 [volz2008, miller2012ebcm]。本文把同一次升级搬到有向超图上，并量化它在阈值邻域相对均场的增益。</w:t>
       </w:r>
     </w:p>
     <w:p>
@@ -675,27 +683,13 @@
           <w:b/>
           <w:bCs/>
         </w:rPr>
-        <w:t xml:space="preserve">它没有渗流一侧。</w:t>
-      </w:r>
-      <w:r>
-        <w:rPr>
-          <w:rFonts w:ascii="Times New Roman" w:cs="Times New Roman" w:eastAsia="SimSun" w:hAnsi="Times New Roman"/>
-        </w:rPr>
-        <w:t xml:space="preserve"> 有向超图上</w:t>
-      </w:r>
-      <w:r>
-        <w:rPr>
-          <w:rFonts w:ascii="Times New Roman" w:cs="Times New Roman" w:eastAsia="SimSun" w:hAnsi="Times New Roman"/>
-          <w:b/>
-          <w:bCs/>
-        </w:rPr>
-        <w:t xml:space="preserve">尚无 SIR→渗流的映射与 PGF 阈值理论</w:t>
-      </w:r>
-      <w:r>
-        <w:rPr>
-          <w:rFonts w:ascii="Times New Roman" w:cs="Times New Roman" w:eastAsia="SimSun" w:hAnsi="Times New Roman"/>
-        </w:rPr>
-        <w:t xml:space="preserve">，因而没有解析阈值，也无法做结构扫描。</w:t>
+        <w:t xml:space="preserve">单一路径 → 双路径互验。</w:t>
+      </w:r>
+      <w:r>
+        <w:rPr>
+          <w:rFonts w:ascii="Times New Roman" w:cs="Times New Roman" w:eastAsia="SimSun" w:hAnsi="Times New Roman"/>
+        </w:rPr>
+        <w:t xml:space="preserve"> 成对网络的经验是，含时方程与渗流两条独立路径互为验证才让结论可信 [pastorsatorras2015]。有向超图目前只有方程一侧；本文补上渗流/PGF 一侧，从而获得解析阈值与可扫描的结构依赖，并用它交叉验证方程解。</w:t>
       </w:r>
     </w:p>
     <w:p>
@@ -713,13 +707,41 @@
           <w:b/>
           <w:bCs/>
         </w:rPr>
-        <w:t xml:space="preserve">它的结构旋钮是一个标量"有向强度"，不是结构相关量。</w:t>
-      </w:r>
-      <w:r>
-        <w:rPr>
-          <w:rFonts w:ascii="Times New Roman" w:cs="Times New Roman" w:eastAsia="SimSun" w:hAnsi="Times New Roman"/>
-        </w:rPr>
-        <w:t xml:space="preserve"> </w:t>
+        <w:t xml:space="preserve">标量旋钮 → 结构相关量。</w:t>
+      </w:r>
+      <w:r>
+        <w:rPr>
+          <w:rFonts w:ascii="Times New Roman" w:cs="Times New Roman" w:eastAsia="SimSun" w:hAnsi="Times New Roman"/>
+        </w:rPr>
+        <w:t xml:space="preserve"> [li2024directed] 用一个标量"有向强度"调节方向性。但</w:t>
+      </w:r>
+      <w:r>
+        <w:rPr>
+          <w:rFonts w:ascii="Times New Roman" w:cs="Times New Roman" w:eastAsia="SimSun" w:hAnsi="Times New Roman"/>
+          <w:b/>
+          <w:bCs/>
+        </w:rPr>
+        <w:t xml:space="preserve">无向</w:t>
+      </w:r>
+      <w:r>
+        <w:rPr>
+          <w:rFonts w:ascii="Times New Roman" w:cs="Times New Roman" w:eastAsia="SimSun" w:hAnsi="Times New Roman"/>
+        </w:rPr>
+        <w:t xml:space="preserve">一侧已经证明重叠与阶间相关能决定相变类型 [malizia2025overlap, malizia2025gbcm]，</w:t>
+      </w:r>
+      <w:r>
+        <w:rPr>
+          <w:rFonts w:ascii="Times New Roman" w:cs="Times New Roman" w:eastAsia="SimSun" w:hAnsi="Times New Roman"/>
+          <w:b/>
+          <w:bCs/>
+        </w:rPr>
+        <w:t xml:space="preserve">成对有向</w:t>
+      </w:r>
+      <w:r>
+        <w:rPr>
+          <w:rFonts w:ascii="Times New Roman" w:cs="Times New Roman" w:eastAsia="SimSun" w:hAnsi="Times New Roman"/>
+        </w:rPr>
+        <w:t xml:space="preserve">一侧已经证明 </w:t>
       </w:r>
       <w:r>
         <w:rPr>
@@ -742,72 +764,7 @@
         <w:rPr>
           <w:rFonts w:ascii="Times New Roman" w:cs="Times New Roman" w:eastAsia="SimSun" w:hAnsi="Times New Roman"/>
         </w:rPr>
-        <w:t xml:space="preserve"> 与有向超边重叠 </w:t>
-      </w:r>
-      <w:r>
-        <w:rPr>
-          <w:rFonts w:ascii="Cambria Math" w:eastAsia="SimSun" w:hAnsi="Cambria Math"/>
-          <w:i w:val="false"/>
-          <w:iCs w:val="false"/>
-        </w:rPr>
-        <w:t xml:space="preserve">α</w:t>
-      </w:r>
-      <w:r>
-        <w:rPr>
-          <w:rFonts w:ascii="Times New Roman" w:cs="Times New Roman" w:eastAsia="SimSun" w:hAnsi="Times New Roman"/>
-        </w:rPr>
-        <w:t xml:space="preserve"> 都未进入 [li2024directed]。而在</w:t>
-      </w:r>
-      <w:r>
-        <w:rPr>
-          <w:rFonts w:ascii="Times New Roman" w:cs="Times New Roman" w:eastAsia="SimSun" w:hAnsi="Times New Roman"/>
-          <w:b/>
-          <w:bCs/>
-        </w:rPr>
-        <w:t xml:space="preserve">无向</w:t>
-      </w:r>
-      <w:r>
-        <w:rPr>
-          <w:rFonts w:ascii="Times New Roman" w:cs="Times New Roman" w:eastAsia="SimSun" w:hAnsi="Times New Roman"/>
-        </w:rPr>
-        <w:t xml:space="preserve">一侧，重叠与阶间相关早已被证明能决定相变类型 [malizia2025overlap, malizia2025gbcm]；在</w:t>
-      </w:r>
-      <w:r>
-        <w:rPr>
-          <w:rFonts w:ascii="Times New Roman" w:cs="Times New Roman" w:eastAsia="SimSun" w:hAnsi="Times New Roman"/>
-          <w:b/>
-          <w:bCs/>
-        </w:rPr>
-        <w:t xml:space="preserve">成对有向</w:t>
-      </w:r>
-      <w:r>
-        <w:rPr>
-          <w:rFonts w:ascii="Times New Roman" w:cs="Times New Roman" w:eastAsia="SimSun" w:hAnsi="Times New Roman"/>
-        </w:rPr>
-        <w:t xml:space="preserve">一侧，</w:t>
-      </w:r>
-      <w:r>
-        <w:rPr>
-          <w:rFonts w:ascii="Cambria Math" w:eastAsia="SimSun" w:hAnsi="Cambria Math"/>
-          <w:i/>
-          <w:iCs/>
-        </w:rPr>
-        <w:t xml:space="preserve">r</w:t>
-      </w:r>
-      <w:r>
-        <w:rPr>
-          <w:rFonts w:ascii="Cambria Math" w:eastAsia="SimSun" w:hAnsi="Cambria Math"/>
-          <w:i w:val="false"/>
-          <w:iCs w:val="false"/>
-          <w:vertAlign w:val="subscript"/>
-        </w:rPr>
-        <w:t xml:space="preserve">io</w:t>
-      </w:r>
-      <w:r>
-        <w:rPr>
-          <w:rFonts w:ascii="Times New Roman" w:cs="Times New Roman" w:eastAsia="SimSun" w:hAnsi="Times New Roman"/>
-        </w:rPr>
-        <w:t xml:space="preserve"> 早已被证明能移动阈值 [xu2018directionality]。两条线索都指向同一个尚未被问出的问题。</w:t>
+        <w:t xml:space="preserve"> 能移动阈值 [xu2018directionality]。把这两个已被各自证明有效的旋钮同时装到有向高阶结构上，是这两条线索合流后的自然下一步。</w:t>
       </w:r>
     </w:p>
     <w:p>
@@ -825,13 +782,13 @@
           <w:b/>
           <w:bCs/>
         </w:rPr>
-        <w:t xml:space="preserve">它是社会传播（不可逆采纳 + 强化），不是 SIR。</w:t>
-      </w:r>
-      <w:r>
-        <w:rPr>
-          <w:rFonts w:ascii="Times New Roman" w:cs="Times New Roman" w:eastAsia="SimSun" w:hAnsi="Times New Roman"/>
-        </w:rPr>
-        <w:t xml:space="preserve"> 康复这一支不在其模型内。</w:t>
+        <w:t xml:space="preserve">社会采纳 → SIR。</w:t>
+      </w:r>
+      <w:r>
+        <w:rPr>
+          <w:rFonts w:ascii="Times New Roman" w:cs="Times New Roman" w:eastAsia="SimSun" w:hAnsi="Times New Roman"/>
+        </w:rPr>
+        <w:t xml:space="preserve"> 本文纳入康复支，因而落在与渗流映射相容的不可逆传播类内 [grassberger1983, kenah2007]——这是第 2 项能成立的前提。</w:t>
       </w:r>
     </w:p>
     <w:p>
@@ -843,7 +800,7 @@
         <w:rPr>
           <w:rFonts w:ascii="Times New Roman" w:cs="Times New Roman" w:eastAsia="SimSun" w:hAnsi="Times New Roman"/>
         </w:rPr>
-        <w:t xml:space="preserve">于是下面两个问题仍然没有答案：</w:t>
+        <w:t xml:space="preserve">在这四项推进下，下面两个问题才第一次可以被定量地问出来：</w:t>
       </w:r>
     </w:p>
     <w:p>
@@ -1124,7 +1081,7 @@
         <w:rPr>
           <w:rFonts w:ascii="Times New Roman" w:cs="Times New Roman" w:eastAsia="SimSun" w:hAnsi="Times New Roman"/>
         </w:rPr>
-        <w:t xml:space="preserve">的路径建立 SIR 理论，并证明二者在同一极限下相合：</w:t>
+        <w:t xml:space="preserve">的路径建立 SIR 理论，并证明二者在同一极限下相合。五项贡献全部是对已有做法的改进或方法学创新，其对照对象已在上文逐条指明：</w:t>
       </w:r>
     </w:p>
     <w:p>
@@ -1208,7 +1165,7 @@
         <w:rPr>
           <w:rFonts w:ascii="Times New Roman" w:cs="Times New Roman" w:eastAsia="SimSun" w:hAnsi="Times New Roman"/>
         </w:rPr>
-        <w:t xml:space="preserve"> 建立 SIR → 有向超图渗流的映射与 PGF 阈值理论，给出阈值随 </w:t>
+        <w:t xml:space="preserve"> 把成对网络上成熟的 SIR→渗流映射 [newman2002spread, kenah2007] 与有向渗流的 PGF 机制 [boguna2005directed, dorogovtsev2001giant] 推广到有向超图，给出阈值随 </w:t>
       </w:r>
       <w:r>
         <w:rPr>
@@ -1273,7 +1230,7 @@
         <w:rPr>
           <w:rFonts w:ascii="Times New Roman" w:cs="Times New Roman" w:eastAsia="SimSun" w:hAnsi="Times New Roman"/>
         </w:rPr>
-        <w:t xml:space="preserve"> 的（半）解析依赖。有向超图上此前无渗流阈值理论，这是本文最独立的一块。</w:t>
+        <w:t xml:space="preserve"> 的（半）解析依赖。这是本文技术上最独立的一块：它不依赖 C1 的任何近似，因而能充当独立验证。</w:t>
       </w:r>
     </w:p>
     <w:p>
@@ -1851,7 +1808,7 @@
               <w:rPr>
                 <w:rFonts w:ascii="Times New Roman" w:cs="Times New Roman" w:eastAsia="SimSun" w:hAnsi="Times New Roman"/>
               </w:rPr>
-              <w:t xml:space="preserve">（唯一先例）[li2024directed]</w:t>
+              <w:t xml:space="preserve">（本文的直接前身）[li2024directed]</w:t>
             </w:r>
           </w:p>
         </w:tc>
@@ -1925,13 +1882,13 @@
                 <w:b/>
                 <w:bCs/>
               </w:rPr>
-              <w:t xml:space="preserve">新增</w:t>
-            </w:r>
-            <w:r>
-              <w:rPr>
-                <w:rFonts w:ascii="Times New Roman" w:cs="Times New Roman" w:eastAsia="SimSun" w:hAnsi="Times New Roman"/>
-              </w:rPr>
-              <w:t xml:space="preserve">：渗流/PGF 解析阈值（先例中完全没有）；</w:t>
+              <w:t xml:space="preserve">路径</w:t>
+            </w:r>
+            <w:r>
+              <w:rPr>
+                <w:rFonts w:ascii="Times New Roman" w:cs="Times New Roman" w:eastAsia="SimSun" w:hAnsi="Times New Roman"/>
+              </w:rPr>
+              <w:t xml:space="preserve">：单一方程路径 → 加上独立的渗流/PGF 路径互验；</w:t>
             </w:r>
             <w:r>
               <w:rPr>
@@ -2821,13 +2778,13 @@
                 <w:b/>
                 <w:bCs/>
               </w:rPr>
-              <w:t xml:space="preserve">k-core / bootstrap 渗流</w:t>
-            </w:r>
-            <w:r>
-              <w:rPr>
-                <w:rFonts w:ascii="Times New Roman" w:cs="Times New Roman" w:eastAsia="SimSun" w:hAnsi="Times New Roman"/>
-              </w:rPr>
-              <w:t xml:space="preserve"> [dorogovtsev2006kcore, baxter2010bootstrap, kim2024components]</w:t>
+              <w:t xml:space="preserve">互惠性与重叠的测度＋生成器</w:t>
+            </w:r>
+            <w:r>
+              <w:rPr>
+                <w:rFonts w:ascii="Times New Roman" w:cs="Times New Roman" w:eastAsia="SimSun" w:hAnsi="Times New Roman"/>
+              </w:rPr>
+              <w:t xml:space="preserve">（数据挖掘侧）[kim2023reciprocity, lee2021overlap]</w:t>
             </w:r>
           </w:p>
         </w:tc>
@@ -2849,7 +2806,7 @@
               <w:rPr>
                 <w:rFonts w:ascii="Times New Roman" w:cs="Times New Roman" w:eastAsia="SimSun" w:hAnsi="Times New Roman"/>
               </w:rPr>
-              <w:t xml:space="preserve">阈值型激活的渗流对应 bootstrap/k-core，相变级数与普通渗流不同</w:t>
+              <w:t xml:space="preserve">有向超图互惠性、超边重叠的系统测度、真实数据规律与配套生成器——均早于物理侧的对应工作</w:t>
             </w:r>
           </w:p>
         </w:tc>
@@ -2871,6 +2828,136 @@
               <w:rPr>
                 <w:rFonts w:ascii="Times New Roman" w:cs="Times New Roman" w:eastAsia="SimSun" w:hAnsi="Times New Roman"/>
               </w:rPr>
+              <w:t xml:space="preserve">本文</w:t>
+            </w:r>
+            <w:r>
+              <w:rPr>
+                <w:rFonts w:ascii="Times New Roman" w:cs="Times New Roman" w:eastAsia="SimSun" w:hAnsi="Times New Roman"/>
+                <w:b/>
+                <w:bCs/>
+              </w:rPr>
+              <w:t xml:space="preserve">沿用而非重造</w:t>
+            </w:r>
+            <w:r>
+              <w:rPr>
+                <w:rFonts w:ascii="Times New Roman" w:cs="Times New Roman" w:eastAsia="SimSun" w:hAnsi="Times New Roman"/>
+              </w:rPr>
+              <w:t xml:space="preserve">这些测度：</w:t>
+            </w:r>
+            <w:r>
+              <w:rPr>
+                <w:rFonts w:ascii="Cambria Math" w:eastAsia="SimSun" w:hAnsi="Cambria Math"/>
+                <w:i w:val="false"/>
+                <w:iCs w:val="false"/>
+              </w:rPr>
+              <w:t xml:space="preserve">α</w:t>
+            </w:r>
+            <w:r>
+              <w:rPr>
+                <w:rFonts w:ascii="Cambria Math" w:eastAsia="SimSun" w:hAnsi="Cambria Math"/>
+                <w:i w:val="false"/>
+                <w:iCs w:val="false"/>
+                <w:vertAlign w:val="superscript"/>
+              </w:rPr>
+              <w:t xml:space="preserve">⇄</w:t>
+            </w:r>
+            <w:r>
+              <w:rPr>
+                <w:rFonts w:ascii="Times New Roman" w:cs="Times New Roman" w:eastAsia="SimSun" w:hAnsi="Times New Roman"/>
+              </w:rPr>
+              <w:t xml:space="preserve"> 直接取 [lotito2026directed] 的 strong 互惠档。增量在于把这些</w:t>
+            </w:r>
+            <w:r>
+              <w:rPr>
+                <w:rFonts w:ascii="Times New Roman" w:cs="Times New Roman" w:eastAsia="SimSun" w:hAnsi="Times New Roman"/>
+                <w:b/>
+                <w:bCs/>
+              </w:rPr>
+              <w:t xml:space="preserve">静态描述量接到传播阈值上</w:t>
+            </w:r>
+            <w:r>
+              <w:rPr>
+                <w:rFonts w:ascii="Times New Roman" w:cs="Times New Roman" w:eastAsia="SimSun" w:hAnsi="Times New Roman"/>
+              </w:rPr>
+              <w:t xml:space="preserve">，给出它们的动力学后果</w:t>
+            </w:r>
+          </w:p>
+        </w:tc>
+      </w:tr>
+      <w:tr>
+        <w:trPr>
+          <w:tblHeader w:val="false"/>
+        </w:trPr>
+        <w:tc>
+          <w:tcPr>
+            <w:tcW w:type="dxa" w:w="3120"/>
+            <w:tcMar>
+              <w:top w:type="dxa" w:w="80"/>
+              <w:left w:type="dxa" w:w="110"/>
+              <w:bottom w:type="dxa" w:w="80"/>
+              <w:right w:type="dxa" w:w="110"/>
+            </w:tcMar>
+          </w:tcPr>
+          <w:p>
+            <w:pPr>
+              <w:spacing w:after="40" w:before="40" w:line="300"/>
+            </w:pPr>
+            <w:r>
+              <w:rPr>
+                <w:rFonts w:ascii="Times New Roman" w:cs="Times New Roman" w:eastAsia="SimSun" w:hAnsi="Times New Roman"/>
+                <w:b/>
+                <w:bCs/>
+              </w:rPr>
+              <w:t xml:space="preserve">k-core / bootstrap 渗流</w:t>
+            </w:r>
+            <w:r>
+              <w:rPr>
+                <w:rFonts w:ascii="Times New Roman" w:cs="Times New Roman" w:eastAsia="SimSun" w:hAnsi="Times New Roman"/>
+              </w:rPr>
+              <w:t xml:space="preserve"> [dorogovtsev2006kcore, baxter2010bootstrap, kim2024components]</w:t>
+            </w:r>
+          </w:p>
+        </w:tc>
+        <w:tc>
+          <w:tcPr>
+            <w:tcW w:type="dxa" w:w="3120"/>
+            <w:tcMar>
+              <w:top w:type="dxa" w:w="80"/>
+              <w:left w:type="dxa" w:w="110"/>
+              <w:bottom w:type="dxa" w:w="80"/>
+              <w:right w:type="dxa" w:w="110"/>
+            </w:tcMar>
+          </w:tcPr>
+          <w:p>
+            <w:pPr>
+              <w:spacing w:after="40" w:before="40" w:line="300"/>
+            </w:pPr>
+            <w:r>
+              <w:rPr>
+                <w:rFonts w:ascii="Times New Roman" w:cs="Times New Roman" w:eastAsia="SimSun" w:hAnsi="Times New Roman"/>
+              </w:rPr>
+              <w:t xml:space="preserve">阈值型激活的渗流对应 bootstrap/k-core，相变级数与普通渗流不同</w:t>
+            </w:r>
+          </w:p>
+        </w:tc>
+        <w:tc>
+          <w:tcPr>
+            <w:tcW w:type="dxa" w:w="3120"/>
+            <w:tcMar>
+              <w:top w:type="dxa" w:w="80"/>
+              <w:left w:type="dxa" w:w="110"/>
+              <w:bottom w:type="dxa" w:w="80"/>
+              <w:right w:type="dxa" w:w="110"/>
+            </w:tcMar>
+          </w:tcPr>
+          <w:p>
+            <w:pPr>
+              <w:spacing w:after="40" w:before="40" w:line="300"/>
+            </w:pPr>
+            <w:r>
+              <w:rPr>
+                <w:rFonts w:ascii="Times New Roman" w:cs="Times New Roman" w:eastAsia="SimSun" w:hAnsi="Times New Roman"/>
+              </w:rPr>
               <w:t xml:space="preserve">本文明确给出</w:t>
             </w:r>
             <w:r>
@@ -3278,27 +3365,35 @@
           <w:b/>
           <w:bCs/>
         </w:rPr>
-        <w:t xml:space="preserve">一句话边界：</w:t>
-      </w:r>
-      <w:r>
-        <w:rPr>
-          <w:rFonts w:ascii="Times New Roman" w:cs="Times New Roman" w:eastAsia="SimSun" w:hAnsi="Times New Roman"/>
-        </w:rPr>
-        <w:t xml:space="preserve"> 已有工作分别解决了"高阶但无向"的传播、"有向但成对"的传播、"有向超图的静态结构"，以及"有向超图上的均场社会传播" [li2024directed]；本文补的是四者尚未覆盖的交集——</w:t>
-      </w:r>
-      <w:r>
-        <w:rPr>
-          <w:rFonts w:ascii="Times New Roman" w:cs="Times New Roman" w:eastAsia="SimSun" w:hAnsi="Times New Roman"/>
-          <w:b/>
-          <w:bCs/>
-        </w:rPr>
-        <w:t xml:space="preserve">有向超图上 SIR 的边基含时理论与渗流阈值理论，及其受控结构扫描</w:t>
-      </w:r>
-      <w:r>
-        <w:rPr>
-          <w:rFonts w:ascii="Times New Roman" w:cs="Times New Roman" w:eastAsia="SimSun" w:hAnsi="Times New Roman"/>
-        </w:rPr>
-        <w:t xml:space="preserve">——并同时给出含时与终态两套互为验证的结果。</w:t>
+        <w:t xml:space="preserve">一句话定位：</w:t>
+      </w:r>
+      <w:r>
+        <w:rPr>
+          <w:rFonts w:ascii="Times New Roman" w:cs="Times New Roman" w:eastAsia="SimSun" w:hAnsi="Times New Roman"/>
+        </w:rPr>
+        <w:t xml:space="preserve"> 本文不声称开辟新问题——有向超图上的传播动力学已由 [li2024directed] 开启。本文做的是</w:t>
+      </w:r>
+      <w:r>
+        <w:rPr>
+          <w:rFonts w:ascii="Times New Roman" w:cs="Times New Roman" w:eastAsia="SimSun" w:hAnsi="Times New Roman"/>
+          <w:b/>
+          <w:bCs/>
+        </w:rPr>
+        <w:t xml:space="preserve">把成对网络上早已成熟的两件事搬到有向超图上并使其相容</w:t>
+      </w:r>
+      <w:r>
+        <w:rPr>
+          <w:rFonts w:ascii="Times New Roman" w:cs="Times New Roman" w:eastAsia="SimSun" w:hAnsi="Times New Roman"/>
+        </w:rPr>
+        <w:t xml:space="preserve">：边基闭合（相对均场的精度升级）与渗流/PGF 阈值理论（相对单一路径的独立验证），并在这一过程中把"重叠"细化为方向分解的可测量量、给出方向对称性破缺的可证必要条件。</w:t>
+      </w:r>
+      <w:r>
+        <w:rPr>
+          <w:rFonts w:ascii="Times New Roman" w:cs="Times New Roman" w:eastAsia="SimSun" w:hAnsi="Times New Roman"/>
+          <w:b/>
+          <w:bCs/>
+        </w:rPr>
+        <w:t xml:space="preserve">是改进与方法创新，不是填补空白。</w:t>
       </w:r>
     </w:p>
     <w:p>
@@ -4234,7 +4329,7 @@
           <w:sz w:val="23"/>
           <w:szCs w:val="23"/>
         </w:rPr>
-        <w:t xml:space="preserve">3. 全库重扫——已重跑，且改变了空白声明</w:t>
+        <w:t xml:space="preserve">3. 全库重扫——已重跑，且改变了本文的定位</w:t>
       </w:r>
     </w:p>
     <w:p>
@@ -4297,7 +4392,21 @@
         <w:rPr>
           <w:rFonts w:ascii="Times New Roman" w:cs="Times New Roman" w:eastAsia="SimSun" w:hAnsi="Times New Roman"/>
         </w:rPr>
-        <w:t xml:space="preserve">，已删除。同轮还补入 [malizia2025gbcm]（GBCM，不可逆传播 + 阶间相关，PRL 2025）与 [lamataotin2025matrix]（超边重叠矩阵，PRE 2025），二者都直接占据本文原以为空白的邻近地带。</w:t>
+        <w:t xml:space="preserve">，已删除。同轮还补入 [malizia2025gbcm]（GBCM，不可逆传播 + 阶间相关，PRL 2025）与 [lamataotin2025matrix]（超边重叠矩阵，PRE 2025）；另经互惠性检索补入 [kim2023reciprocity]（有向超图互惠性的测度与生成器，DMKD 2023）与 [lee2021overlap]（超边重叠的测度与生成器，WWW 2021）——后两篇出自数据挖掘社区，物理侧文献普遍未引，但它们在互惠性与重叠的</w:t>
+      </w:r>
+      <w:r>
+        <w:rPr>
+          <w:rFonts w:ascii="Times New Roman" w:cs="Times New Roman" w:eastAsia="SimSun" w:hAnsi="Times New Roman"/>
+          <w:b/>
+          <w:bCs/>
+        </w:rPr>
+        <w:t xml:space="preserve">测量与生成</w:t>
+      </w:r>
+      <w:r>
+        <w:rPr>
+          <w:rFonts w:ascii="Times New Roman" w:cs="Times New Roman" w:eastAsia="SimSun" w:hAnsi="Times New Roman"/>
+        </w:rPr>
+        <w:t xml:space="preserve">上都早于物理侧工作，审稿人若来自该社区会立刻发现。</w:t>
       </w:r>
     </w:p>
     <w:p>
@@ -4308,16 +4417,55 @@
       <w:r>
         <w:rPr>
           <w:rFonts w:ascii="Times New Roman" w:cs="Times New Roman" w:eastAsia="SimSun" w:hAnsi="Times New Roman"/>
-        </w:rPr>
-        <w:t xml:space="preserve">空白声明已重写为四点边界（均场 vs 边基、无渗流理论、标量旋钮 vs 结构相关量、社会采纳 vs SIR），并在 I.2 新增一整行对照 [li2024directed]。</w:t>
-      </w:r>
-      <w:r>
-        <w:rPr>
-          <w:rFonts w:ascii="Times New Roman" w:cs="Times New Roman" w:eastAsia="SimSun" w:hAnsi="Times New Roman"/>
-          <w:b/>
-          <w:bCs/>
-        </w:rPr>
-        <w:t xml:space="preserve">结论：论文仍然成立，但 C1 的措辞必须从"首个有向超图传播理论"降为"首个边基（非均场）理论"，C2 反而成为最独立的一块。</w:t>
+          <w:b/>
+          <w:bCs/>
+        </w:rPr>
+        <w:t xml:space="preserve">据此全文定位已改写。</w:t>
+      </w:r>
+      <w:r>
+        <w:rPr>
+          <w:rFonts w:ascii="Times New Roman" w:cs="Times New Roman" w:eastAsia="SimSun" w:hAnsi="Times New Roman"/>
+        </w:rPr>
+        <w:t xml:space="preserve"> 原来的"空白"叙事整体删除，替换为四项</w:t>
+      </w:r>
+      <w:r>
+        <w:rPr>
+          <w:rFonts w:ascii="Times New Roman" w:cs="Times New Roman" w:eastAsia="SimSun" w:hAnsi="Times New Roman"/>
+          <w:b/>
+          <w:bCs/>
+        </w:rPr>
+        <w:t xml:space="preserve">方法学推进</w:t>
+      </w:r>
+      <w:r>
+        <w:rPr>
+          <w:rFonts w:ascii="Times New Roman" w:cs="Times New Roman" w:eastAsia="SimSun" w:hAnsi="Times New Roman"/>
+        </w:rPr>
+        <w:t xml:space="preserve">（均场→边基、单一路径→双路径互验、标量旋钮→结构相关量、社会采纳→SIR），每一项都显式指明其对照对象。C1 不再是"首个有向超图传播理论"，而是"相对 [li2024directed] 均场处理的精度升级"；C2 作为技术上最独立的一块，价值在于不依赖 C1 的近似、可充当独立验证。</w:t>
+      </w:r>
+    </w:p>
+    <w:p>
+      <w:pPr>
+        <w:pBdr>
+          <w:left w:val="single" w:color="9AAFC4" w:sz="12" w:space="8"/>
+        </w:pBdr>
+        <w:spacing w:after="60" w:before="60" w:line="300"/>
+        <w:ind w:left="360"/>
+      </w:pPr>
+      <w:r>
+        <w:rPr>
+          <w:rFonts w:ascii="Times New Roman" w:cs="Times New Roman" w:eastAsia="SimSun" w:hAnsi="Times New Roman"/>
+          <w:b/>
+          <w:bCs/>
+          <w:color w:val="3A4A5A"/>
+        </w:rPr>
+        <w:t xml:space="preserve">这一改动同时降低了投稿风险。</w:t>
+      </w:r>
+      <w:r>
+        <w:rPr>
+          <w:rFonts w:ascii="Times New Roman" w:cs="Times New Roman" w:eastAsia="SimSun" w:hAnsi="Times New Roman"/>
+          <w:color w:val="3A4A5A"/>
+        </w:rPr>
+        <w:t xml:space="preserve"> "填补空白"型声明只要被找出一篇先例就会崩塌，而"相对某工作做了 X 项改进"的声明是可核验的、不会被单篇文献推翻——审稿人能做的只是质疑改进幅度，那是可以用数据回答的。</w:t>
       </w:r>
     </w:p>
     <w:p>
@@ -5472,7 +5620,7 @@
           <w:sz w:val="18"/>
           <w:szCs w:val="18"/>
         </w:rPr>
-        <w:t xml:space="preserve">[kim2024components] </w:t>
+        <w:t xml:space="preserve">[kim2023reciprocity] </w:t>
       </w:r>
       <w:r>
         <w:rPr>
@@ -5480,7 +5628,7 @@
           <w:sz w:val="19"/>
           <w:szCs w:val="19"/>
         </w:rPr>
-        <w:t xml:space="preserve">Jung-Ho Kim, K.-I. Goh (2024) Higher-Order Components Dictate Higher-Order Contagion Dynamics in Hypergraphs. Physical Review Letters 132, 087401.</w:t>
+        <w:t xml:space="preserve">Sunwoo Kim, Minyoung Choe, Jaemin Yoo, Kijung Shin (2023) Reciprocity in directed hypergraphs: measures, findings, and generators. Data Mining and Knowledge Discovery.</w:t>
       </w:r>
       <w:r>
         <w:rPr>
@@ -5489,7 +5637,7 @@
           <w:sz w:val="17"/>
           <w:szCs w:val="17"/>
         </w:rPr>
-        <w:t xml:space="preserve"> doi:10.1103/PhysRevLett.132.087401</w:t>
+        <w:t xml:space="preserve"> doi:10.1007/s10618-023-00955-3</w:t>
       </w:r>
     </w:p>
     <w:p>
@@ -5505,7 +5653,7 @@
           <w:sz w:val="18"/>
           <w:szCs w:val="18"/>
         </w:rPr>
-        <w:t xml:space="preserve">[klamt2009] </w:t>
+        <w:t xml:space="preserve">[kim2024components] </w:t>
       </w:r>
       <w:r>
         <w:rPr>
@@ -5513,7 +5661,7 @@
           <w:sz w:val="19"/>
           <w:szCs w:val="19"/>
         </w:rPr>
-        <w:t xml:space="preserve">Steffen Klamt, Utz-Uwe Haus, Fabian Theis (2009) Hypergraphs and cellular networks. PLoS Computational Biology 5, e1000385.</w:t>
+        <w:t xml:space="preserve">Jung-Ho Kim, K.-I. Goh (2024) Higher-Order Components Dictate Higher-Order Contagion Dynamics in Hypergraphs. Physical Review Letters 132, 087401.</w:t>
       </w:r>
       <w:r>
         <w:rPr>
@@ -5522,7 +5670,7 @@
           <w:sz w:val="17"/>
           <w:szCs w:val="17"/>
         </w:rPr>
-        <w:t xml:space="preserve"> doi:10.1371/journal.pcbi.1000385</w:t>
+        <w:t xml:space="preserve"> doi:10.1103/PhysRevLett.132.087401</w:t>
       </w:r>
     </w:p>
     <w:p>
@@ -5538,7 +5686,7 @@
           <w:sz w:val="18"/>
           <w:szCs w:val="18"/>
         </w:rPr>
-        <w:t xml:space="preserve">[kraakman2026sampling] </w:t>
+        <w:t xml:space="preserve">[klamt2009] </w:t>
       </w:r>
       <w:r>
         <w:rPr>
@@ -5546,7 +5694,7 @@
           <w:sz w:val="19"/>
           <w:szCs w:val="19"/>
         </w:rPr>
-        <w:t xml:space="preserve">Yanna J. Kraakman, Clara Stegehuis (2026) Uniformly sampling random directed hypergraphs with fixed degrees. Discrete Mathematics 349, 114961.</w:t>
+        <w:t xml:space="preserve">Steffen Klamt, Utz-Uwe Haus, Fabian Theis (2009) Hypergraphs and cellular networks. PLoS Computational Biology 5, e1000385.</w:t>
       </w:r>
       <w:r>
         <w:rPr>
@@ -5555,7 +5703,7 @@
           <w:sz w:val="17"/>
           <w:szCs w:val="17"/>
         </w:rPr>
-        <w:t xml:space="preserve"> doi:10.1016/j.disc.2025.114961</w:t>
+        <w:t xml:space="preserve"> doi:10.1371/journal.pcbi.1000385</w:t>
       </w:r>
     </w:p>
     <w:p>
@@ -5571,7 +5719,7 @@
           <w:sz w:val="18"/>
           <w:szCs w:val="18"/>
         </w:rPr>
-        <w:t xml:space="preserve">[lamataotin2025matrix] </w:t>
+        <w:t xml:space="preserve">[kraakman2026sampling] </w:t>
       </w:r>
       <w:r>
         <w:rPr>
@@ -5579,7 +5727,7 @@
           <w:sz w:val="19"/>
           <w:szCs w:val="19"/>
         </w:rPr>
-        <w:t xml:space="preserve">Santiago Lamata-Otín, Federico Malizia, Vito Latora, Mattia Frasca, Jesús Gómez-Gardeñes (2025) Hyperedge overlap drives synchronizability of systems with higher-order interactions. Physical Review E 111, 034302.</w:t>
+        <w:t xml:space="preserve">Yanna J. Kraakman, Clara Stegehuis (2026) Uniformly sampling random directed hypergraphs with fixed degrees. Discrete Mathematics 349, 114961.</w:t>
       </w:r>
       <w:r>
         <w:rPr>
@@ -5588,7 +5736,7 @@
           <w:sz w:val="17"/>
           <w:szCs w:val="17"/>
         </w:rPr>
-        <w:t xml:space="preserve"> doi:10.1103/PhysRevE.111.034302</w:t>
+        <w:t xml:space="preserve"> doi:10.1016/j.disc.2025.114961</w:t>
       </w:r>
     </w:p>
     <w:p>
@@ -5604,7 +5752,7 @@
           <w:sz w:val="18"/>
           <w:szCs w:val="18"/>
         </w:rPr>
-        <w:t xml:space="preserve">[landry2020] </w:t>
+        <w:t xml:space="preserve">[lamataotin2025matrix] </w:t>
       </w:r>
       <w:r>
         <w:rPr>
@@ -5612,7 +5760,7 @@
           <w:sz w:val="19"/>
           <w:szCs w:val="19"/>
         </w:rPr>
-        <w:t xml:space="preserve">Nicholas W. Landry, Juan G. Restrepo (2020) The effect of heterogeneity on hypergraph contagion models. Chaos 30, 103117.</w:t>
+        <w:t xml:space="preserve">Santiago Lamata-Otín, Federico Malizia, Vito Latora, Mattia Frasca, Jesús Gómez-Gardeñes (2025) Hyperedge overlap drives synchronizability of systems with higher-order interactions. Physical Review E 111, 034302.</w:t>
       </w:r>
       <w:r>
         <w:rPr>
@@ -5621,7 +5769,73 @@
           <w:sz w:val="17"/>
           <w:szCs w:val="17"/>
         </w:rPr>
+        <w:t xml:space="preserve"> doi:10.1103/PhysRevE.111.034302</w:t>
+      </w:r>
+    </w:p>
+    <w:p>
+      <w:pPr>
+        <w:spacing w:after="60" w:before="60" w:line="280"/>
+        <w:ind w:left="420" w:hanging="420"/>
+      </w:pPr>
+      <w:r>
+        <w:rPr>
+          <w:rFonts w:ascii="Consolas" w:eastAsia="SimSun" w:hAnsi="Consolas"/>
+          <w:b/>
+          <w:bCs/>
+          <w:sz w:val="18"/>
+          <w:szCs w:val="18"/>
+        </w:rPr>
+        <w:t xml:space="preserve">[landry2020] </w:t>
+      </w:r>
+      <w:r>
+        <w:rPr>
+          <w:rFonts w:ascii="Times New Roman" w:cs="Times New Roman" w:eastAsia="SimSun" w:hAnsi="Times New Roman"/>
+          <w:sz w:val="19"/>
+          <w:szCs w:val="19"/>
+        </w:rPr>
+        <w:t xml:space="preserve">Nicholas W. Landry, Juan G. Restrepo (2020) The effect of heterogeneity on hypergraph contagion models. Chaos 30, 103117.</w:t>
+      </w:r>
+      <w:r>
+        <w:rPr>
+          <w:rFonts w:ascii="Consolas" w:eastAsia="SimSun" w:hAnsi="Consolas"/>
+          <w:color w:val="555555"/>
+          <w:sz w:val="17"/>
+          <w:szCs w:val="17"/>
+        </w:rPr>
         <w:t xml:space="preserve"> doi:10.1063/5.0020034</w:t>
+      </w:r>
+    </w:p>
+    <w:p>
+      <w:pPr>
+        <w:spacing w:after="60" w:before="60" w:line="280"/>
+        <w:ind w:left="420" w:hanging="420"/>
+      </w:pPr>
+      <w:r>
+        <w:rPr>
+          <w:rFonts w:ascii="Consolas" w:eastAsia="SimSun" w:hAnsi="Consolas"/>
+          <w:b/>
+          <w:bCs/>
+          <w:sz w:val="18"/>
+          <w:szCs w:val="18"/>
+        </w:rPr>
+        <w:t xml:space="preserve">[lee2021overlap] </w:t>
+      </w:r>
+      <w:r>
+        <w:rPr>
+          <w:rFonts w:ascii="Times New Roman" w:cs="Times New Roman" w:eastAsia="SimSun" w:hAnsi="Times New Roman"/>
+          <w:sz w:val="19"/>
+          <w:szCs w:val="19"/>
+        </w:rPr>
+        <w:t xml:space="preserve">Geon Lee, Minyoung Choe, Kijung Shin (2021) How Do Hyperedges Overlap in Real-World Hypergraphs? - Patterns, Measures, and Generators. Proceedings of the Web Conference 2021.</w:t>
+      </w:r>
+      <w:r>
+        <w:rPr>
+          <w:rFonts w:ascii="Consolas" w:eastAsia="SimSun" w:hAnsi="Consolas"/>
+          <w:color w:val="555555"/>
+          <w:sz w:val="17"/>
+          <w:szCs w:val="17"/>
+        </w:rPr>
+        <w:t xml:space="preserve"> doi:10.1145/3442381.3450010</w:t>
       </w:r>
     </w:p>
     <w:p>

--- a/drafts/sir-directed-hypergraphs/part1-introduction.docx
+++ b/drafts/sir-directed-hypergraphs/part1-introduction.docx
@@ -49,7 +49,7 @@
           <w:rFonts w:ascii="Times New Roman" w:cs="Times New Roman" w:eastAsia="SimSun" w:hAnsi="Times New Roman"/>
           <w:color w:val="3A4A5A"/>
         </w:rPr>
-        <w:t xml:space="preserve">草稿版本 v2 · 对应大纲 I.1 / I.2 · 全部文献已过 cite-verify 核验（46/46 命中，0 未找到）</w:t>
+        <w:t xml:space="preserve">草稿版本 v2 · 对应大纲 I.1 / I.2 · 全部文献已过 cite-verify 核验（59/59 命中，0 未找到）</w:t>
       </w:r>
     </w:p>
     <w:p>
@@ -4502,6 +4502,52 @@
     </w:p>
     <w:p>
       <w:pPr>
+        <w:spacing w:after="120" w:before="120" w:line="320"/>
+        <w:jc w:val="both"/>
+      </w:pPr>
+      <w:r>
+        <w:rPr>
+          <w:rFonts w:ascii="Times New Roman" w:cs="Times New Roman" w:eastAsia="SimSun" w:hAnsi="Times New Roman"/>
+          <w:b/>
+          <w:bCs/>
+        </w:rPr>
+        <w:t xml:space="preserve">若考虑数学类期刊</w:t>
+      </w:r>
+      <w:r>
+        <w:rPr>
+          <w:rFonts w:ascii="Times New Roman" w:cs="Times New Roman" w:eastAsia="SimSun" w:hAnsi="Times New Roman"/>
+        </w:rPr>
+        <w:t xml:space="preserve">（Journal of Mathematical Biology 等），改动远大于换模板：C1 与 C2 须从"闭合近似 + 仿真校验"升级为大数定律与阈值定理，且群体阈值 </w:t>
+      </w:r>
+      <w:r>
+        <w:rPr>
+          <w:rFonts w:ascii="Cambria Math" w:eastAsia="SimSun" w:hAnsi="Cambria Math"/>
+          <w:i w:val="false"/>
+          <w:iCs w:val="false"/>
+        </w:rPr>
+        <w:t xml:space="preserve">θ≥2</w:t>
+      </w:r>
+      <w:r>
+        <w:rPr>
+          <w:rFonts w:ascii="Times New Roman" w:cs="Times New Roman" w:eastAsia="SimSun" w:hAnsi="Times New Roman"/>
+        </w:rPr>
+        <w:t xml:space="preserve"> 建议移出主线定理（bootstrap/k-core 型的严格结果极难 [morrison2021bootstrap]）。完整分析、所需定理清单与可依托的现成结果见 </w:t>
+      </w:r>
+      <w:r>
+        <w:rPr>
+          <w:rFonts w:ascii="Consolas" w:eastAsia="SimSun" w:hAnsi="Consolas"/>
+        </w:rPr>
+        <w:t xml:space="preserve">math-journal-positioning.md</w:t>
+      </w:r>
+      <w:r>
+        <w:rPr>
+          <w:rFonts w:ascii="Times New Roman" w:cs="Times New Roman" w:eastAsia="SimSun" w:hAnsi="Times New Roman"/>
+        </w:rPr>
+        <w:t xml:space="preserve">。</w:t>
+      </w:r>
+    </w:p>
+    <w:p>
+      <w:pPr>
         <w:pBdr>
           <w:bottom w:val="single" w:color="BBBBBB" w:sz="6" w:space="1"/>
         </w:pBdr>
@@ -4534,7 +4580,7 @@
         <w:rPr>
           <w:rFonts w:ascii="Times New Roman" w:cs="Times New Roman" w:eastAsia="SimSun" w:hAnsi="Times New Roman"/>
         </w:rPr>
-        <w:t xml:space="preserve">全部 46 条参考文献已通过 </w:t>
+        <w:t xml:space="preserve">全部 59 条参考文献已通过 </w:t>
       </w:r>
       <w:r>
         <w:rPr>
@@ -4546,7 +4592,7 @@
         <w:rPr>
           <w:rFonts w:ascii="Times New Roman" w:cs="Times New Roman" w:eastAsia="SimSun" w:hAnsi="Times New Roman"/>
         </w:rPr>
-        <w:t xml:space="preserve"> 第二轮核验：</w:t>
+        <w:t xml:space="preserve"> 核验（第三轮，含数学向文献）：</w:t>
       </w:r>
     </w:p>
     <w:tbl>
@@ -4664,7 +4710,7 @@
               <w:rPr>
                 <w:rFonts w:ascii="Times New Roman" w:cs="Times New Roman" w:eastAsia="SimSun" w:hAnsi="Times New Roman"/>
               </w:rPr>
-              <w:t xml:space="preserve">38</w:t>
+              <w:t xml:space="preserve">50</w:t>
             </w:r>
           </w:p>
         </w:tc>
@@ -4786,15 +4832,15 @@
         <w:rPr>
           <w:rFonts w:ascii="Times New Roman" w:cs="Times New Roman" w:eastAsia="SimSun" w:hAnsi="Times New Roman"/>
         </w:rPr>
-        <w:t xml:space="preserve">8 条 suspicious 全部为</w:t>
-      </w:r>
-      <w:r>
-        <w:rPr>
-          <w:rFonts w:ascii="Times New Roman" w:cs="Times New Roman" w:eastAsia="SimSun" w:hAnsi="Times New Roman"/>
-          <w:b/>
-          <w:bCs/>
-        </w:rPr>
-        <w:t xml:space="preserve">限流造成的单源命中</w:t>
+        <w:t xml:space="preserve">9 条 suspicious 全部为</w:t>
+      </w:r>
+      <w:r>
+        <w:rPr>
+          <w:rFonts w:ascii="Times New Roman" w:cs="Times New Roman" w:eastAsia="SimSun" w:hAnsi="Times New Roman"/>
+          <w:b/>
+          <w:bCs/>
+        </w:rPr>
+        <w:t xml:space="preserve">限流造成的单源命中或 LaTeX 重音解析假象</w:t>
       </w:r>
       <w:r>
         <w:rPr>
@@ -4993,7 +5039,7 @@
           <w:sz w:val="18"/>
           <w:szCs w:val="18"/>
         </w:rPr>
-        <w:t xml:space="preserve">[battiston2020] </w:t>
+        <w:t xml:space="preserve">[ball2014intersection] </w:t>
       </w:r>
       <w:r>
         <w:rPr>
@@ -5001,7 +5047,7 @@
           <w:sz w:val="19"/>
           <w:szCs w:val="19"/>
         </w:rPr>
-        <w:t xml:space="preserve">Federico Battiston, Giulia Cencetti, Iacopo Iacopini, Vito Latora, Maxime Lucas, Alice Patania et al. (2020) Networks beyond pairwise interactions: Structure and dynamics. Physics Reports 874, 1–92.</w:t>
+        <w:t xml:space="preserve">Frank G. Ball, David J. Sirl, Pieter Trapman (2014) Epidemics on random intersection graphs. The Annals of Applied Probability 24.</w:t>
       </w:r>
       <w:r>
         <w:rPr>
@@ -5010,7 +5056,7 @@
           <w:sz w:val="17"/>
           <w:szCs w:val="17"/>
         </w:rPr>
-        <w:t xml:space="preserve"> doi:10.1016/j.physrep.2020.05.004</w:t>
+        <w:t xml:space="preserve"> doi:10.1214/13-AAP942</w:t>
       </w:r>
     </w:p>
     <w:p>
@@ -5026,7 +5072,7 @@
           <w:sz w:val="18"/>
           <w:szCs w:val="18"/>
         </w:rPr>
-        <w:t xml:space="preserve">[battiston2021] </w:t>
+        <w:t xml:space="preserve">[barbour2013] </w:t>
       </w:r>
       <w:r>
         <w:rPr>
@@ -5034,7 +5080,7 @@
           <w:sz w:val="19"/>
           <w:szCs w:val="19"/>
         </w:rPr>
-        <w:t xml:space="preserve">Federico Battiston, Enrico Amico, Alain Barrat, Ginestra Bianconi, Guilherme Ferraz de Arruda, Benedetta Franceschiello et al. (2021) The physics of higher-order interactions in complex systems. Nature Physics 17, 1093–1098.</w:t>
+        <w:t xml:space="preserve">Andrew Barbour, Gesine Reinert (2013) Approximating the epidemic curve. Electronic Journal of Probability 18.</w:t>
       </w:r>
       <w:r>
         <w:rPr>
@@ -5043,7 +5089,7 @@
           <w:sz w:val="17"/>
           <w:szCs w:val="17"/>
         </w:rPr>
-        <w:t xml:space="preserve"> doi:10.1038/s41567-021-01371-4</w:t>
+        <w:t xml:space="preserve"> doi:10.1214/EJP.v18-2557</w:t>
       </w:r>
     </w:p>
     <w:p>
@@ -5059,7 +5105,7 @@
           <w:sz w:val="18"/>
           <w:szCs w:val="18"/>
         </w:rPr>
-        <w:t xml:space="preserve">[baxter2010bootstrap] </w:t>
+        <w:t xml:space="preserve">[battiston2020] </w:t>
       </w:r>
       <w:r>
         <w:rPr>
@@ -5067,7 +5113,7 @@
           <w:sz w:val="19"/>
           <w:szCs w:val="19"/>
         </w:rPr>
-        <w:t xml:space="preserve">G. J. Baxter, S. N. Dorogovtsev, A. V. Goltsev, J. F. F. Mendes (2010) Bootstrap percolation on complex networks. Physical Review E 82, 011103.</w:t>
+        <w:t xml:space="preserve">Federico Battiston, Giulia Cencetti, Iacopo Iacopini, Vito Latora, Maxime Lucas, Alice Patania et al. (2020) Networks beyond pairwise interactions: Structure and dynamics. Physics Reports 874, 1–92.</w:t>
       </w:r>
       <w:r>
         <w:rPr>
@@ -5076,7 +5122,7 @@
           <w:sz w:val="17"/>
           <w:szCs w:val="17"/>
         </w:rPr>
-        <w:t xml:space="preserve"> doi:10.1103/PhysRevE.82.011103</w:t>
+        <w:t xml:space="preserve"> doi:10.1016/j.physrep.2020.05.004</w:t>
       </w:r>
     </w:p>
     <w:p>
@@ -5092,7 +5138,7 @@
           <w:sz w:val="18"/>
           <w:szCs w:val="18"/>
         </w:rPr>
-        <w:t xml:space="preserve">[benson2018] </w:t>
+        <w:t xml:space="preserve">[battiston2021] </w:t>
       </w:r>
       <w:r>
         <w:rPr>
@@ -5100,7 +5146,7 @@
           <w:sz w:val="19"/>
           <w:szCs w:val="19"/>
         </w:rPr>
-        <w:t xml:space="preserve">Austin R. Benson, Rediet Abebe, Michael T. Schaub, Ali Jadbabaie, Jon Kleinberg (2018) Simplicial closure and higher-order link prediction. Proceedings of the National Academy of Sciences 115, E11221–E11230.</w:t>
+        <w:t xml:space="preserve">Federico Battiston, Enrico Amico, Alain Barrat, Ginestra Bianconi, Guilherme Ferraz de Arruda, Benedetta Franceschiello et al. (2021) The physics of higher-order interactions in complex systems. Nature Physics 17, 1093–1098.</w:t>
       </w:r>
       <w:r>
         <w:rPr>
@@ -5109,7 +5155,7 @@
           <w:sz w:val="17"/>
           <w:szCs w:val="17"/>
         </w:rPr>
-        <w:t xml:space="preserve"> doi:10.1073/pnas.1800683115</w:t>
+        <w:t xml:space="preserve"> doi:10.1038/s41567-021-01371-4</w:t>
       </w:r>
     </w:p>
     <w:p>
@@ -5125,7 +5171,7 @@
           <w:sz w:val="18"/>
           <w:szCs w:val="18"/>
         </w:rPr>
-        <w:t xml:space="preserve">[bianconi2024percolation] </w:t>
+        <w:t xml:space="preserve">[baxter2010bootstrap] </w:t>
       </w:r>
       <w:r>
         <w:rPr>
@@ -5133,7 +5179,7 @@
           <w:sz w:val="19"/>
           <w:szCs w:val="19"/>
         </w:rPr>
-        <w:t xml:space="preserve">Ginestra Bianconi, Sergey N. Dorogovtsev (2024) Theory of percolation on hypergraphs. Physical Review E 109, 014306.</w:t>
+        <w:t xml:space="preserve">G. J. Baxter, S. N. Dorogovtsev, A. V. Goltsev, J. F. F. Mendes (2010) Bootstrap percolation on complex networks. Physical Review E 82, 011103.</w:t>
       </w:r>
       <w:r>
         <w:rPr>
@@ -5142,7 +5188,7 @@
           <w:sz w:val="17"/>
           <w:szCs w:val="17"/>
         </w:rPr>
-        <w:t xml:space="preserve"> doi:10.1103/PhysRevE.109.014306</w:t>
+        <w:t xml:space="preserve"> doi:10.1103/PhysRevE.82.011103</w:t>
       </w:r>
     </w:p>
     <w:p>
@@ -5158,7 +5204,7 @@
           <w:sz w:val="18"/>
           <w:szCs w:val="18"/>
         </w:rPr>
-        <w:t xml:space="preserve">[boguna2005directed] </w:t>
+        <w:t xml:space="preserve">[benson2018] </w:t>
       </w:r>
       <w:r>
         <w:rPr>
@@ -5166,7 +5212,7 @@
           <w:sz w:val="19"/>
           <w:szCs w:val="19"/>
         </w:rPr>
-        <w:t xml:space="preserve">Marián Boguñá, M. Ángeles Serrano (2005) Generalized percolation in random directed networks. Physical Review E 72, 016106.</w:t>
+        <w:t xml:space="preserve">Austin R. Benson, Rediet Abebe, Michael T. Schaub, Ali Jadbabaie, Jon Kleinberg (2018) Simplicial closure and higher-order link prediction. Proceedings of the National Academy of Sciences 115, E11221–E11230.</w:t>
       </w:r>
       <w:r>
         <w:rPr>
@@ -5175,7 +5221,7 @@
           <w:sz w:val="17"/>
           <w:szCs w:val="17"/>
         </w:rPr>
-        <w:t xml:space="preserve"> doi:10.1103/PhysRevE.72.016106</w:t>
+        <w:t xml:space="preserve"> doi:10.1073/pnas.1800683115</w:t>
       </w:r>
     </w:p>
     <w:p>
@@ -5191,7 +5237,7 @@
           <w:sz w:val="18"/>
           <w:szCs w:val="18"/>
         </w:rPr>
-        <w:t xml:space="preserve">[centola2007] </w:t>
+        <w:t xml:space="preserve">[bianconi2024percolation] </w:t>
       </w:r>
       <w:r>
         <w:rPr>
@@ -5199,7 +5245,7 @@
           <w:sz w:val="19"/>
           <w:szCs w:val="19"/>
         </w:rPr>
-        <w:t xml:space="preserve">Damon Centola, Michael Macy (2007) Complex contagions and the weakness of long ties. American Journal of Sociology 113, 702–734.</w:t>
+        <w:t xml:space="preserve">Ginestra Bianconi, Sergey N. Dorogovtsev (2024) Theory of percolation on hypergraphs. Physical Review E 109, 014306.</w:t>
       </w:r>
       <w:r>
         <w:rPr>
@@ -5208,7 +5254,7 @@
           <w:sz w:val="17"/>
           <w:szCs w:val="17"/>
         </w:rPr>
-        <w:t xml:space="preserve"> doi:10.1086/521848</w:t>
+        <w:t xml:space="preserve"> doi:10.1103/PhysRevE.109.014306</w:t>
       </w:r>
     </w:p>
     <w:p>
@@ -5224,7 +5270,7 @@
           <w:sz w:val="18"/>
           <w:szCs w:val="18"/>
         </w:rPr>
-        <w:t xml:space="preserve">[chodrow2020] </w:t>
+        <w:t xml:space="preserve">[boguna2005directed] </w:t>
       </w:r>
       <w:r>
         <w:rPr>
@@ -5232,7 +5278,7 @@
           <w:sz w:val="19"/>
           <w:szCs w:val="19"/>
         </w:rPr>
-        <w:t xml:space="preserve">Philip S. Chodrow (2020) Configuration models of random hypergraphs. Journal of Complex Networks 8, cnaa018.</w:t>
+        <w:t xml:space="preserve">Marián Boguñá, M. Ángeles Serrano (2005) Generalized percolation in random directed networks. Physical Review E 72, 016106.</w:t>
       </w:r>
       <w:r>
         <w:rPr>
@@ -5241,7 +5287,7 @@
           <w:sz w:val="17"/>
           <w:szCs w:val="17"/>
         </w:rPr>
-        <w:t xml:space="preserve"> doi:10.1093/comnet/cnaa018</w:t>
+        <w:t xml:space="preserve"> doi:10.1103/PhysRevE.72.016106</w:t>
       </w:r>
     </w:p>
     <w:p>
@@ -5257,7 +5303,7 @@
           <w:sz w:val="18"/>
           <w:szCs w:val="18"/>
         </w:rPr>
-        <w:t xml:space="preserve">[contrerasaso2024beyond] </w:t>
+        <w:t xml:space="preserve">[bohman2012] </w:t>
       </w:r>
       <w:r>
         <w:rPr>
@@ -5265,7 +5311,7 @@
           <w:sz w:val="19"/>
           <w:szCs w:val="19"/>
         </w:rPr>
-        <w:t xml:space="preserve">Gonzalo Contreras-Aso, Regino Criado, Miguel Romance (2024) Beyond directed hypergraphs: heterogeneous hypergraphs and spectral centralities. Journal of Complex Networks 12.</w:t>
+        <w:t xml:space="preserve">Tom Bohman, Michael Picollelli (2012) SIR epidemics on random graphs with a fixed degree sequence. Random Structures &amp; Algorithms 41.</w:t>
       </w:r>
       <w:r>
         <w:rPr>
@@ -5274,7 +5320,7 @@
           <w:sz w:val="17"/>
           <w:szCs w:val="17"/>
         </w:rPr>
-        <w:t xml:space="preserve"> doi:10.1093/comnet/cnae037</w:t>
+        <w:t xml:space="preserve"> doi:10.1002/rsa.20401</w:t>
       </w:r>
     </w:p>
     <w:p>
@@ -5290,7 +5336,7 @@
           <w:sz w:val="18"/>
           <w:szCs w:val="18"/>
         </w:rPr>
-        <w:t xml:space="preserve">[dearruda2020] </w:t>
+        <w:t xml:space="preserve">[bollobas2007inhomogeneous] </w:t>
       </w:r>
       <w:r>
         <w:rPr>
@@ -5298,7 +5344,7 @@
           <w:sz w:val="19"/>
           <w:szCs w:val="19"/>
         </w:rPr>
-        <w:t xml:space="preserve">Guilherme Ferraz de Arruda, Giovanni Petri, Yamir Moreno (2020) Social contagion models on hypergraphs. Physical Review Research 2, 023032.</w:t>
+        <w:t xml:space="preserve">Béla Bollobás, Svante Janson, Oliver Riordan (2007) The phase transition in inhomogeneous random graphs. Random Structures &amp; Algorithms 31.</w:t>
       </w:r>
       <w:r>
         <w:rPr>
@@ -5307,7 +5353,7 @@
           <w:sz w:val="17"/>
           <w:szCs w:val="17"/>
         </w:rPr>
-        <w:t xml:space="preserve"> doi:10.1103/PhysRevResearch.2.023032</w:t>
+        <w:t xml:space="preserve"> doi:10.1002/rsa.20168</w:t>
       </w:r>
     </w:p>
     <w:p>
@@ -5323,7 +5369,7 @@
           <w:sz w:val="18"/>
           <w:szCs w:val="18"/>
         </w:rPr>
-        <w:t xml:space="preserve">[dearruda2024review] </w:t>
+        <w:t xml:space="preserve">[bollobas2016martingales] </w:t>
       </w:r>
       <w:r>
         <w:rPr>
@@ -5331,7 +5377,7 @@
           <w:sz w:val="19"/>
           <w:szCs w:val="19"/>
         </w:rPr>
-        <w:t xml:space="preserve">Guilherme Ferraz de Arruda, Alberto Aleta, Yamir Moreno (2024) Contagion dynamics on higher-order networks. Nature Reviews Physics 6, 468–482.</w:t>
+        <w:t xml:space="preserve">Béla Bollobás, Oliver Riordan (2016) Exploring hypergraphs with martingales. Random Structures &amp; Algorithms 50.</w:t>
       </w:r>
       <w:r>
         <w:rPr>
@@ -5340,7 +5386,7 @@
           <w:sz w:val="17"/>
           <w:szCs w:val="17"/>
         </w:rPr>
-        <w:t xml:space="preserve"> doi:10.1038/s42254-024-00733-0</w:t>
+        <w:t xml:space="preserve"> doi:10.1002/rsa.20678</w:t>
       </w:r>
     </w:p>
     <w:p>
@@ -5356,7 +5402,7 @@
           <w:sz w:val="18"/>
           <w:szCs w:val="18"/>
         </w:rPr>
-        <w:t xml:space="preserve">[dorogovtsev2001giant] </w:t>
+        <w:t xml:space="preserve">[cai2021directed] </w:t>
       </w:r>
       <w:r>
         <w:rPr>
@@ -5364,7 +5410,7 @@
           <w:sz w:val="19"/>
           <w:szCs w:val="19"/>
         </w:rPr>
-        <w:t xml:space="preserve">S. N. Dorogovtsev, J. F. F. Mendes, A. N. Samukhin (2001) Giant strongly connected component of directed networks. Physical Review E 64, 025101.</w:t>
+        <w:t xml:space="preserve">Xing Shi Cai, Guillem Perarnau (2021) The giant component of the directed configuration model revisited. Latin American Journal of Probability and Mathematical Statistics 18.</w:t>
       </w:r>
       <w:r>
         <w:rPr>
@@ -5373,7 +5419,7 @@
           <w:sz w:val="17"/>
           <w:szCs w:val="17"/>
         </w:rPr>
-        <w:t xml:space="preserve"> doi:10.1103/PhysRevE.64.025101</w:t>
+        <w:t xml:space="preserve"> doi:10.30757/ALEA.v18-55</w:t>
       </w:r>
     </w:p>
     <w:p>
@@ -5389,7 +5435,7 @@
           <w:sz w:val="18"/>
           <w:szCs w:val="18"/>
         </w:rPr>
-        <w:t xml:space="preserve">[dorogovtsev2006kcore] </w:t>
+        <w:t xml:space="preserve">[centola2007] </w:t>
       </w:r>
       <w:r>
         <w:rPr>
@@ -5397,7 +5443,7 @@
           <w:sz w:val="19"/>
           <w:szCs w:val="19"/>
         </w:rPr>
-        <w:t xml:space="preserve">S. N. Dorogovtsev, A. V. Goltsev, J. F. F. Mendes (2006) k-core organization of complex networks. Physical Review Letters 96, 040601.</w:t>
+        <w:t xml:space="preserve">Damon Centola, Michael Macy (2007) Complex contagions and the weakness of long ties. American Journal of Sociology 113, 702–734.</w:t>
       </w:r>
       <w:r>
         <w:rPr>
@@ -5406,7 +5452,7 @@
           <w:sz w:val="17"/>
           <w:szCs w:val="17"/>
         </w:rPr>
-        <w:t xml:space="preserve"> doi:10.1103/PhysRevLett.96.040601</w:t>
+        <w:t xml:space="preserve"> doi:10.1086/521848</w:t>
       </w:r>
     </w:p>
     <w:p>
@@ -5422,7 +5468,7 @@
           <w:sz w:val="18"/>
           <w:szCs w:val="18"/>
         </w:rPr>
-        <w:t xml:space="preserve">[gallo1993] </w:t>
+        <w:t xml:space="preserve">[chodrow2020] </w:t>
       </w:r>
       <w:r>
         <w:rPr>
@@ -5430,7 +5476,7 @@
           <w:sz w:val="19"/>
           <w:szCs w:val="19"/>
         </w:rPr>
-        <w:t xml:space="preserve">Giorgio Gallo, Giustino Longo, Stefano Pallottino, Sang Nguyen (1993) Directed hypergraphs and applications. Discrete Applied Mathematics 42, 177–201.</w:t>
+        <w:t xml:space="preserve">Philip S. Chodrow (2020) Configuration models of random hypergraphs. Journal of Complex Networks 8, cnaa018.</w:t>
       </w:r>
       <w:r>
         <w:rPr>
@@ -5439,7 +5485,7 @@
           <w:sz w:val="17"/>
           <w:szCs w:val="17"/>
         </w:rPr>
-        <w:t xml:space="preserve"> doi:10.1016/0166-218X(93)90045-P</w:t>
+        <w:t xml:space="preserve"> doi:10.1093/comnet/cnaa018</w:t>
       </w:r>
     </w:p>
     <w:p>
@@ -5455,7 +5501,7 @@
           <w:sz w:val="18"/>
           <w:szCs w:val="18"/>
         </w:rPr>
-        <w:t xml:space="preserve">[gallo2024memory] </w:t>
+        <w:t xml:space="preserve">[contrerasaso2024beyond] </w:t>
       </w:r>
       <w:r>
         <w:rPr>
@@ -5463,7 +5509,7 @@
           <w:sz w:val="19"/>
           <w:szCs w:val="19"/>
         </w:rPr>
-        <w:t xml:space="preserve">Luca Gallo, Lucas Lacasa, Vito Latora, Federico Battiston (2024) Higher-order correlations reveal complex memory in temporal hypergraphs. Nature Communications 15.</w:t>
+        <w:t xml:space="preserve">Gonzalo Contreras-Aso, Regino Criado, Miguel Romance (2024) Beyond directed hypergraphs: heterogeneous hypergraphs and spectral centralities. Journal of Complex Networks 12.</w:t>
       </w:r>
       <w:r>
         <w:rPr>
@@ -5472,7 +5518,7 @@
           <w:sz w:val="17"/>
           <w:szCs w:val="17"/>
         </w:rPr>
-        <w:t xml:space="preserve"> doi:10.1038/s41467-024-48578-6</w:t>
+        <w:t xml:space="preserve"> doi:10.1093/comnet/cnae037</w:t>
       </w:r>
     </w:p>
     <w:p>
@@ -5488,7 +5534,7 @@
           <w:sz w:val="18"/>
           <w:szCs w:val="18"/>
         </w:rPr>
-        <w:t xml:space="preserve">[gillespie1977] </w:t>
+        <w:t xml:space="preserve">[cooper2004scc] </w:t>
       </w:r>
       <w:r>
         <w:rPr>
@@ -5496,7 +5542,7 @@
           <w:sz w:val="19"/>
           <w:szCs w:val="19"/>
         </w:rPr>
-        <w:t xml:space="preserve">Daniel T. Gillespie (1977) Exact stochastic simulation of coupled chemical reactions. The Journal of Physical Chemistry 81, 2340–2361.</w:t>
+        <w:t xml:space="preserve">Colin Cooper, Alan Frieze (2004) The Size of the Largest Strongly Connected Component of a Random Digraph with a Given Degree Sequence. Combinatorics, Probability and Computing 13.</w:t>
       </w:r>
       <w:r>
         <w:rPr>
@@ -5505,7 +5551,7 @@
           <w:sz w:val="17"/>
           <w:szCs w:val="17"/>
         </w:rPr>
-        <w:t xml:space="preserve"> doi:10.1021/j100540a008</w:t>
+        <w:t xml:space="preserve"> doi:10.1017/S096354830400611X</w:t>
       </w:r>
     </w:p>
     <w:p>
@@ -5521,7 +5567,7 @@
           <w:sz w:val="18"/>
           <w:szCs w:val="18"/>
         </w:rPr>
-        <w:t xml:space="preserve">[grassberger1983] </w:t>
+        <w:t xml:space="preserve">[dearruda2020] </w:t>
       </w:r>
       <w:r>
         <w:rPr>
@@ -5529,7 +5575,7 @@
           <w:sz w:val="19"/>
           <w:szCs w:val="19"/>
         </w:rPr>
-        <w:t xml:space="preserve">Peter Grassberger (1983) On the critical behavior of the general epidemic process and dynamical percolation. Mathematical Biosciences 63, 157–172.</w:t>
+        <w:t xml:space="preserve">Guilherme Ferraz de Arruda, Giovanni Petri, Yamir Moreno (2020) Social contagion models on hypergraphs. Physical Review Research 2, 023032.</w:t>
       </w:r>
       <w:r>
         <w:rPr>
@@ -5538,7 +5584,7 @@
           <w:sz w:val="17"/>
           <w:szCs w:val="17"/>
         </w:rPr>
-        <w:t xml:space="preserve"> doi:10.1016/0025-5564(82)90036-0</w:t>
+        <w:t xml:space="preserve"> doi:10.1103/PhysRevResearch.2.023032</w:t>
       </w:r>
     </w:p>
     <w:p>
@@ -5554,7 +5600,7 @@
           <w:sz w:val="18"/>
           <w:szCs w:val="18"/>
         </w:rPr>
-        <w:t xml:space="preserve">[iacopini2019] </w:t>
+        <w:t xml:space="preserve">[dearruda2024review] </w:t>
       </w:r>
       <w:r>
         <w:rPr>
@@ -5562,7 +5608,7 @@
           <w:sz w:val="19"/>
           <w:szCs w:val="19"/>
         </w:rPr>
-        <w:t xml:space="preserve">Iacopo Iacopini, Giovanni Petri, Alain Barrat, Vito Latora (2019) Simplicial models of social contagion. Nature Communications 10, 2485.</w:t>
+        <w:t xml:space="preserve">Guilherme Ferraz de Arruda, Alberto Aleta, Yamir Moreno (2024) Contagion dynamics on higher-order networks. Nature Reviews Physics 6, 468–482.</w:t>
       </w:r>
       <w:r>
         <w:rPr>
@@ -5571,7 +5617,7 @@
           <w:sz w:val="17"/>
           <w:szCs w:val="17"/>
         </w:rPr>
-        <w:t xml:space="preserve"> doi:10.1038/s41467-019-10431-6</w:t>
+        <w:t xml:space="preserve"> doi:10.1038/s42254-024-00733-0</w:t>
       </w:r>
     </w:p>
     <w:p>
@@ -5587,7 +5633,7 @@
           <w:sz w:val="18"/>
           <w:szCs w:val="18"/>
         </w:rPr>
-        <w:t xml:space="preserve">[kenah2007] </w:t>
+        <w:t xml:space="preserve">[decreusefond2012] </w:t>
       </w:r>
       <w:r>
         <w:rPr>
@@ -5595,7 +5641,7 @@
           <w:sz w:val="19"/>
           <w:szCs w:val="19"/>
         </w:rPr>
-        <w:t xml:space="preserve">Eben Kenah, James M. Robins (2007) Second look at the spread of epidemics on networks. Physical Review E 76, 036113.</w:t>
+        <w:t xml:space="preserve">Laurent Decreusefond, Jean-Stéphane Dhersin, Pascal Moyal, Viet Chi Tran (2012) Large graph limit for an SIR process in random network with heterogeneous connectivity. The Annals of Applied Probability 22.</w:t>
       </w:r>
       <w:r>
         <w:rPr>
@@ -5604,7 +5650,7 @@
           <w:sz w:val="17"/>
           <w:szCs w:val="17"/>
         </w:rPr>
-        <w:t xml:space="preserve"> doi:10.1103/PhysRevE.76.036113</w:t>
+        <w:t xml:space="preserve"> doi:10.1214/11-AAP773</w:t>
       </w:r>
     </w:p>
     <w:p>
@@ -5620,7 +5666,7 @@
           <w:sz w:val="18"/>
           <w:szCs w:val="18"/>
         </w:rPr>
-        <w:t xml:space="preserve">[kim2023reciprocity] </w:t>
+        <w:t xml:space="preserve">[dorogovtsev2001giant] </w:t>
       </w:r>
       <w:r>
         <w:rPr>
@@ -5628,7 +5674,7 @@
           <w:sz w:val="19"/>
           <w:szCs w:val="19"/>
         </w:rPr>
-        <w:t xml:space="preserve">Sunwoo Kim, Minyoung Choe, Jaemin Yoo, Kijung Shin (2023) Reciprocity in directed hypergraphs: measures, findings, and generators. Data Mining and Knowledge Discovery.</w:t>
+        <w:t xml:space="preserve">S. N. Dorogovtsev, J. F. F. Mendes, A. N. Samukhin (2001) Giant strongly connected component of directed networks. Physical Review E 64, 025101.</w:t>
       </w:r>
       <w:r>
         <w:rPr>
@@ -5637,7 +5683,7 @@
           <w:sz w:val="17"/>
           <w:szCs w:val="17"/>
         </w:rPr>
-        <w:t xml:space="preserve"> doi:10.1007/s10618-023-00955-3</w:t>
+        <w:t xml:space="preserve"> doi:10.1103/PhysRevE.64.025101</w:t>
       </w:r>
     </w:p>
     <w:p>
@@ -5653,7 +5699,7 @@
           <w:sz w:val="18"/>
           <w:szCs w:val="18"/>
         </w:rPr>
-        <w:t xml:space="preserve">[kim2024components] </w:t>
+        <w:t xml:space="preserve">[dorogovtsev2006kcore] </w:t>
       </w:r>
       <w:r>
         <w:rPr>
@@ -5661,7 +5707,7 @@
           <w:sz w:val="19"/>
           <w:szCs w:val="19"/>
         </w:rPr>
-        <w:t xml:space="preserve">Jung-Ho Kim, K.-I. Goh (2024) Higher-Order Components Dictate Higher-Order Contagion Dynamics in Hypergraphs. Physical Review Letters 132, 087401.</w:t>
+        <w:t xml:space="preserve">S. N. Dorogovtsev, A. V. Goltsev, J. F. F. Mendes (2006) k-core organization of complex networks. Physical Review Letters 96, 040601.</w:t>
       </w:r>
       <w:r>
         <w:rPr>
@@ -5670,7 +5716,7 @@
           <w:sz w:val="17"/>
           <w:szCs w:val="17"/>
         </w:rPr>
-        <w:t xml:space="preserve"> doi:10.1103/PhysRevLett.132.087401</w:t>
+        <w:t xml:space="preserve"> doi:10.1103/PhysRevLett.96.040601</w:t>
       </w:r>
     </w:p>
     <w:p>
@@ -5686,7 +5732,7 @@
           <w:sz w:val="18"/>
           <w:szCs w:val="18"/>
         </w:rPr>
-        <w:t xml:space="preserve">[klamt2009] </w:t>
+        <w:t xml:space="preserve">[gallo1993] </w:t>
       </w:r>
       <w:r>
         <w:rPr>
@@ -5694,7 +5740,7 @@
           <w:sz w:val="19"/>
           <w:szCs w:val="19"/>
         </w:rPr>
-        <w:t xml:space="preserve">Steffen Klamt, Utz-Uwe Haus, Fabian Theis (2009) Hypergraphs and cellular networks. PLoS Computational Biology 5, e1000385.</w:t>
+        <w:t xml:space="preserve">Giorgio Gallo, Giustino Longo, Stefano Pallottino, Sang Nguyen (1993) Directed hypergraphs and applications. Discrete Applied Mathematics 42, 177–201.</w:t>
       </w:r>
       <w:r>
         <w:rPr>
@@ -5703,7 +5749,7 @@
           <w:sz w:val="17"/>
           <w:szCs w:val="17"/>
         </w:rPr>
-        <w:t xml:space="preserve"> doi:10.1371/journal.pcbi.1000385</w:t>
+        <w:t xml:space="preserve"> doi:10.1016/0166-218X(93)90045-P</w:t>
       </w:r>
     </w:p>
     <w:p>
@@ -5719,7 +5765,7 @@
           <w:sz w:val="18"/>
           <w:szCs w:val="18"/>
         </w:rPr>
-        <w:t xml:space="preserve">[kraakman2026sampling] </w:t>
+        <w:t xml:space="preserve">[gallo2024memory] </w:t>
       </w:r>
       <w:r>
         <w:rPr>
@@ -5727,7 +5773,7 @@
           <w:sz w:val="19"/>
           <w:szCs w:val="19"/>
         </w:rPr>
-        <w:t xml:space="preserve">Yanna J. Kraakman, Clara Stegehuis (2026) Uniformly sampling random directed hypergraphs with fixed degrees. Discrete Mathematics 349, 114961.</w:t>
+        <w:t xml:space="preserve">Luca Gallo, Lucas Lacasa, Vito Latora, Federico Battiston (2024) Higher-order correlations reveal complex memory in temporal hypergraphs. Nature Communications 15.</w:t>
       </w:r>
       <w:r>
         <w:rPr>
@@ -5736,7 +5782,7 @@
           <w:sz w:val="17"/>
           <w:szCs w:val="17"/>
         </w:rPr>
-        <w:t xml:space="preserve"> doi:10.1016/j.disc.2025.114961</w:t>
+        <w:t xml:space="preserve"> doi:10.1038/s41467-024-48578-6</w:t>
       </w:r>
     </w:p>
     <w:p>
@@ -5752,7 +5798,7 @@
           <w:sz w:val="18"/>
           <w:szCs w:val="18"/>
         </w:rPr>
-        <w:t xml:space="preserve">[lamataotin2025matrix] </w:t>
+        <w:t xml:space="preserve">[gillespie1977] </w:t>
       </w:r>
       <w:r>
         <w:rPr>
@@ -5760,7 +5806,7 @@
           <w:sz w:val="19"/>
           <w:szCs w:val="19"/>
         </w:rPr>
-        <w:t xml:space="preserve">Santiago Lamata-Otín, Federico Malizia, Vito Latora, Mattia Frasca, Jesús Gómez-Gardeñes (2025) Hyperedge overlap drives synchronizability of systems with higher-order interactions. Physical Review E 111, 034302.</w:t>
+        <w:t xml:space="preserve">Daniel T. Gillespie (1977) Exact stochastic simulation of coupled chemical reactions. The Journal of Physical Chemistry 81, 2340–2361.</w:t>
       </w:r>
       <w:r>
         <w:rPr>
@@ -5769,7 +5815,7 @@
           <w:sz w:val="17"/>
           <w:szCs w:val="17"/>
         </w:rPr>
-        <w:t xml:space="preserve"> doi:10.1103/PhysRevE.111.034302</w:t>
+        <w:t xml:space="preserve"> doi:10.1021/j100540a008</w:t>
       </w:r>
     </w:p>
     <w:p>
@@ -5785,7 +5831,7 @@
           <w:sz w:val="18"/>
           <w:szCs w:val="18"/>
         </w:rPr>
-        <w:t xml:space="preserve">[landry2020] </w:t>
+        <w:t xml:space="preserve">[grassberger1983] </w:t>
       </w:r>
       <w:r>
         <w:rPr>
@@ -5793,7 +5839,7 @@
           <w:sz w:val="19"/>
           <w:szCs w:val="19"/>
         </w:rPr>
-        <w:t xml:space="preserve">Nicholas W. Landry, Juan G. Restrepo (2020) The effect of heterogeneity on hypergraph contagion models. Chaos 30, 103117.</w:t>
+        <w:t xml:space="preserve">Peter Grassberger (1983) On the critical behavior of the general epidemic process and dynamical percolation. Mathematical Biosciences 63, 157–172.</w:t>
       </w:r>
       <w:r>
         <w:rPr>
@@ -5802,7 +5848,7 @@
           <w:sz w:val="17"/>
           <w:szCs w:val="17"/>
         </w:rPr>
-        <w:t xml:space="preserve"> doi:10.1063/5.0020034</w:t>
+        <w:t xml:space="preserve"> doi:10.1016/0025-5564(82)90036-0</w:t>
       </w:r>
     </w:p>
     <w:p>
@@ -5818,7 +5864,7 @@
           <w:sz w:val="18"/>
           <w:szCs w:val="18"/>
         </w:rPr>
-        <w:t xml:space="preserve">[lee2021overlap] </w:t>
+        <w:t xml:space="preserve">[iacopini2019] </w:t>
       </w:r>
       <w:r>
         <w:rPr>
@@ -5826,7 +5872,7 @@
           <w:sz w:val="19"/>
           <w:szCs w:val="19"/>
         </w:rPr>
-        <w:t xml:space="preserve">Geon Lee, Minyoung Choe, Kijung Shin (2021) How Do Hyperedges Overlap in Real-World Hypergraphs? - Patterns, Measures, and Generators. Proceedings of the Web Conference 2021.</w:t>
+        <w:t xml:space="preserve">Iacopo Iacopini, Giovanni Petri, Alain Barrat, Vito Latora (2019) Simplicial models of social contagion. Nature Communications 10, 2485.</w:t>
       </w:r>
       <w:r>
         <w:rPr>
@@ -5835,7 +5881,7 @@
           <w:sz w:val="17"/>
           <w:szCs w:val="17"/>
         </w:rPr>
-        <w:t xml:space="preserve"> doi:10.1145/3442381.3450010</w:t>
+        <w:t xml:space="preserve"> doi:10.1038/s41467-019-10431-6</w:t>
       </w:r>
     </w:p>
     <w:p>
@@ -5851,7 +5897,7 @@
           <w:sz w:val="18"/>
           <w:szCs w:val="18"/>
         </w:rPr>
-        <w:t xml:space="preserve">[li2024directed] </w:t>
+        <w:t xml:space="preserve">[janson2014lln] </w:t>
       </w:r>
       <w:r>
         <w:rPr>
@@ -5859,7 +5905,7 @@
           <w:sz w:val="19"/>
           <w:szCs w:val="19"/>
         </w:rPr>
-        <w:t xml:space="preserve">Juyi Li, Xiaoqun Wu, Jinhu Lü, Ling Lei (2024) Enhancing predictive accuracy in social contagion dynamics via directed hypergraph structures. Communications Physics 7.</w:t>
+        <w:t xml:space="preserve">Svante Janson, Malwina Luczak, Peter Windridge (2014) Law of large numbers for the SIR epidemic on a random graph with given degrees. Random Structures &amp; Algorithms 45.</w:t>
       </w:r>
       <w:r>
         <w:rPr>
@@ -5868,7 +5914,7 @@
           <w:sz w:val="17"/>
           <w:szCs w:val="17"/>
         </w:rPr>
-        <w:t xml:space="preserve"> doi:10.1038/s42005-024-01614-9</w:t>
+        <w:t xml:space="preserve"> doi:10.1002/rsa.20575</w:t>
       </w:r>
     </w:p>
     <w:p>
@@ -5884,7 +5930,7 @@
           <w:sz w:val="18"/>
           <w:szCs w:val="18"/>
         </w:rPr>
-        <w:t xml:space="preserve">[lotito2026directed] </w:t>
+        <w:t xml:space="preserve">[janson2016nearcritical] </w:t>
       </w:r>
       <w:r>
         <w:rPr>
@@ -5892,7 +5938,7 @@
           <w:sz w:val="19"/>
           <w:szCs w:val="19"/>
         </w:rPr>
-        <w:t xml:space="preserve">Quintino Francesco Lotito, Alberto Vendramini, Alberto Montresor, Federico Battiston (2026) The microscale organization of directed hypergraphs. Communications Physics 9.</w:t>
+        <w:t xml:space="preserve">Svante Janson, Malwina Luczak, Peter Windridge, Thomas House (2016) Near-critical SIR epidemic on a random graph with given degrees. Journal of Mathematical Biology 74.</w:t>
       </w:r>
       <w:r>
         <w:rPr>
@@ -5901,7 +5947,7 @@
           <w:sz w:val="17"/>
           <w:szCs w:val="17"/>
         </w:rPr>
-        <w:t xml:space="preserve"> doi:10.1038/s42005-025-02472-9</w:t>
+        <w:t xml:space="preserve"> doi:10.1007/s00285-016-1043-z</w:t>
       </w:r>
     </w:p>
     <w:p>
@@ -5917,7 +5963,7 @@
           <w:sz w:val="18"/>
           <w:szCs w:val="18"/>
         </w:rPr>
-        <w:t xml:space="preserve">[malizia2025gbcm] </w:t>
+        <w:t xml:space="preserve">[kenah2007] </w:t>
       </w:r>
       <w:r>
         <w:rPr>
@@ -5925,7 +5971,7 @@
           <w:sz w:val="19"/>
           <w:szCs w:val="19"/>
         </w:rPr>
-        <w:t xml:space="preserve">Federico Malizia, Andrés Guzmán, Iacopo Iacopini, Istvan Z. Kiss (2025) Disentangling the Role of Heterogeneity and Hyperedge Overlap in Explosive Contagion on Higher-Order Networks. Physical Review Letters.</w:t>
+        <w:t xml:space="preserve">Eben Kenah, James M. Robins (2007) Second look at the spread of epidemics on networks. Physical Review E 76, 036113.</w:t>
       </w:r>
       <w:r>
         <w:rPr>
@@ -5934,7 +5980,7 @@
           <w:sz w:val="17"/>
           <w:szCs w:val="17"/>
         </w:rPr>
-        <w:t xml:space="preserve"> doi:10.1103/z3d5-94zb</w:t>
+        <w:t xml:space="preserve"> doi:10.1103/PhysRevE.76.036113</w:t>
       </w:r>
     </w:p>
     <w:p>
@@ -5950,7 +5996,7 @@
           <w:sz w:val="18"/>
           <w:szCs w:val="18"/>
         </w:rPr>
-        <w:t xml:space="preserve">[malizia2025overlap] </w:t>
+        <w:t xml:space="preserve">[kim2023reciprocity] </w:t>
       </w:r>
       <w:r>
         <w:rPr>
@@ -5958,7 +6004,7 @@
           <w:sz w:val="19"/>
           <w:szCs w:val="19"/>
         </w:rPr>
-        <w:t xml:space="preserve">Federico Malizia, Santiago Lamata-Otín, Mattia Frasca, Vito Latora, Jesús Gómez-Gardeñes (2025) Hyperedge overlap drives explosive transitions in systems with higher-order interactions. Nature Communications 16.</w:t>
+        <w:t xml:space="preserve">Sunwoo Kim, Minyoung Choe, Jaemin Yoo, Kijung Shin (2023) Reciprocity in directed hypergraphs: measures, findings, and generators. Data Mining and Knowledge Discovery.</w:t>
       </w:r>
       <w:r>
         <w:rPr>
@@ -5967,7 +6013,7 @@
           <w:sz w:val="17"/>
           <w:szCs w:val="17"/>
         </w:rPr>
-        <w:t xml:space="preserve"> doi:10.1038/s41467-024-55506-1</w:t>
+        <w:t xml:space="preserve"> doi:10.1007/s10618-023-00955-3</w:t>
       </w:r>
     </w:p>
     <w:p>
@@ -5983,7 +6029,7 @@
           <w:sz w:val="18"/>
           <w:szCs w:val="18"/>
         </w:rPr>
-        <w:t xml:space="preserve">[mancastroppa2023] </w:t>
+        <w:t xml:space="preserve">[kim2024components] </w:t>
       </w:r>
       <w:r>
         <w:rPr>
@@ -5991,7 +6037,7 @@
           <w:sz w:val="19"/>
           <w:szCs w:val="19"/>
         </w:rPr>
-        <w:t xml:space="preserve">Marco Mancastroppa, Iacopo Iacopini, Giovanni Petri, Alain Barrat (2023) Hyper-cores promote localization and efficient seeding in higher-order processes. Nature Communications 14, 6223.</w:t>
+        <w:t xml:space="preserve">Jung-Ho Kim, K.-I. Goh (2024) Higher-Order Components Dictate Higher-Order Contagion Dynamics in Hypergraphs. Physical Review Letters 132, 087401.</w:t>
       </w:r>
       <w:r>
         <w:rPr>
@@ -6000,7 +6046,7 @@
           <w:sz w:val="17"/>
           <w:szCs w:val="17"/>
         </w:rPr>
-        <w:t xml:space="preserve"> doi:10.1038/s41467-023-41887-2</w:t>
+        <w:t xml:space="preserve"> doi:10.1103/PhysRevLett.132.087401</w:t>
       </w:r>
     </w:p>
     <w:p>
@@ -6016,7 +6062,7 @@
           <w:sz w:val="18"/>
           <w:szCs w:val="18"/>
         </w:rPr>
-        <w:t xml:space="preserve">[meyers2006directed] </w:t>
+        <w:t xml:space="preserve">[klamt2009] </w:t>
       </w:r>
       <w:r>
         <w:rPr>
@@ -6024,7 +6070,7 @@
           <w:sz w:val="19"/>
           <w:szCs w:val="19"/>
         </w:rPr>
-        <w:t xml:space="preserve">Lauren Ancel Meyers, M. E. J. Newman, Babak Pourbohloul (2006) Predicting epidemics on directed contact networks. Journal of Theoretical Biology 240, 400–418.</w:t>
+        <w:t xml:space="preserve">Steffen Klamt, Utz-Uwe Haus, Fabian Theis (2009) Hypergraphs and cellular networks. PLoS Computational Biology 5, e1000385.</w:t>
       </w:r>
       <w:r>
         <w:rPr>
@@ -6033,7 +6079,7 @@
           <w:sz w:val="17"/>
           <w:szCs w:val="17"/>
         </w:rPr>
-        <w:t xml:space="preserve"> doi:10.1016/j.jtbi.2005.10.004</w:t>
+        <w:t xml:space="preserve"> doi:10.1371/journal.pcbi.1000385</w:t>
       </w:r>
     </w:p>
     <w:p>
@@ -6049,7 +6095,7 @@
           <w:sz w:val="18"/>
           <w:szCs w:val="18"/>
         </w:rPr>
-        <w:t xml:space="preserve">[miller2012ebcm] </w:t>
+        <w:t xml:space="preserve">[kraakman2026sampling] </w:t>
       </w:r>
       <w:r>
         <w:rPr>
@@ -6057,7 +6103,7 @@
           <w:sz w:val="19"/>
           <w:szCs w:val="19"/>
         </w:rPr>
-        <w:t xml:space="preserve">Joel C. Miller, Anja C. Slim, Erik M. Volz (2012) Edge-based compartmental modelling for infectious disease spread. Journal of the Royal Society Interface 9, 890–906.</w:t>
+        <w:t xml:space="preserve">Yanna J. Kraakman, Clara Stegehuis (2026) Uniformly sampling random directed hypergraphs with fixed degrees. Discrete Mathematics 349, 114961.</w:t>
       </w:r>
       <w:r>
         <w:rPr>
@@ -6066,7 +6112,370 @@
           <w:sz w:val="17"/>
           <w:szCs w:val="17"/>
         </w:rPr>
+        <w:t xml:space="preserve"> doi:10.1016/j.disc.2025.114961</w:t>
+      </w:r>
+    </w:p>
+    <w:p>
+      <w:pPr>
+        <w:spacing w:after="60" w:before="60" w:line="280"/>
+        <w:ind w:left="420" w:hanging="420"/>
+      </w:pPr>
+      <w:r>
+        <w:rPr>
+          <w:rFonts w:ascii="Consolas" w:eastAsia="SimSun" w:hAnsi="Consolas"/>
+          <w:b/>
+          <w:bCs/>
+          <w:sz w:val="18"/>
+          <w:szCs w:val="18"/>
+        </w:rPr>
+        <w:t xml:space="preserve">[lamataotin2025matrix] </w:t>
+      </w:r>
+      <w:r>
+        <w:rPr>
+          <w:rFonts w:ascii="Times New Roman" w:cs="Times New Roman" w:eastAsia="SimSun" w:hAnsi="Times New Roman"/>
+          <w:sz w:val="19"/>
+          <w:szCs w:val="19"/>
+        </w:rPr>
+        <w:t xml:space="preserve">Santiago Lamata-Otín, Federico Malizia, Vito Latora, Mattia Frasca, Jesús Gómez-Gardeñes (2025) Hyperedge overlap drives synchronizability of systems with higher-order interactions. Physical Review E 111, 034302.</w:t>
+      </w:r>
+      <w:r>
+        <w:rPr>
+          <w:rFonts w:ascii="Consolas" w:eastAsia="SimSun" w:hAnsi="Consolas"/>
+          <w:color w:val="555555"/>
+          <w:sz w:val="17"/>
+          <w:szCs w:val="17"/>
+        </w:rPr>
+        <w:t xml:space="preserve"> doi:10.1103/PhysRevE.111.034302</w:t>
+      </w:r>
+    </w:p>
+    <w:p>
+      <w:pPr>
+        <w:spacing w:after="60" w:before="60" w:line="280"/>
+        <w:ind w:left="420" w:hanging="420"/>
+      </w:pPr>
+      <w:r>
+        <w:rPr>
+          <w:rFonts w:ascii="Consolas" w:eastAsia="SimSun" w:hAnsi="Consolas"/>
+          <w:b/>
+          <w:bCs/>
+          <w:sz w:val="18"/>
+          <w:szCs w:val="18"/>
+        </w:rPr>
+        <w:t xml:space="preserve">[landry2020] </w:t>
+      </w:r>
+      <w:r>
+        <w:rPr>
+          <w:rFonts w:ascii="Times New Roman" w:cs="Times New Roman" w:eastAsia="SimSun" w:hAnsi="Times New Roman"/>
+          <w:sz w:val="19"/>
+          <w:szCs w:val="19"/>
+        </w:rPr>
+        <w:t xml:space="preserve">Nicholas W. Landry, Juan G. Restrepo (2020) The effect of heterogeneity on hypergraph contagion models. Chaos 30, 103117.</w:t>
+      </w:r>
+      <w:r>
+        <w:rPr>
+          <w:rFonts w:ascii="Consolas" w:eastAsia="SimSun" w:hAnsi="Consolas"/>
+          <w:color w:val="555555"/>
+          <w:sz w:val="17"/>
+          <w:szCs w:val="17"/>
+        </w:rPr>
+        <w:t xml:space="preserve"> doi:10.1063/5.0020034</w:t>
+      </w:r>
+    </w:p>
+    <w:p>
+      <w:pPr>
+        <w:spacing w:after="60" w:before="60" w:line="280"/>
+        <w:ind w:left="420" w:hanging="420"/>
+      </w:pPr>
+      <w:r>
+        <w:rPr>
+          <w:rFonts w:ascii="Consolas" w:eastAsia="SimSun" w:hAnsi="Consolas"/>
+          <w:b/>
+          <w:bCs/>
+          <w:sz w:val="18"/>
+          <w:szCs w:val="18"/>
+        </w:rPr>
+        <w:t xml:space="preserve">[lee2021overlap] </w:t>
+      </w:r>
+      <w:r>
+        <w:rPr>
+          <w:rFonts w:ascii="Times New Roman" w:cs="Times New Roman" w:eastAsia="SimSun" w:hAnsi="Times New Roman"/>
+          <w:sz w:val="19"/>
+          <w:szCs w:val="19"/>
+        </w:rPr>
+        <w:t xml:space="preserve">Geon Lee, Minyoung Choe, Kijung Shin (2021) How Do Hyperedges Overlap in Real-World Hypergraphs? - Patterns, Measures, and Generators. Proceedings of the Web Conference 2021.</w:t>
+      </w:r>
+      <w:r>
+        <w:rPr>
+          <w:rFonts w:ascii="Consolas" w:eastAsia="SimSun" w:hAnsi="Consolas"/>
+          <w:color w:val="555555"/>
+          <w:sz w:val="17"/>
+          <w:szCs w:val="17"/>
+        </w:rPr>
+        <w:t xml:space="preserve"> doi:10.1145/3442381.3450010</w:t>
+      </w:r>
+    </w:p>
+    <w:p>
+      <w:pPr>
+        <w:spacing w:after="60" w:before="60" w:line="280"/>
+        <w:ind w:left="420" w:hanging="420"/>
+      </w:pPr>
+      <w:r>
+        <w:rPr>
+          <w:rFonts w:ascii="Consolas" w:eastAsia="SimSun" w:hAnsi="Consolas"/>
+          <w:b/>
+          <w:bCs/>
+          <w:sz w:val="18"/>
+          <w:szCs w:val="18"/>
+        </w:rPr>
+        <w:t xml:space="preserve">[li2024directed] </w:t>
+      </w:r>
+      <w:r>
+        <w:rPr>
+          <w:rFonts w:ascii="Times New Roman" w:cs="Times New Roman" w:eastAsia="SimSun" w:hAnsi="Times New Roman"/>
+          <w:sz w:val="19"/>
+          <w:szCs w:val="19"/>
+        </w:rPr>
+        <w:t xml:space="preserve">Juyi Li, Xiaoqun Wu, Jinhu Lü, Ling Lei (2024) Enhancing predictive accuracy in social contagion dynamics via directed hypergraph structures. Communications Physics 7.</w:t>
+      </w:r>
+      <w:r>
+        <w:rPr>
+          <w:rFonts w:ascii="Consolas" w:eastAsia="SimSun" w:hAnsi="Consolas"/>
+          <w:color w:val="555555"/>
+          <w:sz w:val="17"/>
+          <w:szCs w:val="17"/>
+        </w:rPr>
+        <w:t xml:space="preserve"> doi:10.1038/s42005-024-01614-9</w:t>
+      </w:r>
+    </w:p>
+    <w:p>
+      <w:pPr>
+        <w:spacing w:after="60" w:before="60" w:line="280"/>
+        <w:ind w:left="420" w:hanging="420"/>
+      </w:pPr>
+      <w:r>
+        <w:rPr>
+          <w:rFonts w:ascii="Consolas" w:eastAsia="SimSun" w:hAnsi="Consolas"/>
+          <w:b/>
+          <w:bCs/>
+          <w:sz w:val="18"/>
+          <w:szCs w:val="18"/>
+        </w:rPr>
+        <w:t xml:space="preserve">[lotito2026directed] </w:t>
+      </w:r>
+      <w:r>
+        <w:rPr>
+          <w:rFonts w:ascii="Times New Roman" w:cs="Times New Roman" w:eastAsia="SimSun" w:hAnsi="Times New Roman"/>
+          <w:sz w:val="19"/>
+          <w:szCs w:val="19"/>
+        </w:rPr>
+        <w:t xml:space="preserve">Quintino Francesco Lotito, Alberto Vendramini, Alberto Montresor, Federico Battiston (2026) The microscale organization of directed hypergraphs. Communications Physics 9.</w:t>
+      </w:r>
+      <w:r>
+        <w:rPr>
+          <w:rFonts w:ascii="Consolas" w:eastAsia="SimSun" w:hAnsi="Consolas"/>
+          <w:color w:val="555555"/>
+          <w:sz w:val="17"/>
+          <w:szCs w:val="17"/>
+        </w:rPr>
+        <w:t xml:space="preserve"> doi:10.1038/s42005-025-02472-9</w:t>
+      </w:r>
+    </w:p>
+    <w:p>
+      <w:pPr>
+        <w:spacing w:after="60" w:before="60" w:line="280"/>
+        <w:ind w:left="420" w:hanging="420"/>
+      </w:pPr>
+      <w:r>
+        <w:rPr>
+          <w:rFonts w:ascii="Consolas" w:eastAsia="SimSun" w:hAnsi="Consolas"/>
+          <w:b/>
+          <w:bCs/>
+          <w:sz w:val="18"/>
+          <w:szCs w:val="18"/>
+        </w:rPr>
+        <w:t xml:space="preserve">[malizia2025gbcm] </w:t>
+      </w:r>
+      <w:r>
+        <w:rPr>
+          <w:rFonts w:ascii="Times New Roman" w:cs="Times New Roman" w:eastAsia="SimSun" w:hAnsi="Times New Roman"/>
+          <w:sz w:val="19"/>
+          <w:szCs w:val="19"/>
+        </w:rPr>
+        <w:t xml:space="preserve">Federico Malizia, Andrés Guzmán, Iacopo Iacopini, Istvan Z. Kiss (2025) Disentangling the Role of Heterogeneity and Hyperedge Overlap in Explosive Contagion on Higher-Order Networks. Physical Review Letters.</w:t>
+      </w:r>
+      <w:r>
+        <w:rPr>
+          <w:rFonts w:ascii="Consolas" w:eastAsia="SimSun" w:hAnsi="Consolas"/>
+          <w:color w:val="555555"/>
+          <w:sz w:val="17"/>
+          <w:szCs w:val="17"/>
+        </w:rPr>
+        <w:t xml:space="preserve"> doi:10.1103/z3d5-94zb</w:t>
+      </w:r>
+    </w:p>
+    <w:p>
+      <w:pPr>
+        <w:spacing w:after="60" w:before="60" w:line="280"/>
+        <w:ind w:left="420" w:hanging="420"/>
+      </w:pPr>
+      <w:r>
+        <w:rPr>
+          <w:rFonts w:ascii="Consolas" w:eastAsia="SimSun" w:hAnsi="Consolas"/>
+          <w:b/>
+          <w:bCs/>
+          <w:sz w:val="18"/>
+          <w:szCs w:val="18"/>
+        </w:rPr>
+        <w:t xml:space="preserve">[malizia2025overlap] </w:t>
+      </w:r>
+      <w:r>
+        <w:rPr>
+          <w:rFonts w:ascii="Times New Roman" w:cs="Times New Roman" w:eastAsia="SimSun" w:hAnsi="Times New Roman"/>
+          <w:sz w:val="19"/>
+          <w:szCs w:val="19"/>
+        </w:rPr>
+        <w:t xml:space="preserve">Federico Malizia, Santiago Lamata-Otín, Mattia Frasca, Vito Latora, Jesús Gómez-Gardeñes (2025) Hyperedge overlap drives explosive transitions in systems with higher-order interactions. Nature Communications 16.</w:t>
+      </w:r>
+      <w:r>
+        <w:rPr>
+          <w:rFonts w:ascii="Consolas" w:eastAsia="SimSun" w:hAnsi="Consolas"/>
+          <w:color w:val="555555"/>
+          <w:sz w:val="17"/>
+          <w:szCs w:val="17"/>
+        </w:rPr>
+        <w:t xml:space="preserve"> doi:10.1038/s41467-024-55506-1</w:t>
+      </w:r>
+    </w:p>
+    <w:p>
+      <w:pPr>
+        <w:spacing w:after="60" w:before="60" w:line="280"/>
+        <w:ind w:left="420" w:hanging="420"/>
+      </w:pPr>
+      <w:r>
+        <w:rPr>
+          <w:rFonts w:ascii="Consolas" w:eastAsia="SimSun" w:hAnsi="Consolas"/>
+          <w:b/>
+          <w:bCs/>
+          <w:sz w:val="18"/>
+          <w:szCs w:val="18"/>
+        </w:rPr>
+        <w:t xml:space="preserve">[mancastroppa2023] </w:t>
+      </w:r>
+      <w:r>
+        <w:rPr>
+          <w:rFonts w:ascii="Times New Roman" w:cs="Times New Roman" w:eastAsia="SimSun" w:hAnsi="Times New Roman"/>
+          <w:sz w:val="19"/>
+          <w:szCs w:val="19"/>
+        </w:rPr>
+        <w:t xml:space="preserve">Marco Mancastroppa, Iacopo Iacopini, Giovanni Petri, Alain Barrat (2023) Hyper-cores promote localization and efficient seeding in higher-order processes. Nature Communications 14, 6223.</w:t>
+      </w:r>
+      <w:r>
+        <w:rPr>
+          <w:rFonts w:ascii="Consolas" w:eastAsia="SimSun" w:hAnsi="Consolas"/>
+          <w:color w:val="555555"/>
+          <w:sz w:val="17"/>
+          <w:szCs w:val="17"/>
+        </w:rPr>
+        <w:t xml:space="preserve"> doi:10.1038/s41467-023-41887-2</w:t>
+      </w:r>
+    </w:p>
+    <w:p>
+      <w:pPr>
+        <w:spacing w:after="60" w:before="60" w:line="280"/>
+        <w:ind w:left="420" w:hanging="420"/>
+      </w:pPr>
+      <w:r>
+        <w:rPr>
+          <w:rFonts w:ascii="Consolas" w:eastAsia="SimSun" w:hAnsi="Consolas"/>
+          <w:b/>
+          <w:bCs/>
+          <w:sz w:val="18"/>
+          <w:szCs w:val="18"/>
+        </w:rPr>
+        <w:t xml:space="preserve">[meyers2006directed] </w:t>
+      </w:r>
+      <w:r>
+        <w:rPr>
+          <w:rFonts w:ascii="Times New Roman" w:cs="Times New Roman" w:eastAsia="SimSun" w:hAnsi="Times New Roman"/>
+          <w:sz w:val="19"/>
+          <w:szCs w:val="19"/>
+        </w:rPr>
+        <w:t xml:space="preserve">Lauren Ancel Meyers, M. E. J. Newman, Babak Pourbohloul (2006) Predicting epidemics on directed contact networks. Journal of Theoretical Biology 240, 400–418.</w:t>
+      </w:r>
+      <w:r>
+        <w:rPr>
+          <w:rFonts w:ascii="Consolas" w:eastAsia="SimSun" w:hAnsi="Consolas"/>
+          <w:color w:val="555555"/>
+          <w:sz w:val="17"/>
+          <w:szCs w:val="17"/>
+        </w:rPr>
+        <w:t xml:space="preserve"> doi:10.1016/j.jtbi.2005.10.004</w:t>
+      </w:r>
+    </w:p>
+    <w:p>
+      <w:pPr>
+        <w:spacing w:after="60" w:before="60" w:line="280"/>
+        <w:ind w:left="420" w:hanging="420"/>
+      </w:pPr>
+      <w:r>
+        <w:rPr>
+          <w:rFonts w:ascii="Consolas" w:eastAsia="SimSun" w:hAnsi="Consolas"/>
+          <w:b/>
+          <w:bCs/>
+          <w:sz w:val="18"/>
+          <w:szCs w:val="18"/>
+        </w:rPr>
+        <w:t xml:space="preserve">[miller2012ebcm] </w:t>
+      </w:r>
+      <w:r>
+        <w:rPr>
+          <w:rFonts w:ascii="Times New Roman" w:cs="Times New Roman" w:eastAsia="SimSun" w:hAnsi="Times New Roman"/>
+          <w:sz w:val="19"/>
+          <w:szCs w:val="19"/>
+        </w:rPr>
+        <w:t xml:space="preserve">Joel C. Miller, Anja C. Slim, Erik M. Volz (2012) Edge-based compartmental modelling for infectious disease spread. Journal of the Royal Society Interface 9, 890–906.</w:t>
+      </w:r>
+      <w:r>
+        <w:rPr>
+          <w:rFonts w:ascii="Consolas" w:eastAsia="SimSun" w:hAnsi="Consolas"/>
+          <w:color w:val="555555"/>
+          <w:sz w:val="17"/>
+          <w:szCs w:val="17"/>
+        </w:rPr>
         <w:t xml:space="preserve"> doi:10.1098/rsif.2011.0403</w:t>
+      </w:r>
+    </w:p>
+    <w:p>
+      <w:pPr>
+        <w:spacing w:after="60" w:before="60" w:line="280"/>
+        <w:ind w:left="420" w:hanging="420"/>
+      </w:pPr>
+      <w:r>
+        <w:rPr>
+          <w:rFonts w:ascii="Consolas" w:eastAsia="SimSun" w:hAnsi="Consolas"/>
+          <w:b/>
+          <w:bCs/>
+          <w:sz w:val="18"/>
+          <w:szCs w:val="18"/>
+        </w:rPr>
+        <w:t xml:space="preserve">[morrison2021bootstrap] </w:t>
+      </w:r>
+      <w:r>
+        <w:rPr>
+          <w:rFonts w:ascii="Times New Roman" w:cs="Times New Roman" w:eastAsia="SimSun" w:hAnsi="Times New Roman"/>
+          <w:sz w:val="19"/>
+          <w:szCs w:val="19"/>
+        </w:rPr>
+        <w:t xml:space="preserve">Natasha Morrison, Jonathan A. Noel (2021) A sharp threshold for bootstrap percolation in a random hypergraph. Electronic Journal of Probability 26.</w:t>
+      </w:r>
+      <w:r>
+        <w:rPr>
+          <w:rFonts w:ascii="Consolas" w:eastAsia="SimSun" w:hAnsi="Consolas"/>
+          <w:color w:val="555555"/>
+          <w:sz w:val="17"/>
+          <w:szCs w:val="17"/>
+        </w:rPr>
+        <w:t xml:space="preserve"> doi:10.1214/21-EJP650</w:t>
       </w:r>
     </w:p>
     <w:p>

--- a/drafts/sir-directed-hypergraphs/part1-introduction.docx
+++ b/drafts/sir-directed-hypergraphs/part1-introduction.docx
@@ -4491,13 +4491,13 @@
           <w:b/>
           <w:bCs/>
         </w:rPr>
-        <w:t xml:space="preserve">仍需老师拍板：</w:t>
-      </w:r>
-      <w:r>
-        <w:rPr>
-          <w:rFonts w:ascii="Times New Roman" w:cs="Times New Roman" w:eastAsia="SimSun" w:hAnsi="Times New Roman"/>
-        </w:rPr>
-        <w:t xml:space="preserve"> 目标期刊（大纲 G-3）。本稿按"物理类专业刊（PRE / Communications Physics）"的篇幅与叙事密度写；若改投 Nature 系子刊，I.1 需压到 3–4 段、去掉分点列表，并把"为什么一般读者该关心方向性"提到第一段。注意 [li2024directed] 本身发在 Communications Physics，投同刊时审稿人极可能就是该组——I.2 中对它的边界划分必须经得起原作者审阅。</w:t>
+        <w:t xml:space="preserve">目标期刊已定（大纲 G-3 关闭）：物理类专业刊（PRE / Communications Physics）</w:t>
+      </w:r>
+      <w:r>
+        <w:rPr>
+          <w:rFonts w:ascii="Times New Roman" w:cs="Times New Roman" w:eastAsia="SimSun" w:hAnsi="Times New Roman"/>
+        </w:rPr>
+        <w:t xml:space="preserve">，走短工期路线。本稿的篇幅与叙事密度即按此撰写，无需改写。</w:t>
       </w:r>
     </w:p>
     <w:p>
@@ -4508,30 +4508,32 @@
       <w:r>
         <w:rPr>
           <w:rFonts w:ascii="Times New Roman" w:cs="Times New Roman" w:eastAsia="SimSun" w:hAnsi="Times New Roman"/>
-          <w:b/>
-          <w:bCs/>
-        </w:rPr>
-        <w:t xml:space="preserve">若考虑数学类期刊</w:t>
-      </w:r>
-      <w:r>
-        <w:rPr>
-          <w:rFonts w:ascii="Times New Roman" w:cs="Times New Roman" w:eastAsia="SimSun" w:hAnsi="Times New Roman"/>
-        </w:rPr>
-        <w:t xml:space="preserve">（Journal of Mathematical Biology 等），改动远大于换模板：C1 与 C2 须从"闭合近似 + 仿真校验"升级为大数定律与阈值定理，且群体阈值 </w:t>
-      </w:r>
-      <w:r>
-        <w:rPr>
-          <w:rFonts w:ascii="Cambria Math" w:eastAsia="SimSun" w:hAnsi="Cambria Math"/>
-          <w:i w:val="false"/>
-          <w:iCs w:val="false"/>
-        </w:rPr>
-        <w:t xml:space="preserve">θ≥2</w:t>
-      </w:r>
-      <w:r>
-        <w:rPr>
-          <w:rFonts w:ascii="Times New Roman" w:cs="Times New Roman" w:eastAsia="SimSun" w:hAnsi="Times New Roman"/>
-        </w:rPr>
-        <w:t xml:space="preserve"> 建议移出主线定理（bootstrap/k-core 型的严格结果极难 [morrison2021bootstrap]）。完整分析、所需定理清单与可依托的现成结果见 </w:t>
+        </w:rPr>
+        <w:t xml:space="preserve">两点随之确定的事项：</w:t>
+      </w:r>
+    </w:p>
+    <w:p>
+      <w:pPr>
+        <w:pStyle w:val="ListParagraph"/>
+        <w:numPr>
+          <w:ilvl w:val="0"/>
+          <w:numId w:val="2"/>
+        </w:numPr>
+        <w:spacing w:after="60" w:before="60" w:line="310"/>
+      </w:pPr>
+      <w:r>
+        <w:rPr>
+          <w:rFonts w:ascii="Times New Roman" w:cs="Times New Roman" w:eastAsia="SimSun" w:hAnsi="Times New Roman"/>
+          <w:b/>
+          <w:bCs/>
+        </w:rPr>
+        <w:t xml:space="preserve">数学向路线不走，但保留为后续。</w:t>
+      </w:r>
+      <w:r>
+        <w:rPr>
+          <w:rFonts w:ascii="Times New Roman" w:cs="Times New Roman" w:eastAsia="SimSun" w:hAnsi="Times New Roman"/>
+        </w:rPr>
+        <w:t xml:space="preserve"> 升级为大数定律与阈值定理需额外 3–4 个月，且关键的局部弱收敛一步没有现成模板。分析、定理清单与可依托结果留在 </w:t>
       </w:r>
       <w:r>
         <w:rPr>
@@ -4543,7 +4545,69 @@
         <w:rPr>
           <w:rFonts w:ascii="Times New Roman" w:cs="Times New Roman" w:eastAsia="SimSun" w:hAnsi="Times New Roman"/>
         </w:rPr>
-        <w:t xml:space="preserve">。</w:t>
+        <w:t xml:space="preserve">，作为姊妹论文的备用方案。本稿正文因此</w:t>
+      </w:r>
+      <w:r>
+        <w:rPr>
+          <w:rFonts w:ascii="Times New Roman" w:cs="Times New Roman" w:eastAsia="SimSun" w:hAnsi="Times New Roman"/>
+          <w:b/>
+          <w:bCs/>
+        </w:rPr>
+        <w:t xml:space="preserve">不需要</w:t>
+      </w:r>
+      <w:r>
+        <w:rPr>
+          <w:rFonts w:ascii="Times New Roman" w:cs="Times New Roman" w:eastAsia="SimSun" w:hAnsi="Times New Roman"/>
+        </w:rPr>
+        <w:t xml:space="preserve">引入严格化谱系；</w:t>
+      </w:r>
+      <w:r>
+        <w:rPr>
+          <w:rFonts w:ascii="Consolas" w:eastAsia="SimSun" w:hAnsi="Consolas"/>
+        </w:rPr>
+        <w:t xml:space="preserve">references.bib</w:t>
+      </w:r>
+      <w:r>
+        <w:rPr>
+          <w:rFonts w:ascii="Times New Roman" w:cs="Times New Roman" w:eastAsia="SimSun" w:hAnsi="Times New Roman"/>
+        </w:rPr>
+        <w:t xml:space="preserve"> 中的 11 条相关文献暂时保留为素材池，投稿前可压缩为一句"严格化结果在成对图上已有 [janson2014lln, decreusefond2012]"，或整体删除。</w:t>
+      </w:r>
+    </w:p>
+    <w:p>
+      <w:pPr>
+        <w:pStyle w:val="ListParagraph"/>
+        <w:numPr>
+          <w:ilvl w:val="0"/>
+          <w:numId w:val="2"/>
+        </w:numPr>
+        <w:spacing w:after="60" w:before="60" w:line="310"/>
+      </w:pPr>
+      <w:r>
+        <w:rPr>
+          <w:rFonts w:ascii="Times New Roman" w:cs="Times New Roman" w:eastAsia="SimSun" w:hAnsi="Times New Roman"/>
+          <w:b/>
+          <w:bCs/>
+        </w:rPr>
+        <w:t xml:space="preserve">审稿人风险。</w:t>
+      </w:r>
+      <w:r>
+        <w:rPr>
+          <w:rFonts w:ascii="Times New Roman" w:cs="Times New Roman" w:eastAsia="SimSun" w:hAnsi="Times New Roman"/>
+        </w:rPr>
+        <w:t xml:space="preserve"> [li2024directed] 本身发在 Communications Physics，投同刊时审稿人极可能就是该组——I.2 中对它的边界划分必须经得起原作者审阅。这也是 C1 必须给出"边基 vs 均场"定量对照的原因（见 </w:t>
+      </w:r>
+      <w:r>
+        <w:rPr>
+          <w:rFonts w:ascii="Consolas" w:eastAsia="SimSun" w:hAnsi="Consolas"/>
+        </w:rPr>
+        <w:t xml:space="preserve">execution-plan.md</w:t>
+      </w:r>
+      <w:r>
+        <w:rPr>
+          <w:rFonts w:ascii="Times New Roman" w:cs="Times New Roman" w:eastAsia="SimSun" w:hAnsi="Times New Roman"/>
+        </w:rPr>
+        <w:t xml:space="preserve"> 第 1 周）。</w:t>
       </w:r>
     </w:p>
     <w:p>

--- a/drafts/sir-directed-hypergraphs/part1-introduction.docx
+++ b/drafts/sir-directed-hypergraphs/part1-introduction.docx
@@ -6365,7 +6365,7 @@
           <w:sz w:val="19"/>
           <w:szCs w:val="19"/>
         </w:rPr>
-        <w:t xml:space="preserve">Federico Malizia, Andrés Guzmán, Iacopo Iacopini, Istvan Z. Kiss (2025) Disentangling the Role of Heterogeneity and Hyperedge Overlap in Explosive Contagion on Higher-Order Networks. Physical Review Letters.</w:t>
+        <w:t xml:space="preserve">Federico Malizia, Andrés Guzmán, Iacopo Iacopini, István Z. Kiss (2025) Disentangling the Role of Heterogeneity and Hyperedge Overlap in Explosive Contagion on Higher-Order Networks. Physical Review Letters.</w:t>
       </w:r>
       <w:r>
         <w:rPr>
